--- a/deliverables/graduation/docx/王靖宇-毕业设计说明书-去中心化电子投票系统.docx
+++ b/deliverables/graduation/docx/王靖宇-毕业设计说明书-去中心化电子投票系统.docx
@@ -482,6 +482,20 @@
     <w:p>
       <w:pPr>
         <w:spacing w:line="300" w:lineRule="auto"/>
+        <w:ind w:left="420"/>
+      </w:pPr>
+      <w:r>
+        <w:rPr>
+          <w:rFonts w:ascii="Times New Roman" w:hAnsi="Times New Roman" w:eastAsia="宋体"/>
+          <w:b w:val="0"/>
+          <w:sz w:val="21"/>
+        </w:rPr>
+        <w:t>1.5  技术路线与可行性分析</w:t>
+      </w:r>
+    </w:p>
+    <w:p>
+      <w:pPr>
+        <w:spacing w:line="300" w:lineRule="auto"/>
         <w:ind w:left="0"/>
       </w:pPr>
       <w:r>
@@ -566,6 +580,20 @@
     <w:p>
       <w:pPr>
         <w:spacing w:line="300" w:lineRule="auto"/>
+        <w:ind w:left="420"/>
+      </w:pPr>
+      <w:r>
+        <w:rPr>
+          <w:rFonts w:ascii="Times New Roman" w:hAnsi="Times New Roman" w:eastAsia="宋体"/>
+          <w:b w:val="0"/>
+          <w:sz w:val="21"/>
+        </w:rPr>
+        <w:t>2.6  技术选型依据</w:t>
+      </w:r>
+    </w:p>
+    <w:p>
+      <w:pPr>
+        <w:spacing w:line="300" w:lineRule="auto"/>
         <w:ind w:left="0"/>
       </w:pPr>
       <w:r>
@@ -636,6 +664,20 @@
     <w:p>
       <w:pPr>
         <w:spacing w:line="300" w:lineRule="auto"/>
+        <w:ind w:left="420"/>
+      </w:pPr>
+      <w:r>
+        <w:rPr>
+          <w:rFonts w:ascii="Times New Roman" w:hAnsi="Times New Roman" w:eastAsia="宋体"/>
+          <w:b w:val="0"/>
+          <w:sz w:val="21"/>
+        </w:rPr>
+        <w:t>3.5  典型用例分析</w:t>
+      </w:r>
+    </w:p>
+    <w:p>
+      <w:pPr>
+        <w:spacing w:line="300" w:lineRule="auto"/>
         <w:ind w:left="0"/>
       </w:pPr>
       <w:r>
@@ -720,6 +762,34 @@
     <w:p>
       <w:pPr>
         <w:spacing w:line="300" w:lineRule="auto"/>
+        <w:ind w:left="420"/>
+      </w:pPr>
+      <w:r>
+        <w:rPr>
+          <w:rFonts w:ascii="Times New Roman" w:hAnsi="Times New Roman" w:eastAsia="宋体"/>
+          <w:b w:val="0"/>
+          <w:sz w:val="21"/>
+        </w:rPr>
+        <w:t>4.6  数据一致性设计</w:t>
+      </w:r>
+    </w:p>
+    <w:p>
+      <w:pPr>
+        <w:spacing w:line="300" w:lineRule="auto"/>
+        <w:ind w:left="420"/>
+      </w:pPr>
+      <w:r>
+        <w:rPr>
+          <w:rFonts w:ascii="Times New Roman" w:hAnsi="Times New Roman" w:eastAsia="宋体"/>
+          <w:b w:val="0"/>
+          <w:sz w:val="21"/>
+        </w:rPr>
+        <w:t>4.7  本章小结</w:t>
+      </w:r>
+    </w:p>
+    <w:p>
+      <w:pPr>
+        <w:spacing w:line="300" w:lineRule="auto"/>
         <w:ind w:left="0"/>
       </w:pPr>
       <w:r>
@@ -804,6 +874,20 @@
     <w:p>
       <w:pPr>
         <w:spacing w:line="300" w:lineRule="auto"/>
+        <w:ind w:left="420"/>
+      </w:pPr>
+      <w:r>
+        <w:rPr>
+          <w:rFonts w:ascii="Times New Roman" w:hAnsi="Times New Roman" w:eastAsia="宋体"/>
+          <w:b w:val="0"/>
+          <w:sz w:val="21"/>
+        </w:rPr>
+        <w:t>5.6  异常处理与交互细节</w:t>
+      </w:r>
+    </w:p>
+    <w:p>
+      <w:pPr>
+        <w:spacing w:line="300" w:lineRule="auto"/>
         <w:ind w:left="0"/>
       </w:pPr>
       <w:r>
@@ -888,6 +972,20 @@
     <w:p>
       <w:pPr>
         <w:spacing w:line="300" w:lineRule="auto"/>
+        <w:ind w:left="420"/>
+      </w:pPr>
+      <w:r>
+        <w:rPr>
+          <w:rFonts w:ascii="Times New Roman" w:hAnsi="Times New Roman" w:eastAsia="宋体"/>
+          <w:b w:val="0"/>
+          <w:sz w:val="21"/>
+        </w:rPr>
+        <w:t>6.6  可复现性与结果评价</w:t>
+      </w:r>
+    </w:p>
+    <w:p>
+      <w:pPr>
+        <w:spacing w:line="300" w:lineRule="auto"/>
         <w:ind w:left="0"/>
       </w:pPr>
       <w:r>
@@ -897,6 +995,20 @@
           <w:sz w:val="21"/>
         </w:rPr>
         <w:t>第七章  总结与展望</w:t>
+      </w:r>
+    </w:p>
+    <w:p>
+      <w:pPr>
+        <w:spacing w:line="300" w:lineRule="auto"/>
+        <w:ind w:left="420"/>
+      </w:pPr>
+      <w:r>
+        <w:rPr>
+          <w:rFonts w:ascii="Times New Roman" w:hAnsi="Times New Roman" w:eastAsia="宋体"/>
+          <w:b w:val="0"/>
+          <w:sz w:val="21"/>
+        </w:rPr>
+        <w:t>7.3  工程伦理与合规说明</w:t>
       </w:r>
     </w:p>
     <w:p>
@@ -1068,6 +1180,36 @@
     </w:p>
     <w:p>
       <w:pPr>
+        <w:spacing w:line="300" w:lineRule="auto" w:before="0" w:after="0"/>
+        <w:ind w:firstLine="420"/>
+        <w:jc w:val="both"/>
+      </w:pPr>
+      <w:r>
+        <w:rPr>
+          <w:rFonts w:ascii="Times New Roman" w:hAnsi="Times New Roman" w:eastAsia="宋体"/>
+          <w:b w:val="0"/>
+          <w:sz w:val="21"/>
+        </w:rPr>
+        <w:t>从国外研究和开源实践看，区块链投票系统大多围绕“可公开验证”和“隐私保护”两个方向展开。前者强调任何人都能够检查投票合约、交易日志和最终结果，适合组织内部表决、社区治理和小规模实验；后者则需要结合零知识证明、同态加密、盲签名或承诺揭示协议，技术复杂度较高，对实现正确性和审计能力要求更强。本文选择前者作为实现重点，是因为其更适合本科毕业设计周期内完成可运行原型。</w:t>
+      </w:r>
+    </w:p>
+    <w:p>
+      <w:pPr>
+        <w:spacing w:line="300" w:lineRule="auto" w:before="0" w:after="0"/>
+        <w:ind w:firstLine="420"/>
+        <w:jc w:val="both"/>
+      </w:pPr>
+      <w:r>
+        <w:rPr>
+          <w:rFonts w:ascii="Times New Roman" w:hAnsi="Times New Roman" w:eastAsia="宋体"/>
+          <w:b w:val="0"/>
+          <w:sz w:val="21"/>
+        </w:rPr>
+        <w:t>从国内应用背景看，电子投票常出现在高校评选、社团决策、企业内部意见征集和线上活动评审等场景。这些场景通常规模有限，但对过程公开、结果可信和操作便捷有一定要求。本文系统面向这类教学和演示场景，将核心目标放在防重复投票、防非授权地址投票、链上公开计票和部署证据留存，而不直接处理政务选举中的实名身份核验、强匿名性和法律效力问题。</w:t>
+      </w:r>
+    </w:p>
+    <w:p>
+      <w:pPr>
         <w:pStyle w:val="Heading2"/>
         <w:spacing w:before="240" w:after="120"/>
         <w:jc w:val="left"/>
@@ -1139,6 +1281,66 @@
           <w:sz w:val="21"/>
         </w:rPr>
         <w:t>全文共分为七章。第一章介绍研究背景、研究现状、研究目标和论文结构。第二章说明 Ethereum、Solidity、ECDSA、Keccak-256、Merkle Tree 和 DApp 钱包交互等相关技术。第三章给出系统需求分析和威胁模型。第四章描述系统总体架构、业务流程、投票流程、合约接口和前端模块。第五章介绍智能合约、白名单脚本、部署脚本和前端界面的具体实现。第六章给出测试结果、Gas 消耗、安全审计和 Sepolia 部署证据。第七章总结已完成工作并分析后续改进方向。</w:t>
+      </w:r>
+    </w:p>
+    <w:p>
+      <w:pPr>
+        <w:pStyle w:val="Heading2"/>
+        <w:spacing w:before="240" w:after="120"/>
+        <w:jc w:val="left"/>
+      </w:pPr>
+      <w:r>
+        <w:rPr>
+          <w:rFonts w:ascii="Times New Roman" w:hAnsi="Times New Roman" w:eastAsia="黑体"/>
+          <w:b/>
+          <w:sz w:val="32"/>
+        </w:rPr>
+        <w:t>1.5  技术路线与可行性分析</w:t>
+      </w:r>
+    </w:p>
+    <w:p>
+      <w:pPr>
+        <w:spacing w:line="300" w:lineRule="auto" w:before="0" w:after="0"/>
+        <w:ind w:firstLine="420"/>
+        <w:jc w:val="both"/>
+      </w:pPr>
+      <w:r>
+        <w:rPr>
+          <w:rFonts w:ascii="Times New Roman" w:hAnsi="Times New Roman" w:eastAsia="宋体"/>
+          <w:b w:val="0"/>
+          <w:sz w:val="21"/>
+        </w:rPr>
+        <w:t>本文采用“需求分析—合约建模—本地测试—测试网部署—前端联调—材料归档”的技术路线。首先根据投票场景抽象出管理员、选民和审查者三类角色，并将核心约束转化为合约状态变量和函数前置条件；其次使用 Hardhat 在本地链上反复验证投票资格、重复投票和截止时间等边界；然后将合约部署到 Sepolia 测试网，通过真实交易 Hash 和区块链浏览器形成可追溯证据；最后将合约地址、ABI、白名单和运行截图整理为毕业设计材料。</w:t>
+      </w:r>
+    </w:p>
+    <w:p>
+      <w:pPr>
+        <w:spacing w:line="300" w:lineRule="auto" w:before="0" w:after="0"/>
+        <w:ind w:firstLine="420"/>
+        <w:jc w:val="both"/>
+      </w:pPr>
+      <w:r>
+        <w:rPr>
+          <w:rFonts w:ascii="Times New Roman" w:hAnsi="Times New Roman" w:eastAsia="宋体"/>
+          <w:b w:val="0"/>
+          <w:sz w:val="21"/>
+        </w:rPr>
+        <w:t>从技术可行性看，Ethereum 账户模型能够天然区分不同投票地址，智能合约能够在链上保存不可抵赖的状态更新记录，Merkle Tree 能够用一个根哈希表示完整白名单，React 前端能够通过钱包插件完成用户交互。因此，课题所需的关键技术均有成熟生态支撑。项目没有设计自定义密码学算法，而是使用 Solidity 语言特性、OpenZeppelin 安全库和 Ethers.js 通用接口完成实现，这有助于降低毕业设计阶段的实现风险。</w:t>
+      </w:r>
+    </w:p>
+    <w:p>
+      <w:pPr>
+        <w:spacing w:line="300" w:lineRule="auto" w:before="0" w:after="0"/>
+        <w:ind w:firstLine="420"/>
+        <w:jc w:val="both"/>
+      </w:pPr>
+      <w:r>
+        <w:rPr>
+          <w:rFonts w:ascii="Times New Roman" w:hAnsi="Times New Roman" w:eastAsia="宋体"/>
+          <w:b w:val="0"/>
+          <w:sz w:val="21"/>
+        </w:rPr>
+        <w:t>从工程可行性看，系统采用 monorepo 方式组织合约、脚本、测试和前端，所有关键步骤均可以通过 npm 命令复现。部署记录、Gas 结果、Slither 输出和前端截图统一保存到 deliverables 目录，使论文中的数据不依赖人工描述。该方式符合软件工程中“过程可记录、结果可验证、材料可追溯”的基本要求，也便于后续答辩时现场展示。</w:t>
       </w:r>
     </w:p>
     <w:p>
@@ -1373,6 +1575,66 @@
     </w:p>
     <w:p>
       <w:pPr>
+        <w:spacing w:line="300" w:lineRule="auto" w:before="0" w:after="0"/>
+        <w:ind w:firstLine="420"/>
+        <w:jc w:val="both"/>
+      </w:pPr>
+      <w:r>
+        <w:rPr>
+          <w:rFonts w:ascii="Times New Roman" w:hAnsi="Times New Roman" w:eastAsia="宋体"/>
+          <w:b w:val="0"/>
+          <w:sz w:val="21"/>
+        </w:rPr>
+        <w:t>ECDSA 的安全性建立在椭圆曲线离散对数问题之上。已知基点 G 和公钥 Q = dG 时，攻击者若要恢复私钥 d，需要在 secp256k1 曲线上求解离散对数问题。在当前公开认知下，该问题不存在可在现实时间内完成的通用经典算法。因此，只要用户妥善保存私钥，其他账户无法伪造其交易签名，也无法冒充该地址完成投票。</w:t>
+      </w:r>
+    </w:p>
+    <w:p>
+      <w:pPr>
+        <w:spacing w:line="300" w:lineRule="auto" w:before="0" w:after="0"/>
+        <w:ind w:firstLine="420"/>
+        <w:jc w:val="both"/>
+      </w:pPr>
+      <w:r>
+        <w:rPr>
+          <w:rFonts w:ascii="Times New Roman" w:hAnsi="Times New Roman" w:eastAsia="宋体"/>
+          <w:b w:val="0"/>
+          <w:sz w:val="21"/>
+        </w:rPr>
+        <w:t>Ethereum 交易签名并不是对明文投票选项进行简单签名，而是对经过编码和哈希后的交易数据签名。交易数据包含 nonce、gas 参数、接收地址、value、data 和 chainId 等字段。chainId 的存在可以防止同一笔签名在其他兼容链上被重放；nonce 则保证同一账户发出的交易具有严格顺序，避免旧交易被重复提交。</w:t>
+      </w:r>
+    </w:p>
+    <w:p>
+      <w:pPr>
+        <w:spacing w:line="300" w:lineRule="auto" w:before="0" w:after="0"/>
+        <w:ind w:firstLine="420"/>
+        <w:jc w:val="both"/>
+      </w:pPr>
+      <w:r>
+        <w:rPr>
+          <w:rFonts w:ascii="Times New Roman" w:hAnsi="Times New Roman" w:eastAsia="宋体"/>
+          <w:b w:val="0"/>
+          <w:sz w:val="21"/>
+        </w:rPr>
+        <w:t>在本系统中，候选项选择和 Merkle Proof 被编码到交易 data 字段中，钱包在用户确认后对完整交易摘要签名。节点验证签名后，EVM 执行合约函数，此时 msg.sender 对应签名账户。也就是说，合约中的资格校验对象不是前端传入的任意地址，而是交易发送者本身，这一点可以避免用户通过修改前端参数冒用其他白名单地址。</w:t>
+      </w:r>
+    </w:p>
+    <w:p>
+      <w:pPr>
+        <w:spacing w:line="300" w:lineRule="auto" w:before="0" w:after="0"/>
+        <w:ind w:firstLine="420"/>
+        <w:jc w:val="both"/>
+      </w:pPr>
+      <w:r>
+        <w:rPr>
+          <w:rFonts w:ascii="Times New Roman" w:hAnsi="Times New Roman" w:eastAsia="宋体"/>
+          <w:b w:val="0"/>
+          <w:sz w:val="21"/>
+        </w:rPr>
+        <w:t>地址长度为 20 字节而哈希输出为 32 字节，是因为二者承担的功能不同。地址用于账户标识和状态索引，160 bit 已能提供足够大的地址空间；Keccak-256 输出用于完整性校验和碰撞抵抗，256 bit 的输出空间能够显著降低不同输入映射到同一哈希值的概率。本文在白名单中使用 32 字节叶子节点，是为了使 Merkle Tree 的内部节点和根节点都保持统一的 bytes32 类型。</w:t>
+      </w:r>
+    </w:p>
+    <w:p>
+      <w:pPr>
         <w:pStyle w:val="Heading2"/>
         <w:spacing w:before="240" w:after="120"/>
         <w:jc w:val="left"/>
@@ -1462,6 +1724,81 @@
           <w:sz w:val="21"/>
         </w:rPr>
         <w:t>Merkle Tree 通过树形哈希结构将多个叶子节点压缩为一个根哈希。智能合约只保存 Merkle Root，前端在投票时提交当前地址对应的 proof。链上验证复杂度约为 O(log n)，相比将完整白名单写入合约并遍历验证的 O(n) 方案，能够显著降低链上存储和验证成本。</w:t>
+      </w:r>
+    </w:p>
+    <w:p>
+      <w:pPr>
+        <w:spacing w:line="300" w:lineRule="auto" w:before="0" w:after="0"/>
+        <w:ind w:firstLine="420"/>
+        <w:jc w:val="both"/>
+      </w:pPr>
+      <w:r>
+        <w:rPr>
+          <w:rFonts w:ascii="Times New Roman" w:hAnsi="Times New Roman" w:eastAsia="宋体"/>
+          <w:b w:val="0"/>
+          <w:sz w:val="21"/>
+        </w:rPr>
+        <w:t>Merkle Tree 的验证过程可以理解为从叶子节点向根节点逐层还原。设当前地址计算出的叶子为 h0，proof 中第 i 个兄弟节点为 si，则验证器根据节点排序规则计算 hi+1 = H(sort(hi, si))。当所有 proof 节点依次计算完成后，若最终得到的根哈希等于合约中保存的 merkleRoot，则说明该叶子确实属于部署前生成的白名单集合。</w:t>
+      </w:r>
+    </w:p>
+    <w:p>
+      <w:pPr>
+        <w:spacing w:line="300" w:lineRule="auto" w:before="0" w:after="0"/>
+        <w:ind w:firstLine="420"/>
+        <w:jc w:val="both"/>
+      </w:pPr>
+      <w:r>
+        <w:rPr>
+          <w:rFonts w:ascii="Times New Roman" w:hAnsi="Times New Roman" w:eastAsia="宋体"/>
+          <w:b w:val="0"/>
+          <w:sz w:val="21"/>
+        </w:rPr>
+        <w:t>本文脚本和合约均采用相同的叶子计算方式，即 keccak256(abi.encodePacked(address))。abi.encodePacked 会将地址按 20 字节紧凑编码，然后再进行 Keccak-256 哈希。若脚本端和合约端使用不同编码方式，例如脚本使用字符串形式地址而合约使用 address 二进制编码，则同一个地址会得到不同叶子节点，最终导致 proof 校验失败。因此，编码一致性是 Merkle 白名单能否正确运行的关键。</w:t>
+      </w:r>
+    </w:p>
+    <w:p>
+      <w:pPr>
+        <w:spacing w:line="300" w:lineRule="auto" w:before="0" w:after="0"/>
+        <w:ind w:firstLine="420"/>
+        <w:jc w:val="both"/>
+      </w:pPr>
+      <w:r>
+        <w:rPr>
+          <w:rFonts w:ascii="Times New Roman" w:hAnsi="Times New Roman" w:eastAsia="宋体"/>
+          <w:b w:val="0"/>
+          <w:sz w:val="21"/>
+        </w:rPr>
+        <w:t>当白名单数量不是 2 的整数次幂时，Merkle Tree 生成库通常会按照既定规则处理奇数节点，例如复制末尾节点或提升节点。本项目使用脚本统一生成根和 proof，并在前端直接使用脚本输出结果，避免人工手算树结构带来的不一致。对于当前 3 个白名单地址，根哈希由 3 个叶子经过两层合并得到；第 3 个地址的 proof 深度较短，是由树生成规则和节点位置共同决定的。</w:t>
+      </w:r>
+    </w:p>
+    <w:p>
+      <w:pPr>
+        <w:spacing w:line="300" w:lineRule="auto" w:before="0" w:after="0"/>
+        <w:ind w:firstLine="420"/>
+        <w:jc w:val="both"/>
+      </w:pPr>
+      <w:r>
+        <w:rPr>
+          <w:rFonts w:ascii="Times New Roman" w:hAnsi="Times New Roman" w:eastAsia="宋体"/>
+          <w:b w:val="0"/>
+          <w:sz w:val="21"/>
+        </w:rPr>
+        <w:t>从链上成本角度看，Merkle Proof 验证会随着 proof 长度增加而增加少量哈希计算 Gas，但不会引入链上数组存储。若白名单规模扩大到 1024 个地址，proof 长度约为 10 个 bytes32 节点；若扩大到 1,048,576 个地址，proof 长度约为 20 个节点。相比把百万级地址写入合约状态，Merkle Root 方案在部署成本和状态膨胀方面具有明显优势。</w:t>
+      </w:r>
+    </w:p>
+    <w:p>
+      <w:pPr>
+        <w:spacing w:line="300" w:lineRule="auto" w:before="0" w:after="0"/>
+        <w:ind w:firstLine="420"/>
+        <w:jc w:val="both"/>
+      </w:pPr>
+      <w:r>
+        <w:rPr>
+          <w:rFonts w:ascii="Times New Roman" w:hAnsi="Times New Roman" w:eastAsia="宋体"/>
+          <w:b w:val="0"/>
+          <w:sz w:val="21"/>
+        </w:rPr>
+        <w:t>从安全边界看，Merkle Root 只能证明某地址在预先承诺的集合中，不能证明该地址对应真实自然人身份。因此，本文将它作为投票资格控制机制，而不是实名身份认证机制。真实场景中还需要由链下机构完成身份审核、凭证发放和地址绑定，链上合约只验证凭证或 proof 是否属于授权集合。</w:t>
       </w:r>
     </w:p>
     <w:p>
@@ -1547,6 +1884,481 @@
         <w:t>去中心化应用前端通常不直接保管用户私钥，而是通过浏览器钱包完成账户授权和交易签名。本文前端使用 Ethers.js 封装合约读写操作，读取类方法可通过浏览器钱包或 Sepolia 只读 RPC 获取链上状态，写入类方法必须由用户钱包签名后广播交易。该设计避免前端保存私钥，同时保留用户对交易提交的确认权。</w:t>
       </w:r>
     </w:p>
+    <w:p>
+      <w:pPr>
+        <w:pStyle w:val="Heading2"/>
+        <w:spacing w:before="240" w:after="120"/>
+        <w:jc w:val="left"/>
+      </w:pPr>
+      <w:r>
+        <w:rPr>
+          <w:rFonts w:ascii="Times New Roman" w:hAnsi="Times New Roman" w:eastAsia="黑体"/>
+          <w:b/>
+          <w:sz w:val="32"/>
+        </w:rPr>
+        <w:t>2.6  技术选型依据</w:t>
+      </w:r>
+    </w:p>
+    <w:p>
+      <w:pPr>
+        <w:spacing w:line="300" w:lineRule="auto" w:before="0" w:after="0"/>
+        <w:ind w:firstLine="420"/>
+        <w:jc w:val="both"/>
+      </w:pPr>
+      <w:r>
+        <w:rPr>
+          <w:rFonts w:ascii="Times New Roman" w:hAnsi="Times New Roman" w:eastAsia="宋体"/>
+          <w:b w:val="0"/>
+          <w:sz w:val="21"/>
+        </w:rPr>
+        <w:t>合约开发环境选择 Hardhat，主要原因是其与 TypeScript、Ethers.js、Mocha/Chai 测试框架集成较好，能够同时满足合约编译、单元测试、部署脚本和 Gas 统计需求。与仅在 Remix 中手工部署相比，Hardhat 更适合保留工程过程证据，能够通过脚本重复生成部署结果和测试输出。</w:t>
+      </w:r>
+    </w:p>
+    <w:p>
+      <w:pPr>
+        <w:spacing w:line="300" w:lineRule="auto" w:before="0" w:after="0"/>
+        <w:ind w:firstLine="420"/>
+        <w:jc w:val="both"/>
+      </w:pPr>
+      <w:r>
+        <w:rPr>
+          <w:rFonts w:ascii="Times New Roman" w:hAnsi="Times New Roman" w:eastAsia="宋体"/>
+          <w:b w:val="0"/>
+          <w:sz w:val="21"/>
+        </w:rPr>
+        <w:t>前端框架选择 React、Vite 和 TypeScript。React 组件模型适合将钱包状态、投票面板、结果统计和安全证明拆分为独立模块；Vite 启动速度较快，适合本地联调；TypeScript 能够在编译阶段发现配置字段缺失、合约返回值类型不匹配和前端状态使用错误。对于毕业设计而言，这种组合既能保证开发效率，也能体现现代 Web 工程实践。</w:t>
+      </w:r>
+    </w:p>
+    <w:p>
+      <w:pPr>
+        <w:spacing w:line="300" w:lineRule="auto" w:before="0" w:after="0"/>
+        <w:ind w:firstLine="420"/>
+        <w:jc w:val="both"/>
+      </w:pPr>
+      <w:r>
+        <w:rPr>
+          <w:rFonts w:ascii="Times New Roman" w:hAnsi="Times New Roman" w:eastAsia="宋体"/>
+          <w:b w:val="0"/>
+          <w:sz w:val="21"/>
+        </w:rPr>
+        <w:t>白名单方案没有采用链上数组遍历，而是采用 Merkle Tree。若直接把所有选民地址写入合约数组，并在投票时遍历判断资格，则验证成本会随地址数量线性增长；若使用 mapping(address =&gt; bool) 逐个写入白名单，则部署和维护成本会随地址数量增加。Merkle Root 方案只在链上保存一个 32 字节根哈希，投票时提交 proof，由合约执行对数级验证，更适合展示区块链系统中“链下计算、链上验证”的设计思想。</w:t>
+      </w:r>
+    </w:p>
+    <w:tbl>
+      <w:tblPr>
+        <w:tblW w:type="auto" w:w="0"/>
+        <w:jc w:val="center"/>
+        <w:tblLayout w:type="autofit"/>
+        <w:tblLook w:firstColumn="1" w:firstRow="1" w:lastColumn="0" w:lastRow="0" w:noHBand="0" w:noVBand="1" w:val="04A0"/>
+        <w:tblBorders>
+          <w:top w:val="single" w:sz="6" w:space="0" w:color="9AA6B2"/>
+          <w:left w:val="single" w:sz="6" w:space="0" w:color="9AA6B2"/>
+          <w:bottom w:val="single" w:sz="6" w:space="0" w:color="9AA6B2"/>
+          <w:right w:val="single" w:sz="6" w:space="0" w:color="9AA6B2"/>
+          <w:insideH w:val="single" w:sz="6" w:space="0" w:color="9AA6B2"/>
+          <w:insideV w:val="single" w:sz="6" w:space="0" w:color="9AA6B2"/>
+        </w:tblBorders>
+      </w:tblPr>
+      <w:tblGrid>
+        <w:gridCol w:w="2948"/>
+        <w:gridCol w:w="2948"/>
+        <w:gridCol w:w="2948"/>
+      </w:tblGrid>
+      <w:tr>
+        <w:tc>
+          <w:tcPr>
+            <w:tcW w:type="dxa" w:w="1584"/>
+            <w:vAlign w:val="center"/>
+            <w:shd w:fill="E8EEF2"/>
+          </w:tcPr>
+          <w:p>
+            <w:pPr>
+              <w:spacing w:line="276" w:lineRule="auto" w:before="40" w:after="40"/>
+              <w:jc w:val="center"/>
+            </w:pPr>
+            <w:r/>
+            <w:r>
+              <w:rPr>
+                <w:rFonts w:ascii="Times New Roman" w:hAnsi="Times New Roman" w:eastAsia="宋体"/>
+                <w:b/>
+                <w:sz w:val="19"/>
+              </w:rPr>
+              <w:t>技术</w:t>
+            </w:r>
+          </w:p>
+        </w:tc>
+        <w:tc>
+          <w:tcPr>
+            <w:tcW w:type="dxa" w:w="2160"/>
+            <w:vAlign w:val="center"/>
+            <w:shd w:fill="E8EEF2"/>
+          </w:tcPr>
+          <w:p>
+            <w:pPr>
+              <w:spacing w:line="276" w:lineRule="auto" w:before="40" w:after="40"/>
+              <w:jc w:val="center"/>
+            </w:pPr>
+            <w:r/>
+            <w:r>
+              <w:rPr>
+                <w:rFonts w:ascii="Times New Roman" w:hAnsi="Times New Roman" w:eastAsia="宋体"/>
+                <w:b/>
+                <w:sz w:val="19"/>
+              </w:rPr>
+              <w:t>选型</w:t>
+            </w:r>
+          </w:p>
+        </w:tc>
+        <w:tc>
+          <w:tcPr>
+            <w:tcW w:type="dxa" w:w="5184"/>
+            <w:vAlign w:val="center"/>
+            <w:shd w:fill="E8EEF2"/>
+          </w:tcPr>
+          <w:p>
+            <w:pPr>
+              <w:spacing w:line="276" w:lineRule="auto" w:before="40" w:after="40"/>
+              <w:jc w:val="center"/>
+            </w:pPr>
+            <w:r/>
+            <w:r>
+              <w:rPr>
+                <w:rFonts w:ascii="Times New Roman" w:hAnsi="Times New Roman" w:eastAsia="宋体"/>
+                <w:b/>
+                <w:sz w:val="19"/>
+              </w:rPr>
+              <w:t>理由</w:t>
+            </w:r>
+          </w:p>
+        </w:tc>
+      </w:tr>
+      <w:tr>
+        <w:tc>
+          <w:tcPr>
+            <w:tcW w:type="dxa" w:w="1584"/>
+            <w:vAlign w:val="center"/>
+          </w:tcPr>
+          <w:p>
+            <w:pPr>
+              <w:spacing w:line="276" w:lineRule="auto" w:before="40" w:after="40"/>
+              <w:jc w:val="center"/>
+            </w:pPr>
+            <w:r/>
+            <w:r>
+              <w:rPr>
+                <w:rFonts w:ascii="Times New Roman" w:hAnsi="Times New Roman" w:eastAsia="宋体"/>
+                <w:b w:val="0"/>
+                <w:sz w:val="19"/>
+              </w:rPr>
+              <w:t>合约语言</w:t>
+            </w:r>
+          </w:p>
+        </w:tc>
+        <w:tc>
+          <w:tcPr>
+            <w:tcW w:type="dxa" w:w="2160"/>
+            <w:vAlign w:val="center"/>
+          </w:tcPr>
+          <w:p>
+            <w:pPr>
+              <w:spacing w:line="276" w:lineRule="auto" w:before="40" w:after="40"/>
+              <w:jc w:val="center"/>
+            </w:pPr>
+            <w:r/>
+            <w:r>
+              <w:rPr>
+                <w:rFonts w:ascii="Times New Roman" w:hAnsi="Times New Roman" w:eastAsia="宋体"/>
+                <w:b w:val="0"/>
+                <w:sz w:val="19"/>
+              </w:rPr>
+              <w:t>Solidity 0.8.24</w:t>
+            </w:r>
+          </w:p>
+        </w:tc>
+        <w:tc>
+          <w:tcPr>
+            <w:tcW w:type="dxa" w:w="5184"/>
+            <w:vAlign w:val="center"/>
+          </w:tcPr>
+          <w:p>
+            <w:pPr>
+              <w:spacing w:line="276" w:lineRule="auto" w:before="40" w:after="40"/>
+              <w:jc w:val="left"/>
+            </w:pPr>
+            <w:r/>
+            <w:r>
+              <w:rPr>
+                <w:rFonts w:ascii="Times New Roman" w:hAnsi="Times New Roman" w:eastAsia="宋体"/>
+                <w:b w:val="0"/>
+                <w:sz w:val="19"/>
+              </w:rPr>
+              <w:t>内置溢出检查，Ethereum 生态兼容性好</w:t>
+            </w:r>
+          </w:p>
+        </w:tc>
+      </w:tr>
+      <w:tr>
+        <w:tc>
+          <w:tcPr>
+            <w:tcW w:type="dxa" w:w="1584"/>
+            <w:vAlign w:val="center"/>
+          </w:tcPr>
+          <w:p>
+            <w:pPr>
+              <w:spacing w:line="276" w:lineRule="auto" w:before="40" w:after="40"/>
+              <w:jc w:val="center"/>
+            </w:pPr>
+            <w:r/>
+            <w:r>
+              <w:rPr>
+                <w:rFonts w:ascii="Times New Roman" w:hAnsi="Times New Roman" w:eastAsia="宋体"/>
+                <w:b w:val="0"/>
+                <w:sz w:val="19"/>
+              </w:rPr>
+              <w:t>开发框架</w:t>
+            </w:r>
+          </w:p>
+        </w:tc>
+        <w:tc>
+          <w:tcPr>
+            <w:tcW w:type="dxa" w:w="2160"/>
+            <w:vAlign w:val="center"/>
+          </w:tcPr>
+          <w:p>
+            <w:pPr>
+              <w:spacing w:line="276" w:lineRule="auto" w:before="40" w:after="40"/>
+              <w:jc w:val="center"/>
+            </w:pPr>
+            <w:r/>
+            <w:r>
+              <w:rPr>
+                <w:rFonts w:ascii="Times New Roman" w:hAnsi="Times New Roman" w:eastAsia="宋体"/>
+                <w:b w:val="0"/>
+                <w:sz w:val="19"/>
+              </w:rPr>
+              <w:t>Hardhat</w:t>
+            </w:r>
+          </w:p>
+        </w:tc>
+        <w:tc>
+          <w:tcPr>
+            <w:tcW w:type="dxa" w:w="5184"/>
+            <w:vAlign w:val="center"/>
+          </w:tcPr>
+          <w:p>
+            <w:pPr>
+              <w:spacing w:line="276" w:lineRule="auto" w:before="40" w:after="40"/>
+              <w:jc w:val="left"/>
+            </w:pPr>
+            <w:r/>
+            <w:r>
+              <w:rPr>
+                <w:rFonts w:ascii="Times New Roman" w:hAnsi="Times New Roman" w:eastAsia="宋体"/>
+                <w:b w:val="0"/>
+                <w:sz w:val="19"/>
+              </w:rPr>
+              <w:t>支持测试、部署、Gas 报告和脚本化流程</w:t>
+            </w:r>
+          </w:p>
+        </w:tc>
+      </w:tr>
+      <w:tr>
+        <w:tc>
+          <w:tcPr>
+            <w:tcW w:type="dxa" w:w="1584"/>
+            <w:vAlign w:val="center"/>
+          </w:tcPr>
+          <w:p>
+            <w:pPr>
+              <w:spacing w:line="276" w:lineRule="auto" w:before="40" w:after="40"/>
+              <w:jc w:val="center"/>
+            </w:pPr>
+            <w:r/>
+            <w:r>
+              <w:rPr>
+                <w:rFonts w:ascii="Times New Roman" w:hAnsi="Times New Roman" w:eastAsia="宋体"/>
+                <w:b w:val="0"/>
+                <w:sz w:val="19"/>
+              </w:rPr>
+              <w:t>安全库</w:t>
+            </w:r>
+          </w:p>
+        </w:tc>
+        <w:tc>
+          <w:tcPr>
+            <w:tcW w:type="dxa" w:w="2160"/>
+            <w:vAlign w:val="center"/>
+          </w:tcPr>
+          <w:p>
+            <w:pPr>
+              <w:spacing w:line="276" w:lineRule="auto" w:before="40" w:after="40"/>
+              <w:jc w:val="center"/>
+            </w:pPr>
+            <w:r/>
+            <w:r>
+              <w:rPr>
+                <w:rFonts w:ascii="Times New Roman" w:hAnsi="Times New Roman" w:eastAsia="宋体"/>
+                <w:b w:val="0"/>
+                <w:sz w:val="19"/>
+              </w:rPr>
+              <w:t>OpenZeppelin</w:t>
+            </w:r>
+          </w:p>
+        </w:tc>
+        <w:tc>
+          <w:tcPr>
+            <w:tcW w:type="dxa" w:w="5184"/>
+            <w:vAlign w:val="center"/>
+          </w:tcPr>
+          <w:p>
+            <w:pPr>
+              <w:spacing w:line="276" w:lineRule="auto" w:before="40" w:after="40"/>
+              <w:jc w:val="left"/>
+            </w:pPr>
+            <w:r/>
+            <w:r>
+              <w:rPr>
+                <w:rFonts w:ascii="Times New Roman" w:hAnsi="Times New Roman" w:eastAsia="宋体"/>
+                <w:b w:val="0"/>
+                <w:sz w:val="19"/>
+              </w:rPr>
+              <w:t>复用成熟 MerkleProof 实现，减少手写风险</w:t>
+            </w:r>
+          </w:p>
+        </w:tc>
+      </w:tr>
+      <w:tr>
+        <w:tc>
+          <w:tcPr>
+            <w:tcW w:type="dxa" w:w="1584"/>
+            <w:vAlign w:val="center"/>
+          </w:tcPr>
+          <w:p>
+            <w:pPr>
+              <w:spacing w:line="276" w:lineRule="auto" w:before="40" w:after="40"/>
+              <w:jc w:val="center"/>
+            </w:pPr>
+            <w:r/>
+            <w:r>
+              <w:rPr>
+                <w:rFonts w:ascii="Times New Roman" w:hAnsi="Times New Roman" w:eastAsia="宋体"/>
+                <w:b w:val="0"/>
+                <w:sz w:val="19"/>
+              </w:rPr>
+              <w:t>前端框架</w:t>
+            </w:r>
+          </w:p>
+        </w:tc>
+        <w:tc>
+          <w:tcPr>
+            <w:tcW w:type="dxa" w:w="2160"/>
+            <w:vAlign w:val="center"/>
+          </w:tcPr>
+          <w:p>
+            <w:pPr>
+              <w:spacing w:line="276" w:lineRule="auto" w:before="40" w:after="40"/>
+              <w:jc w:val="center"/>
+            </w:pPr>
+            <w:r/>
+            <w:r>
+              <w:rPr>
+                <w:rFonts w:ascii="Times New Roman" w:hAnsi="Times New Roman" w:eastAsia="宋体"/>
+                <w:b w:val="0"/>
+                <w:sz w:val="19"/>
+              </w:rPr>
+              <w:t>React + Vite</w:t>
+            </w:r>
+          </w:p>
+        </w:tc>
+        <w:tc>
+          <w:tcPr>
+            <w:tcW w:type="dxa" w:w="5184"/>
+            <w:vAlign w:val="center"/>
+          </w:tcPr>
+          <w:p>
+            <w:pPr>
+              <w:spacing w:line="276" w:lineRule="auto" w:before="40" w:after="40"/>
+              <w:jc w:val="center"/>
+            </w:pPr>
+            <w:r/>
+            <w:r>
+              <w:rPr>
+                <w:rFonts w:ascii="Times New Roman" w:hAnsi="Times New Roman" w:eastAsia="宋体"/>
+                <w:b w:val="0"/>
+                <w:sz w:val="19"/>
+              </w:rPr>
+              <w:t>适合组件化界面与快速本地调试</w:t>
+            </w:r>
+          </w:p>
+        </w:tc>
+      </w:tr>
+      <w:tr>
+        <w:tc>
+          <w:tcPr>
+            <w:tcW w:type="dxa" w:w="1584"/>
+            <w:vAlign w:val="center"/>
+          </w:tcPr>
+          <w:p>
+            <w:pPr>
+              <w:spacing w:line="276" w:lineRule="auto" w:before="40" w:after="40"/>
+              <w:jc w:val="center"/>
+            </w:pPr>
+            <w:r/>
+            <w:r>
+              <w:rPr>
+                <w:rFonts w:ascii="Times New Roman" w:hAnsi="Times New Roman" w:eastAsia="宋体"/>
+                <w:b w:val="0"/>
+                <w:sz w:val="19"/>
+              </w:rPr>
+              <w:t>链交互库</w:t>
+            </w:r>
+          </w:p>
+        </w:tc>
+        <w:tc>
+          <w:tcPr>
+            <w:tcW w:type="dxa" w:w="2160"/>
+            <w:vAlign w:val="center"/>
+          </w:tcPr>
+          <w:p>
+            <w:pPr>
+              <w:spacing w:line="276" w:lineRule="auto" w:before="40" w:after="40"/>
+              <w:jc w:val="center"/>
+            </w:pPr>
+            <w:r/>
+            <w:r>
+              <w:rPr>
+                <w:rFonts w:ascii="Times New Roman" w:hAnsi="Times New Roman" w:eastAsia="宋体"/>
+                <w:b w:val="0"/>
+                <w:sz w:val="19"/>
+              </w:rPr>
+              <w:t>Ethers.js</w:t>
+            </w:r>
+          </w:p>
+        </w:tc>
+        <w:tc>
+          <w:tcPr>
+            <w:tcW w:type="dxa" w:w="5184"/>
+            <w:vAlign w:val="center"/>
+          </w:tcPr>
+          <w:p>
+            <w:pPr>
+              <w:spacing w:line="276" w:lineRule="auto" w:before="40" w:after="40"/>
+              <w:jc w:val="center"/>
+            </w:pPr>
+            <w:r/>
+            <w:r>
+              <w:rPr>
+                <w:rFonts w:ascii="Times New Roman" w:hAnsi="Times New Roman" w:eastAsia="宋体"/>
+                <w:b w:val="0"/>
+                <w:sz w:val="19"/>
+              </w:rPr>
+              <w:t>封装账户、合约和交易回执读取</w:t>
+            </w:r>
+          </w:p>
+        </w:tc>
+      </w:tr>
+    </w:tbl>
+    <w:p/>
     <w:p>
       <w:r>
         <w:br w:type="page"/>
@@ -2424,6 +3236,51 @@
     </w:p>
     <w:p>
       <w:pPr>
+        <w:spacing w:line="300" w:lineRule="auto" w:before="0" w:after="0"/>
+        <w:ind w:firstLine="420"/>
+        <w:jc w:val="both"/>
+      </w:pPr>
+      <w:r>
+        <w:rPr>
+          <w:rFonts w:ascii="Times New Roman" w:hAnsi="Times New Roman" w:eastAsia="宋体"/>
+          <w:b w:val="0"/>
+          <w:sz w:val="21"/>
+        </w:rPr>
+        <w:t>安全性需求是系统设计的优先级最高约束。投票系统一旦接受了无资格地址、重复地址或错误候选项，就会直接破坏计票结果可信度。因此，本文将关键安全判断全部放在智能合约中执行，前端只做辅助提示。即使前端代码被篡改或用户直接使用脚本调用合约，链上 require 条件仍然会拒绝不符合规则的交易。</w:t>
+      </w:r>
+    </w:p>
+    <w:p>
+      <w:pPr>
+        <w:spacing w:line="300" w:lineRule="auto" w:before="0" w:after="0"/>
+        <w:ind w:firstLine="420"/>
+        <w:jc w:val="both"/>
+      </w:pPr>
+      <w:r>
+        <w:rPr>
+          <w:rFonts w:ascii="Times New Roman" w:hAnsi="Times New Roman" w:eastAsia="宋体"/>
+          <w:b w:val="0"/>
+          <w:sz w:val="21"/>
+        </w:rPr>
+        <w:t>可追溯性需求要求每一次关键结果都能够被复核。合约部署后会产生部署交易 Hash，投票成功后会产生投票交易 Hash，合约状态可通过 getResults 等读取函数查询，Gas 消耗可由交易回执和 gas reporter 输出确认。这些证据共同构成论文中的“真实可追溯数据链”，避免毕业设计只停留在静态代码展示层面。</w:t>
+      </w:r>
+    </w:p>
+    <w:p>
+      <w:pPr>
+        <w:spacing w:line="300" w:lineRule="auto" w:before="0" w:after="0"/>
+        <w:ind w:firstLine="420"/>
+        <w:jc w:val="both"/>
+      </w:pPr>
+      <w:r>
+        <w:rPr>
+          <w:rFonts w:ascii="Times New Roman" w:hAnsi="Times New Roman" w:eastAsia="宋体"/>
+          <w:b w:val="0"/>
+          <w:sz w:val="21"/>
+        </w:rPr>
+        <w:t>易用性需求并不意味着降低安全性，而是要求用户在安全规则下能够理解系统状态。前端需要用中文展示钱包地址、网络名称、投票窗口、是否已投票、白名单 proof 和交易回执等信息。对于答辩演示而言，界面不仅要能完成操作，还要能解释系统为什么允许或拒绝某一笔投票。</w:t>
+      </w:r>
+    </w:p>
+    <w:p>
+      <w:pPr>
         <w:pStyle w:val="Heading2"/>
         <w:spacing w:before="240" w:after="120"/>
         <w:jc w:val="left"/>
@@ -2468,6 +3325,437 @@
       </w:r>
     </w:p>
     <w:p>
+      <w:pPr>
+        <w:pStyle w:val="Heading2"/>
+        <w:spacing w:before="240" w:after="120"/>
+        <w:jc w:val="left"/>
+      </w:pPr>
+      <w:r>
+        <w:rPr>
+          <w:rFonts w:ascii="Times New Roman" w:hAnsi="Times New Roman" w:eastAsia="黑体"/>
+          <w:b/>
+          <w:sz w:val="32"/>
+        </w:rPr>
+        <w:t>3.5  典型用例分析</w:t>
+      </w:r>
+    </w:p>
+    <w:p>
+      <w:pPr>
+        <w:spacing w:line="300" w:lineRule="auto" w:before="0" w:after="0"/>
+        <w:ind w:firstLine="420"/>
+        <w:jc w:val="both"/>
+      </w:pPr>
+      <w:r>
+        <w:rPr>
+          <w:rFonts w:ascii="Times New Roman" w:hAnsi="Times New Roman" w:eastAsia="宋体"/>
+          <w:b w:val="0"/>
+          <w:sz w:val="21"/>
+        </w:rPr>
+        <w:t>管理员用例的目标是创建一次可验证的投票活动。管理员在部署前确定投票标题、候选项、白名单地址和投票时长，随后运行白名单脚本得到 Merkle Root，并通过部署脚本将参数写入合约构造函数。部署完成后，管理员不再能够修改合约中的候选项、截止时间和白名单根，这一约束保证了投票规则不会在活动过程中被随意调整。</w:t>
+      </w:r>
+    </w:p>
+    <w:p>
+      <w:pPr>
+        <w:spacing w:line="300" w:lineRule="auto" w:before="0" w:after="0"/>
+        <w:ind w:firstLine="420"/>
+        <w:jc w:val="both"/>
+      </w:pPr>
+      <w:r>
+        <w:rPr>
+          <w:rFonts w:ascii="Times New Roman" w:hAnsi="Times New Roman" w:eastAsia="宋体"/>
+          <w:b w:val="0"/>
+          <w:sz w:val="21"/>
+        </w:rPr>
+        <w:t>选民用例的目标是在投票窗口内完成一次有效投票。选民进入前端后连接 MetaMask，前端读取当前账户地址并在白名单 JSON 中查找 proof。如果当前地址存在 proof，前端允许用户选择候选项并提交交易；如果地址不在白名单中，前端会给出资格提示，即使用户绕过前端直接调用合约，也会因为 Merkle Proof 校验失败而被拒绝。</w:t>
+      </w:r>
+    </w:p>
+    <w:p>
+      <w:pPr>
+        <w:spacing w:line="300" w:lineRule="auto" w:before="0" w:after="0"/>
+        <w:ind w:firstLine="420"/>
+        <w:jc w:val="both"/>
+      </w:pPr>
+      <w:r>
+        <w:rPr>
+          <w:rFonts w:ascii="Times New Roman" w:hAnsi="Times New Roman" w:eastAsia="宋体"/>
+          <w:b w:val="0"/>
+          <w:sz w:val="21"/>
+        </w:rPr>
+        <w:t>审查者用例的目标是复核投票结果。审查者可以不连接钱包，只通过合约地址、部署交易 Hash、投票交易 Hash 和公开读取接口查看结果。由于合约代码、交易记录和状态读取均在测试网上公开，审查者不需要信任前端页面本身，也可以使用 Etherscan 或脚本独立验证计票结果。</w:t>
+      </w:r>
+    </w:p>
+    <w:tbl>
+      <w:tblPr>
+        <w:tblW w:type="auto" w:w="0"/>
+        <w:jc w:val="center"/>
+        <w:tblLayout w:type="autofit"/>
+        <w:tblLook w:firstColumn="1" w:firstRow="1" w:lastColumn="0" w:lastRow="0" w:noHBand="0" w:noVBand="1" w:val="04A0"/>
+        <w:tblBorders>
+          <w:top w:val="single" w:sz="6" w:space="0" w:color="9AA6B2"/>
+          <w:left w:val="single" w:sz="6" w:space="0" w:color="9AA6B2"/>
+          <w:bottom w:val="single" w:sz="6" w:space="0" w:color="9AA6B2"/>
+          <w:right w:val="single" w:sz="6" w:space="0" w:color="9AA6B2"/>
+          <w:insideH w:val="single" w:sz="6" w:space="0" w:color="9AA6B2"/>
+          <w:insideV w:val="single" w:sz="6" w:space="0" w:color="9AA6B2"/>
+        </w:tblBorders>
+      </w:tblPr>
+      <w:tblGrid>
+        <w:gridCol w:w="2211"/>
+        <w:gridCol w:w="2211"/>
+        <w:gridCol w:w="2211"/>
+        <w:gridCol w:w="2211"/>
+      </w:tblGrid>
+      <w:tr>
+        <w:tc>
+          <w:tcPr>
+            <w:tcW w:type="dxa" w:w="1440"/>
+            <w:vAlign w:val="center"/>
+            <w:shd w:fill="E8EEF2"/>
+          </w:tcPr>
+          <w:p>
+            <w:pPr>
+              <w:spacing w:line="276" w:lineRule="auto" w:before="40" w:after="40"/>
+              <w:jc w:val="center"/>
+            </w:pPr>
+            <w:r/>
+            <w:r>
+              <w:rPr>
+                <w:rFonts w:ascii="Times New Roman" w:hAnsi="Times New Roman" w:eastAsia="宋体"/>
+                <w:b/>
+                <w:sz w:val="19"/>
+              </w:rPr>
+              <w:t>用例</w:t>
+            </w:r>
+          </w:p>
+        </w:tc>
+        <w:tc>
+          <w:tcPr>
+            <w:tcW w:type="dxa" w:w="2448"/>
+            <w:vAlign w:val="center"/>
+            <w:shd w:fill="E8EEF2"/>
+          </w:tcPr>
+          <w:p>
+            <w:pPr>
+              <w:spacing w:line="276" w:lineRule="auto" w:before="40" w:after="40"/>
+              <w:jc w:val="center"/>
+            </w:pPr>
+            <w:r/>
+            <w:r>
+              <w:rPr>
+                <w:rFonts w:ascii="Times New Roman" w:hAnsi="Times New Roman" w:eastAsia="宋体"/>
+                <w:b/>
+                <w:sz w:val="19"/>
+              </w:rPr>
+              <w:t>前置条件</w:t>
+            </w:r>
+          </w:p>
+        </w:tc>
+        <w:tc>
+          <w:tcPr>
+            <w:tcW w:type="dxa" w:w="3168"/>
+            <w:vAlign w:val="center"/>
+            <w:shd w:fill="E8EEF2"/>
+          </w:tcPr>
+          <w:p>
+            <w:pPr>
+              <w:spacing w:line="276" w:lineRule="auto" w:before="40" w:after="40"/>
+              <w:jc w:val="center"/>
+            </w:pPr>
+            <w:r/>
+            <w:r>
+              <w:rPr>
+                <w:rFonts w:ascii="Times New Roman" w:hAnsi="Times New Roman" w:eastAsia="宋体"/>
+                <w:b/>
+                <w:sz w:val="19"/>
+              </w:rPr>
+              <w:t>正常流程</w:t>
+            </w:r>
+          </w:p>
+        </w:tc>
+        <w:tc>
+          <w:tcPr>
+            <w:tcW w:type="dxa" w:w="2448"/>
+            <w:vAlign w:val="center"/>
+            <w:shd w:fill="E8EEF2"/>
+          </w:tcPr>
+          <w:p>
+            <w:pPr>
+              <w:spacing w:line="276" w:lineRule="auto" w:before="40" w:after="40"/>
+              <w:jc w:val="center"/>
+            </w:pPr>
+            <w:r/>
+            <w:r>
+              <w:rPr>
+                <w:rFonts w:ascii="Times New Roman" w:hAnsi="Times New Roman" w:eastAsia="宋体"/>
+                <w:b/>
+                <w:sz w:val="19"/>
+              </w:rPr>
+              <w:t>异常处理</w:t>
+            </w:r>
+          </w:p>
+        </w:tc>
+      </w:tr>
+      <w:tr>
+        <w:tc>
+          <w:tcPr>
+            <w:tcW w:type="dxa" w:w="1440"/>
+            <w:vAlign w:val="center"/>
+          </w:tcPr>
+          <w:p>
+            <w:pPr>
+              <w:spacing w:line="276" w:lineRule="auto" w:before="40" w:after="40"/>
+              <w:jc w:val="center"/>
+            </w:pPr>
+            <w:r/>
+            <w:r>
+              <w:rPr>
+                <w:rFonts w:ascii="Times New Roman" w:hAnsi="Times New Roman" w:eastAsia="宋体"/>
+                <w:b w:val="0"/>
+                <w:sz w:val="19"/>
+              </w:rPr>
+              <w:t>部署投票</w:t>
+            </w:r>
+          </w:p>
+        </w:tc>
+        <w:tc>
+          <w:tcPr>
+            <w:tcW w:type="dxa" w:w="2448"/>
+            <w:vAlign w:val="center"/>
+          </w:tcPr>
+          <w:p>
+            <w:pPr>
+              <w:spacing w:line="276" w:lineRule="auto" w:before="40" w:after="40"/>
+              <w:jc w:val="center"/>
+            </w:pPr>
+            <w:r/>
+            <w:r>
+              <w:rPr>
+                <w:rFonts w:ascii="Times New Roman" w:hAnsi="Times New Roman" w:eastAsia="宋体"/>
+                <w:b w:val="0"/>
+                <w:sz w:val="19"/>
+              </w:rPr>
+              <w:t>候选项不少于 2 个，白名单非空</w:t>
+            </w:r>
+          </w:p>
+        </w:tc>
+        <w:tc>
+          <w:tcPr>
+            <w:tcW w:type="dxa" w:w="3168"/>
+            <w:vAlign w:val="center"/>
+          </w:tcPr>
+          <w:p>
+            <w:pPr>
+              <w:spacing w:line="276" w:lineRule="auto" w:before="40" w:after="40"/>
+              <w:jc w:val="center"/>
+            </w:pPr>
+            <w:r/>
+            <w:r>
+              <w:rPr>
+                <w:rFonts w:ascii="Times New Roman" w:hAnsi="Times New Roman" w:eastAsia="宋体"/>
+                <w:b w:val="0"/>
+                <w:sz w:val="19"/>
+              </w:rPr>
+              <w:t>生成白名单、部署合约、导出前端配置</w:t>
+            </w:r>
+          </w:p>
+        </w:tc>
+        <w:tc>
+          <w:tcPr>
+            <w:tcW w:type="dxa" w:w="2448"/>
+            <w:vAlign w:val="center"/>
+          </w:tcPr>
+          <w:p>
+            <w:pPr>
+              <w:spacing w:line="276" w:lineRule="auto" w:before="40" w:after="40"/>
+              <w:jc w:val="center"/>
+            </w:pPr>
+            <w:r/>
+            <w:r>
+              <w:rPr>
+                <w:rFonts w:ascii="Times New Roman" w:hAnsi="Times New Roman" w:eastAsia="宋体"/>
+                <w:b w:val="0"/>
+                <w:sz w:val="19"/>
+              </w:rPr>
+              <w:t>参数非法时脚本或构造函数拒绝</w:t>
+            </w:r>
+          </w:p>
+        </w:tc>
+      </w:tr>
+      <w:tr>
+        <w:tc>
+          <w:tcPr>
+            <w:tcW w:type="dxa" w:w="1440"/>
+            <w:vAlign w:val="center"/>
+          </w:tcPr>
+          <w:p>
+            <w:pPr>
+              <w:spacing w:line="276" w:lineRule="auto" w:before="40" w:after="40"/>
+              <w:jc w:val="center"/>
+            </w:pPr>
+            <w:r/>
+            <w:r>
+              <w:rPr>
+                <w:rFonts w:ascii="Times New Roman" w:hAnsi="Times New Roman" w:eastAsia="宋体"/>
+                <w:b w:val="0"/>
+                <w:sz w:val="19"/>
+              </w:rPr>
+              <w:t>提交投票</w:t>
+            </w:r>
+          </w:p>
+        </w:tc>
+        <w:tc>
+          <w:tcPr>
+            <w:tcW w:type="dxa" w:w="2448"/>
+            <w:vAlign w:val="center"/>
+          </w:tcPr>
+          <w:p>
+            <w:pPr>
+              <w:spacing w:line="276" w:lineRule="auto" w:before="40" w:after="40"/>
+              <w:jc w:val="center"/>
+            </w:pPr>
+            <w:r/>
+            <w:r>
+              <w:rPr>
+                <w:rFonts w:ascii="Times New Roman" w:hAnsi="Times New Roman" w:eastAsia="宋体"/>
+                <w:b w:val="0"/>
+                <w:sz w:val="19"/>
+              </w:rPr>
+              <w:t>钱包连接，地址在白名单内，投票未截止</w:t>
+            </w:r>
+          </w:p>
+        </w:tc>
+        <w:tc>
+          <w:tcPr>
+            <w:tcW w:type="dxa" w:w="3168"/>
+            <w:vAlign w:val="center"/>
+          </w:tcPr>
+          <w:p>
+            <w:pPr>
+              <w:spacing w:line="276" w:lineRule="auto" w:before="40" w:after="40"/>
+              <w:jc w:val="center"/>
+            </w:pPr>
+            <w:r/>
+            <w:r>
+              <w:rPr>
+                <w:rFonts w:ascii="Times New Roman" w:hAnsi="Times New Roman" w:eastAsia="宋体"/>
+                <w:b w:val="0"/>
+                <w:sz w:val="19"/>
+              </w:rPr>
+              <w:t>选择候选项、签名交易、等待回执</w:t>
+            </w:r>
+          </w:p>
+        </w:tc>
+        <w:tc>
+          <w:tcPr>
+            <w:tcW w:type="dxa" w:w="2448"/>
+            <w:vAlign w:val="center"/>
+          </w:tcPr>
+          <w:p>
+            <w:pPr>
+              <w:spacing w:line="276" w:lineRule="auto" w:before="40" w:after="40"/>
+              <w:jc w:val="center"/>
+            </w:pPr>
+            <w:r/>
+            <w:r>
+              <w:rPr>
+                <w:rFonts w:ascii="Times New Roman" w:hAnsi="Times New Roman" w:eastAsia="宋体"/>
+                <w:b w:val="0"/>
+                <w:sz w:val="19"/>
+              </w:rPr>
+              <w:t>非白名单、重复投票、超时投票均回滚</w:t>
+            </w:r>
+          </w:p>
+        </w:tc>
+      </w:tr>
+      <w:tr>
+        <w:tc>
+          <w:tcPr>
+            <w:tcW w:type="dxa" w:w="1440"/>
+            <w:vAlign w:val="center"/>
+          </w:tcPr>
+          <w:p>
+            <w:pPr>
+              <w:spacing w:line="276" w:lineRule="auto" w:before="40" w:after="40"/>
+              <w:jc w:val="center"/>
+            </w:pPr>
+            <w:r/>
+            <w:r>
+              <w:rPr>
+                <w:rFonts w:ascii="Times New Roman" w:hAnsi="Times New Roman" w:eastAsia="宋体"/>
+                <w:b w:val="0"/>
+                <w:sz w:val="19"/>
+              </w:rPr>
+              <w:t>查询结果</w:t>
+            </w:r>
+          </w:p>
+        </w:tc>
+        <w:tc>
+          <w:tcPr>
+            <w:tcW w:type="dxa" w:w="2448"/>
+            <w:vAlign w:val="center"/>
+          </w:tcPr>
+          <w:p>
+            <w:pPr>
+              <w:spacing w:line="276" w:lineRule="auto" w:before="40" w:after="40"/>
+              <w:jc w:val="center"/>
+            </w:pPr>
+            <w:r/>
+            <w:r>
+              <w:rPr>
+                <w:rFonts w:ascii="Times New Roman" w:hAnsi="Times New Roman" w:eastAsia="宋体"/>
+                <w:b w:val="0"/>
+                <w:sz w:val="19"/>
+              </w:rPr>
+              <w:t>合约已部署</w:t>
+            </w:r>
+          </w:p>
+        </w:tc>
+        <w:tc>
+          <w:tcPr>
+            <w:tcW w:type="dxa" w:w="3168"/>
+            <w:vAlign w:val="center"/>
+          </w:tcPr>
+          <w:p>
+            <w:pPr>
+              <w:spacing w:line="276" w:lineRule="auto" w:before="40" w:after="40"/>
+              <w:jc w:val="left"/>
+            </w:pPr>
+            <w:r/>
+            <w:r>
+              <w:rPr>
+                <w:rFonts w:ascii="Times New Roman" w:hAnsi="Times New Roman" w:eastAsia="宋体"/>
+                <w:b w:val="0"/>
+                <w:sz w:val="19"/>
+              </w:rPr>
+              <w:t>调用 getResults 或查看前端统计</w:t>
+            </w:r>
+          </w:p>
+        </w:tc>
+        <w:tc>
+          <w:tcPr>
+            <w:tcW w:type="dxa" w:w="2448"/>
+            <w:vAlign w:val="center"/>
+          </w:tcPr>
+          <w:p>
+            <w:pPr>
+              <w:spacing w:line="276" w:lineRule="auto" w:before="40" w:after="40"/>
+              <w:jc w:val="center"/>
+            </w:pPr>
+            <w:r/>
+            <w:r>
+              <w:rPr>
+                <w:rFonts w:ascii="Times New Roman" w:hAnsi="Times New Roman" w:eastAsia="宋体"/>
+                <w:b w:val="0"/>
+                <w:sz w:val="19"/>
+              </w:rPr>
+              <w:t>RPC 异常时展示错误提示</w:t>
+            </w:r>
+          </w:p>
+        </w:tc>
+      </w:tr>
+    </w:tbl>
+    <w:p/>
+    <w:p>
       <w:r>
         <w:br w:type="page"/>
       </w:r>
@@ -2515,6 +3803,36 @@
           <w:sz w:val="21"/>
         </w:rPr>
         <w:t>系统采用前端 DApp、钱包签名、区块链 RPC 和链上智能合约协同的架构。前端负责展示界面、加载部署配置、匹配白名单 proof、调用合约读写方法；MetaMask 负责账户授权和交易签名；Sepolia RPC 负责读取链上状态和广播交易；VotingSystem 合约负责最终资格校验、状态写入和事件触发。</w:t>
+      </w:r>
+    </w:p>
+    <w:p>
+      <w:pPr>
+        <w:spacing w:line="300" w:lineRule="auto" w:before="0" w:after="0"/>
+        <w:ind w:firstLine="420"/>
+        <w:jc w:val="both"/>
+      </w:pPr>
+      <w:r>
+        <w:rPr>
+          <w:rFonts w:ascii="Times New Roman" w:hAnsi="Times New Roman" w:eastAsia="宋体"/>
+          <w:b w:val="0"/>
+          <w:sz w:val="21"/>
+        </w:rPr>
+        <w:t>该架构将“用户交互”和“可信执行”明确分离。前端可以提升使用体验，但不承担最终信任；钱包负责私钥隔离和交易确认，但不决定投票规则；RPC 节点负责连接链上网络，但不能绕过合约状态机；智能合约是投票规则的最终执行位置。通过这种分层设计，即使前端页面出现展示错误，审查者仍可以通过合约地址直接读取链上结果。</w:t>
+      </w:r>
+    </w:p>
+    <w:p>
+      <w:pPr>
+        <w:spacing w:line="300" w:lineRule="auto" w:before="0" w:after="0"/>
+        <w:ind w:firstLine="420"/>
+        <w:jc w:val="both"/>
+      </w:pPr>
+      <w:r>
+        <w:rPr>
+          <w:rFonts w:ascii="Times New Roman" w:hAnsi="Times New Roman" w:eastAsia="宋体"/>
+          <w:b w:val="0"/>
+          <w:sz w:val="21"/>
+        </w:rPr>
+        <w:t>系统没有引入传统后端数据库，原因是投票资格和投票结果已经由白名单文件、链上合约和交易日志承载。对于毕业设计原型而言，减少后端服务可以降低部署复杂度，也能够突出区块链应用的核心特征。当然，在真实生产系统中，仍可能需要后端服务承担身份审核、消息通知、运维监控和审计日志聚合等职责。</w:t>
       </w:r>
     </w:p>
     <w:p>
@@ -3212,6 +4530,461 @@
       </w:r>
     </w:p>
     <w:p>
+      <w:pPr>
+        <w:pStyle w:val="Heading2"/>
+        <w:spacing w:before="240" w:after="120"/>
+        <w:jc w:val="left"/>
+      </w:pPr>
+      <w:r>
+        <w:rPr>
+          <w:rFonts w:ascii="Times New Roman" w:hAnsi="Times New Roman" w:eastAsia="黑体"/>
+          <w:b/>
+          <w:sz w:val="32"/>
+        </w:rPr>
+        <w:t>4.6  数据一致性设计</w:t>
+      </w:r>
+    </w:p>
+    <w:p>
+      <w:pPr>
+        <w:spacing w:line="300" w:lineRule="auto" w:before="0" w:after="0"/>
+        <w:ind w:firstLine="420"/>
+        <w:jc w:val="both"/>
+      </w:pPr>
+      <w:r>
+        <w:rPr>
+          <w:rFonts w:ascii="Times New Roman" w:hAnsi="Times New Roman" w:eastAsia="宋体"/>
+          <w:b w:val="0"/>
+          <w:sz w:val="21"/>
+        </w:rPr>
+        <w:t>系统中的数据分为链上状态、链下配置和前端展示三类。链上状态包括合约地址、候选项、票数、投票截止时间、白名单根和已投票映射，是最终可信来源；链下配置包括部署记录、前端 deployment.json 和 whitelist.json，用于帮助前端定位合约并构造交易参数；前端展示包括候选项列表、统计图表和交易回执，仅作为用户交互层，不作为最终计票依据。</w:t>
+      </w:r>
+    </w:p>
+    <w:p>
+      <w:pPr>
+        <w:spacing w:line="300" w:lineRule="auto" w:before="0" w:after="0"/>
+        <w:ind w:firstLine="420"/>
+        <w:jc w:val="both"/>
+      </w:pPr>
+      <w:r>
+        <w:rPr>
+          <w:rFonts w:ascii="Times New Roman" w:hAnsi="Times New Roman" w:eastAsia="宋体"/>
+          <w:b w:val="0"/>
+          <w:sz w:val="21"/>
+        </w:rPr>
+        <w:t>为了避免部署后前端仍读取旧合约的问题，项目设计了 exportFrontendArtifact 脚本。该脚本从部署记录中读取最新合约地址、ABI 和构造参数，再统一写入 apps/web/public/deployment.json。前端启动时只读取该文件，不在代码中硬编码合约地址。这样，当 Sepolia 合约重新部署时，只需要重新运行导出脚本并构建前端，即可保证界面与链上合约一致。</w:t>
+      </w:r>
+    </w:p>
+    <w:p>
+      <w:pPr>
+        <w:spacing w:line="300" w:lineRule="auto" w:before="0" w:after="0"/>
+        <w:ind w:firstLine="420"/>
+        <w:jc w:val="both"/>
+      </w:pPr>
+      <w:r>
+        <w:rPr>
+          <w:rFonts w:ascii="Times New Roman" w:hAnsi="Times New Roman" w:eastAsia="宋体"/>
+          <w:b w:val="0"/>
+          <w:sz w:val="21"/>
+        </w:rPr>
+        <w:t>白名单一致性由两个层面保证：第一，生成脚本对地址进行 checksum 规范化，并检测重复地址，避免同一地址因大小写不同被重复写入；第二，测试用例会校验前端 whitelist.json 中的 Merkle Root 与部署配置中的 merkleRoot 是否一致。若二者不一致，前端即使能够连接合约，也无法为对应地址生成有效 proof，最终会被合约拒绝。</w:t>
+      </w:r>
+    </w:p>
+    <w:tbl>
+      <w:tblPr>
+        <w:tblW w:type="auto" w:w="0"/>
+        <w:jc w:val="center"/>
+        <w:tblLayout w:type="autofit"/>
+        <w:tblLook w:firstColumn="1" w:firstRow="1" w:lastColumn="0" w:lastRow="0" w:noHBand="0" w:noVBand="1" w:val="04A0"/>
+        <w:tblBorders>
+          <w:top w:val="single" w:sz="6" w:space="0" w:color="9AA6B2"/>
+          <w:left w:val="single" w:sz="6" w:space="0" w:color="9AA6B2"/>
+          <w:bottom w:val="single" w:sz="6" w:space="0" w:color="9AA6B2"/>
+          <w:right w:val="single" w:sz="6" w:space="0" w:color="9AA6B2"/>
+          <w:insideH w:val="single" w:sz="6" w:space="0" w:color="9AA6B2"/>
+          <w:insideV w:val="single" w:sz="6" w:space="0" w:color="9AA6B2"/>
+        </w:tblBorders>
+      </w:tblPr>
+      <w:tblGrid>
+        <w:gridCol w:w="2948"/>
+        <w:gridCol w:w="2948"/>
+        <w:gridCol w:w="2948"/>
+      </w:tblGrid>
+      <w:tr>
+        <w:tc>
+          <w:tcPr>
+            <w:tcW w:type="dxa" w:w="1728"/>
+            <w:vAlign w:val="center"/>
+            <w:shd w:fill="E8EEF2"/>
+          </w:tcPr>
+          <w:p>
+            <w:pPr>
+              <w:spacing w:line="276" w:lineRule="auto" w:before="40" w:after="40"/>
+              <w:jc w:val="center"/>
+            </w:pPr>
+            <w:r/>
+            <w:r>
+              <w:rPr>
+                <w:rFonts w:ascii="Times New Roman" w:hAnsi="Times New Roman" w:eastAsia="宋体"/>
+                <w:b/>
+                <w:sz w:val="19"/>
+              </w:rPr>
+              <w:t>数据项</w:t>
+            </w:r>
+          </w:p>
+        </w:tc>
+        <w:tc>
+          <w:tcPr>
+            <w:tcW w:type="dxa" w:w="3168"/>
+            <w:vAlign w:val="center"/>
+            <w:shd w:fill="E8EEF2"/>
+          </w:tcPr>
+          <w:p>
+            <w:pPr>
+              <w:spacing w:line="276" w:lineRule="auto" w:before="40" w:after="40"/>
+              <w:jc w:val="center"/>
+            </w:pPr>
+            <w:r/>
+            <w:r>
+              <w:rPr>
+                <w:rFonts w:ascii="Times New Roman" w:hAnsi="Times New Roman" w:eastAsia="宋体"/>
+                <w:b/>
+                <w:sz w:val="19"/>
+              </w:rPr>
+              <w:t>保存位置</w:t>
+            </w:r>
+          </w:p>
+        </w:tc>
+        <w:tc>
+          <w:tcPr>
+            <w:tcW w:type="dxa" w:w="4320"/>
+            <w:vAlign w:val="center"/>
+            <w:shd w:fill="E8EEF2"/>
+          </w:tcPr>
+          <w:p>
+            <w:pPr>
+              <w:spacing w:line="276" w:lineRule="auto" w:before="40" w:after="40"/>
+              <w:jc w:val="center"/>
+            </w:pPr>
+            <w:r/>
+            <w:r>
+              <w:rPr>
+                <w:rFonts w:ascii="Times New Roman" w:hAnsi="Times New Roman" w:eastAsia="宋体"/>
+                <w:b/>
+                <w:sz w:val="19"/>
+              </w:rPr>
+              <w:t>一致性约束</w:t>
+            </w:r>
+          </w:p>
+        </w:tc>
+      </w:tr>
+      <w:tr>
+        <w:tc>
+          <w:tcPr>
+            <w:tcW w:type="dxa" w:w="1728"/>
+            <w:vAlign w:val="center"/>
+          </w:tcPr>
+          <w:p>
+            <w:pPr>
+              <w:spacing w:line="276" w:lineRule="auto" w:before="40" w:after="40"/>
+              <w:jc w:val="center"/>
+            </w:pPr>
+            <w:r/>
+            <w:r>
+              <w:rPr>
+                <w:rFonts w:ascii="Times New Roman" w:hAnsi="Times New Roman" w:eastAsia="宋体"/>
+                <w:b w:val="0"/>
+                <w:sz w:val="19"/>
+              </w:rPr>
+              <w:t>合约地址</w:t>
+            </w:r>
+          </w:p>
+        </w:tc>
+        <w:tc>
+          <w:tcPr>
+            <w:tcW w:type="dxa" w:w="3168"/>
+            <w:vAlign w:val="center"/>
+          </w:tcPr>
+          <w:p>
+            <w:pPr>
+              <w:spacing w:line="276" w:lineRule="auto" w:before="40" w:after="40"/>
+              <w:jc w:val="left"/>
+            </w:pPr>
+            <w:r/>
+            <w:r>
+              <w:rPr>
+                <w:rFonts w:ascii="Times New Roman" w:hAnsi="Times New Roman" w:eastAsia="宋体"/>
+                <w:b w:val="0"/>
+                <w:sz w:val="19"/>
+              </w:rPr>
+              <w:t>deployments/sepolia.json、deployment.json</w:t>
+            </w:r>
+          </w:p>
+        </w:tc>
+        <w:tc>
+          <w:tcPr>
+            <w:tcW w:type="dxa" w:w="4320"/>
+            <w:vAlign w:val="center"/>
+          </w:tcPr>
+          <w:p>
+            <w:pPr>
+              <w:spacing w:line="276" w:lineRule="auto" w:before="40" w:after="40"/>
+              <w:jc w:val="center"/>
+            </w:pPr>
+            <w:r/>
+            <w:r>
+              <w:rPr>
+                <w:rFonts w:ascii="Times New Roman" w:hAnsi="Times New Roman" w:eastAsia="宋体"/>
+                <w:b w:val="0"/>
+                <w:sz w:val="19"/>
+              </w:rPr>
+              <w:t>前端配置必须来自最新部署记录</w:t>
+            </w:r>
+          </w:p>
+        </w:tc>
+      </w:tr>
+      <w:tr>
+        <w:tc>
+          <w:tcPr>
+            <w:tcW w:type="dxa" w:w="1728"/>
+            <w:vAlign w:val="center"/>
+          </w:tcPr>
+          <w:p>
+            <w:pPr>
+              <w:spacing w:line="276" w:lineRule="auto" w:before="40" w:after="40"/>
+              <w:jc w:val="center"/>
+            </w:pPr>
+            <w:r/>
+            <w:r>
+              <w:rPr>
+                <w:rFonts w:ascii="Times New Roman" w:hAnsi="Times New Roman" w:eastAsia="宋体"/>
+                <w:b w:val="0"/>
+                <w:sz w:val="19"/>
+              </w:rPr>
+              <w:t>ABI</w:t>
+            </w:r>
+          </w:p>
+        </w:tc>
+        <w:tc>
+          <w:tcPr>
+            <w:tcW w:type="dxa" w:w="3168"/>
+            <w:vAlign w:val="center"/>
+          </w:tcPr>
+          <w:p>
+            <w:pPr>
+              <w:spacing w:line="276" w:lineRule="auto" w:before="40" w:after="40"/>
+              <w:jc w:val="left"/>
+            </w:pPr>
+            <w:r/>
+            <w:r>
+              <w:rPr>
+                <w:rFonts w:ascii="Times New Roman" w:hAnsi="Times New Roman" w:eastAsia="宋体"/>
+                <w:b w:val="0"/>
+                <w:sz w:val="19"/>
+              </w:rPr>
+              <w:t>artifacts 与 public/deployment.json</w:t>
+            </w:r>
+          </w:p>
+        </w:tc>
+        <w:tc>
+          <w:tcPr>
+            <w:tcW w:type="dxa" w:w="4320"/>
+            <w:vAlign w:val="center"/>
+          </w:tcPr>
+          <w:p>
+            <w:pPr>
+              <w:spacing w:line="276" w:lineRule="auto" w:before="40" w:after="40"/>
+              <w:jc w:val="left"/>
+            </w:pPr>
+            <w:r/>
+            <w:r>
+              <w:rPr>
+                <w:rFonts w:ascii="Times New Roman" w:hAnsi="Times New Roman" w:eastAsia="宋体"/>
+                <w:b w:val="0"/>
+                <w:sz w:val="19"/>
+              </w:rPr>
+              <w:t>导出脚本同步，前端按 ABI 调用方法</w:t>
+            </w:r>
+          </w:p>
+        </w:tc>
+      </w:tr>
+      <w:tr>
+        <w:tc>
+          <w:tcPr>
+            <w:tcW w:type="dxa" w:w="1728"/>
+            <w:vAlign w:val="center"/>
+          </w:tcPr>
+          <w:p>
+            <w:pPr>
+              <w:spacing w:line="276" w:lineRule="auto" w:before="40" w:after="40"/>
+              <w:jc w:val="center"/>
+            </w:pPr>
+            <w:r/>
+            <w:r>
+              <w:rPr>
+                <w:rFonts w:ascii="Times New Roman" w:hAnsi="Times New Roman" w:eastAsia="宋体"/>
+                <w:b w:val="0"/>
+                <w:sz w:val="19"/>
+              </w:rPr>
+              <w:t>Merkle Root</w:t>
+            </w:r>
+          </w:p>
+        </w:tc>
+        <w:tc>
+          <w:tcPr>
+            <w:tcW w:type="dxa" w:w="3168"/>
+            <w:vAlign w:val="center"/>
+          </w:tcPr>
+          <w:p>
+            <w:pPr>
+              <w:spacing w:line="276" w:lineRule="auto" w:before="40" w:after="40"/>
+              <w:jc w:val="center"/>
+            </w:pPr>
+            <w:r/>
+            <w:r>
+              <w:rPr>
+                <w:rFonts w:ascii="Times New Roman" w:hAnsi="Times New Roman" w:eastAsia="宋体"/>
+                <w:b w:val="0"/>
+                <w:sz w:val="19"/>
+              </w:rPr>
+              <w:t>合约状态、部署记录、白名单文件</w:t>
+            </w:r>
+          </w:p>
+        </w:tc>
+        <w:tc>
+          <w:tcPr>
+            <w:tcW w:type="dxa" w:w="4320"/>
+            <w:vAlign w:val="center"/>
+          </w:tcPr>
+          <w:p>
+            <w:pPr>
+              <w:spacing w:line="276" w:lineRule="auto" w:before="40" w:after="40"/>
+              <w:jc w:val="left"/>
+            </w:pPr>
+            <w:r/>
+            <w:r>
+              <w:rPr>
+                <w:rFonts w:ascii="Times New Roman" w:hAnsi="Times New Roman" w:eastAsia="宋体"/>
+                <w:b w:val="0"/>
+                <w:sz w:val="19"/>
+              </w:rPr>
+              <w:t>三处值必须一致，否则 proof 无效</w:t>
+            </w:r>
+          </w:p>
+        </w:tc>
+      </w:tr>
+      <w:tr>
+        <w:tc>
+          <w:tcPr>
+            <w:tcW w:type="dxa" w:w="1728"/>
+            <w:vAlign w:val="center"/>
+          </w:tcPr>
+          <w:p>
+            <w:pPr>
+              <w:spacing w:line="276" w:lineRule="auto" w:before="40" w:after="40"/>
+              <w:jc w:val="center"/>
+            </w:pPr>
+            <w:r/>
+            <w:r>
+              <w:rPr>
+                <w:rFonts w:ascii="Times New Roman" w:hAnsi="Times New Roman" w:eastAsia="宋体"/>
+                <w:b w:val="0"/>
+                <w:sz w:val="19"/>
+              </w:rPr>
+              <w:t>投票结果</w:t>
+            </w:r>
+          </w:p>
+        </w:tc>
+        <w:tc>
+          <w:tcPr>
+            <w:tcW w:type="dxa" w:w="3168"/>
+            <w:vAlign w:val="center"/>
+          </w:tcPr>
+          <w:p>
+            <w:pPr>
+              <w:spacing w:line="276" w:lineRule="auto" w:before="40" w:after="40"/>
+              <w:jc w:val="center"/>
+            </w:pPr>
+            <w:r/>
+            <w:r>
+              <w:rPr>
+                <w:rFonts w:ascii="Times New Roman" w:hAnsi="Times New Roman" w:eastAsia="宋体"/>
+                <w:b w:val="0"/>
+                <w:sz w:val="19"/>
+              </w:rPr>
+              <w:t>合约 voteCounts</w:t>
+            </w:r>
+          </w:p>
+        </w:tc>
+        <w:tc>
+          <w:tcPr>
+            <w:tcW w:type="dxa" w:w="4320"/>
+            <w:vAlign w:val="center"/>
+          </w:tcPr>
+          <w:p>
+            <w:pPr>
+              <w:spacing w:line="276" w:lineRule="auto" w:before="40" w:after="40"/>
+              <w:jc w:val="center"/>
+            </w:pPr>
+            <w:r/>
+            <w:r>
+              <w:rPr>
+                <w:rFonts w:ascii="Times New Roman" w:hAnsi="Times New Roman" w:eastAsia="宋体"/>
+                <w:b w:val="0"/>
+                <w:sz w:val="19"/>
+              </w:rPr>
+              <w:t>前端只读取展示，不本地计票</w:t>
+            </w:r>
+          </w:p>
+        </w:tc>
+      </w:tr>
+    </w:tbl>
+    <w:p/>
+    <w:p>
+      <w:pPr>
+        <w:pStyle w:val="Heading2"/>
+        <w:spacing w:before="240" w:after="120"/>
+        <w:jc w:val="left"/>
+      </w:pPr>
+      <w:r>
+        <w:rPr>
+          <w:rFonts w:ascii="Times New Roman" w:hAnsi="Times New Roman" w:eastAsia="黑体"/>
+          <w:b/>
+          <w:sz w:val="32"/>
+        </w:rPr>
+        <w:t>4.7  本章小结</w:t>
+      </w:r>
+    </w:p>
+    <w:p>
+      <w:pPr>
+        <w:spacing w:line="300" w:lineRule="auto" w:before="0" w:after="0"/>
+        <w:ind w:firstLine="420"/>
+        <w:jc w:val="both"/>
+      </w:pPr>
+      <w:r>
+        <w:rPr>
+          <w:rFonts w:ascii="Times New Roman" w:hAnsi="Times New Roman" w:eastAsia="宋体"/>
+          <w:b w:val="0"/>
+          <w:sz w:val="21"/>
+        </w:rPr>
+        <w:t>综上，系统总体设计的重点在于把容易产生争议的状态放到链上，把可以离线计算的证明材料放到链下，把面向用户的展示逻辑放到前端。链上状态负责最终可信性，链下脚本负责降低成本和提高部署效率，前端负责解释和呈现结果。三者之间通过部署记录和自动化测试建立一致性约束，从而使系统既能运行，也能被复核。</w:t>
+      </w:r>
+    </w:p>
+    <w:p>
+      <w:pPr>
+        <w:spacing w:line="300" w:lineRule="auto" w:before="0" w:after="0"/>
+        <w:ind w:firstLine="420"/>
+        <w:jc w:val="both"/>
+      </w:pPr>
+      <w:r>
+        <w:rPr>
+          <w:rFonts w:ascii="Times New Roman" w:hAnsi="Times New Roman" w:eastAsia="宋体"/>
+          <w:b w:val="0"/>
+          <w:sz w:val="21"/>
+        </w:rPr>
+        <w:t>本章完成了系统从业务流程到技术结构的总体设计。后续实现阶段需要重点保证三点：第一，合约接口必须与前端 ABI 保持一致；第二，白名单生成脚本必须与合约叶子哈希算法保持一致；第三，部署记录必须与前端配置保持一致。只要这三类一致性得到保障，系统演示时出现的问题就可以被快速定位到链上状态、链下配置或前端展示中的某一层。</w:t>
+      </w:r>
+    </w:p>
+    <w:p>
       <w:r>
         <w:br w:type="page"/>
       </w:r>
@@ -3794,6 +5567,66 @@
     </w:p>
     <w:p>
       <w:pPr>
+        <w:spacing w:line="300" w:lineRule="auto" w:before="0" w:after="0"/>
+        <w:ind w:firstLine="420"/>
+        <w:jc w:val="both"/>
+      </w:pPr>
+      <w:r>
+        <w:rPr>
+          <w:rFonts w:ascii="Times New Roman" w:hAnsi="Times New Roman" w:eastAsia="宋体"/>
+          <w:b w:val="0"/>
+          <w:sz w:val="21"/>
+        </w:rPr>
+        <w:t>合约中的 voted 映射用于记录每个地址是否已经投票。该映射以 address 为键，以 bool 为值，查询成本为常数级。投票成功后先将 voted[msg.sender] 置为 true，再增加候选项票数。由于后续没有外部调用，即使从形式上看不存在重入入口，仍然保持“先检查、再修改状态”的顺序，有利于形成规范的合约编写习惯。</w:t>
+      </w:r>
+    </w:p>
+    <w:p>
+      <w:pPr>
+        <w:spacing w:line="300" w:lineRule="auto" w:before="0" w:after="0"/>
+        <w:ind w:firstLine="420"/>
+        <w:jc w:val="both"/>
+      </w:pPr>
+      <w:r>
+        <w:rPr>
+          <w:rFonts w:ascii="Times New Roman" w:hAnsi="Times New Roman" w:eastAsia="宋体"/>
+          <w:b w:val="0"/>
+          <w:sz w:val="21"/>
+        </w:rPr>
+        <w:t>候选项和票数采用两个数组保存，索引一一对应。这样设计的优点是 getResults 可以一次性返回候选项名称数组和票数数组，前端无需多次调用合约读取每一个候选项。对于小规模投票场景，数组读取成本可控，也便于在测试中直接断言每个候选项的票数变化。</w:t>
+      </w:r>
+    </w:p>
+    <w:p>
+      <w:pPr>
+        <w:spacing w:line="300" w:lineRule="auto" w:before="0" w:after="0"/>
+        <w:ind w:firstLine="420"/>
+        <w:jc w:val="both"/>
+      </w:pPr>
+      <w:r>
+        <w:rPr>
+          <w:rFonts w:ascii="Times New Roman" w:hAnsi="Times New Roman" w:eastAsia="宋体"/>
+          <w:b w:val="0"/>
+          <w:sz w:val="21"/>
+        </w:rPr>
+        <w:t>合约没有设置管理员修改函数，原因是本文投票活动采用一次性部署模型。投票主题、候选项、截止时间和白名单根在构造函数中确定，部署后不可调整。这种设计牺牲了动态配置能力，但换来了规则稳定性。对于毕业设计演示而言，重新部署一个新合约比在旧合约中引入管理员权限更能体现“规则一旦上链便不应随意改变”的思想。</w:t>
+      </w:r>
+    </w:p>
+    <w:p>
+      <w:pPr>
+        <w:spacing w:line="300" w:lineRule="auto" w:before="0" w:after="0"/>
+        <w:ind w:firstLine="420"/>
+        <w:jc w:val="both"/>
+      </w:pPr>
+      <w:r>
+        <w:rPr>
+          <w:rFonts w:ascii="Times New Roman" w:hAnsi="Times New Roman" w:eastAsia="宋体"/>
+          <w:b w:val="0"/>
+          <w:sz w:val="21"/>
+        </w:rPr>
+        <w:t>事件 VoteCast 用于记录投票成功行为。虽然本系统前端主要通过 getResults 读取当前票数，但事件日志仍然具有审计意义。审查者可以根据事件中的 voter 和 candidateIndex 复核每一笔成功投票，也可以将事件日志与交易 Hash、区块高度和时间戳结合，形成完整的执行轨迹。</w:t>
+      </w:r>
+    </w:p>
+    <w:p>
+      <w:pPr>
         <w:pStyle w:val="Heading2"/>
         <w:spacing w:before="240" w:after="120"/>
         <w:jc w:val="left"/>
@@ -3865,6 +5698,66 @@
           <w:sz w:val="21"/>
         </w:rPr>
         <w:t>前端首页采用较深的棕黑色控制台风格，突出“去中心化电子投票系统”的毕业设计主题。页面顶部展示链上规则，主体区域展示系统说明、合约执行记录、钱包连接、投票提交、实时结果、链上证据和白名单校验状态。前端所有英文控制台名称和主要提示已替换为中文，使其更适合毕业设计演示。</w:t>
+      </w:r>
+    </w:p>
+    <w:p>
+      <w:pPr>
+        <w:spacing w:line="300" w:lineRule="auto" w:before="0" w:after="0"/>
+        <w:ind w:firstLine="420"/>
+        <w:jc w:val="both"/>
+      </w:pPr>
+      <w:r>
+        <w:rPr>
+          <w:rFonts w:ascii="Times New Roman" w:hAnsi="Times New Roman" w:eastAsia="宋体"/>
+          <w:b w:val="0"/>
+          <w:sz w:val="21"/>
+        </w:rPr>
+        <w:t>钱包连接模块会读取当前账户地址和网络链 ID，并将地址缩写展示在页面中。若用户连接的不是 Sepolia 网络，前端会提示当前网络状态，避免将网络错误误判为合约调用错误。对于只想查看结果的审查者，页面仍然可以通过只读 RPC 加载部署配置和链上结果，不强制要求连接钱包。</w:t>
+      </w:r>
+    </w:p>
+    <w:p>
+      <w:pPr>
+        <w:spacing w:line="300" w:lineRule="auto" w:before="0" w:after="0"/>
+        <w:ind w:firstLine="420"/>
+        <w:jc w:val="both"/>
+      </w:pPr>
+      <w:r>
+        <w:rPr>
+          <w:rFonts w:ascii="Times New Roman" w:hAnsi="Times New Roman" w:eastAsia="宋体"/>
+          <w:b w:val="0"/>
+          <w:sz w:val="21"/>
+        </w:rPr>
+        <w:t>投票面板根据候选项数组动态渲染选项。用户选择候选项后，前端调用合约 vote 方法并传入候选项索引和当前地址对应的 Merkle Proof。交易提交后，页面进入等待确认状态；交易确认后，前端刷新投票结果并展示交易 Hash。该流程使用户能够看到从选择候选项到链上确认的完整闭环。</w:t>
+      </w:r>
+    </w:p>
+    <w:p>
+      <w:pPr>
+        <w:spacing w:line="300" w:lineRule="auto" w:before="0" w:after="0"/>
+        <w:ind w:firstLine="420"/>
+        <w:jc w:val="both"/>
+      </w:pPr>
+      <w:r>
+        <w:rPr>
+          <w:rFonts w:ascii="Times New Roman" w:hAnsi="Times New Roman" w:eastAsia="宋体"/>
+          <w:b w:val="0"/>
+          <w:sz w:val="21"/>
+        </w:rPr>
+        <w:t>结果统计模块将合约返回的候选项和票数转换为可视化柱状图，同时保留原始数值。对于投票系统而言，图表用于提高可读性，但不能替代链上数据。因此，页面同时展示合约地址、部署交易 Hash、白名单根和 ABI 摘要，便于答辩时说明图表数据来自合约读取，而不是前端本地模拟。</w:t>
+      </w:r>
+    </w:p>
+    <w:p>
+      <w:pPr>
+        <w:spacing w:line="300" w:lineRule="auto" w:before="0" w:after="0"/>
+        <w:ind w:firstLine="420"/>
+        <w:jc w:val="both"/>
+      </w:pPr>
+      <w:r>
+        <w:rPr>
+          <w:rFonts w:ascii="Times New Roman" w:hAnsi="Times New Roman" w:eastAsia="宋体"/>
+          <w:b w:val="0"/>
+          <w:sz w:val="21"/>
+        </w:rPr>
+        <w:t>Merkle 安全面板用于解释白名单验证过程。页面展示当前账户是否命中白名单、proof 深度、叶子哈希和根哈希摘要。该设计面向毕业设计答辩场景，可以把原本隐藏在脚本和合约中的安全机制可视化，使评审能够理解为什么某个地址具备或不具备投票资格。</w:t>
       </w:r>
     </w:p>
     <w:p>
@@ -4152,6 +6045,81 @@
       </w:r>
     </w:p>
     <w:p>
+      <w:pPr>
+        <w:pStyle w:val="Heading2"/>
+        <w:spacing w:before="240" w:after="120"/>
+        <w:jc w:val="left"/>
+      </w:pPr>
+      <w:r>
+        <w:rPr>
+          <w:rFonts w:ascii="Times New Roman" w:hAnsi="Times New Roman" w:eastAsia="黑体"/>
+          <w:b/>
+          <w:sz w:val="32"/>
+        </w:rPr>
+        <w:t>5.6  异常处理与交互细节</w:t>
+      </w:r>
+    </w:p>
+    <w:p>
+      <w:pPr>
+        <w:spacing w:line="300" w:lineRule="auto" w:before="0" w:after="0"/>
+        <w:ind w:firstLine="420"/>
+        <w:jc w:val="both"/>
+      </w:pPr>
+      <w:r>
+        <w:rPr>
+          <w:rFonts w:ascii="Times New Roman" w:hAnsi="Times New Roman" w:eastAsia="宋体"/>
+          <w:b w:val="0"/>
+          <w:sz w:val="21"/>
+        </w:rPr>
+        <w:t>合约层异常以 require 条件表达式实现，主要覆盖标题为空、候选项数量不足、截止时间不在未来、Merkle Root 为空、候选项索引越界、重复投票、非白名单地址和投票已结束等情况。由于这些条件都在状态写入前执行，异常发生时交易会整体回滚，不会留下部分更新的票数或投票状态。</w:t>
+      </w:r>
+    </w:p>
+    <w:p>
+      <w:pPr>
+        <w:spacing w:line="300" w:lineRule="auto" w:before="0" w:after="0"/>
+        <w:ind w:firstLine="420"/>
+        <w:jc w:val="both"/>
+      </w:pPr>
+      <w:r>
+        <w:rPr>
+          <w:rFonts w:ascii="Times New Roman" w:hAnsi="Times New Roman" w:eastAsia="宋体"/>
+          <w:b w:val="0"/>
+          <w:sz w:val="21"/>
+        </w:rPr>
+        <w:t>前端层异常处理主要面向用户操作体验。钱包未安装时，页面提示用户安装或启用 MetaMask；网络不是 Sepolia 时，页面显示当前网络状态，避免用户误以为本地配置错误；交易发送后，页面展示交易等待状态，交易确认后再刷新链上结果；如果 RPC 请求失败或用户拒绝签名，前端会将错误转换为中文提示，减少原始错误信息对非专业用户造成的理解负担。</w:t>
+      </w:r>
+    </w:p>
+    <w:p>
+      <w:pPr>
+        <w:spacing w:line="300" w:lineRule="auto" w:before="0" w:after="0"/>
+        <w:ind w:firstLine="420"/>
+        <w:jc w:val="both"/>
+      </w:pPr>
+      <w:r>
+        <w:rPr>
+          <w:rFonts w:ascii="Times New Roman" w:hAnsi="Times New Roman" w:eastAsia="宋体"/>
+          <w:b w:val="0"/>
+          <w:sz w:val="21"/>
+        </w:rPr>
+        <w:t>白名单证明的读取采用前端本地匹配方式。当前账户地址变化时，前端重新读取 whitelist.json 并查找对应 proof；若匹配成功，则在投票提交时携带 proof；若匹配失败，前端仍显示系统状态和当前合约结果，但不会把用户误导为具备投票资格。该设计使界面能够同时服务选民和审查者两类角色。</w:t>
+      </w:r>
+    </w:p>
+    <w:p>
+      <w:pPr>
+        <w:spacing w:line="300" w:lineRule="auto" w:before="0" w:after="0"/>
+        <w:ind w:firstLine="420"/>
+        <w:jc w:val="both"/>
+      </w:pPr>
+      <w:r>
+        <w:rPr>
+          <w:rFonts w:ascii="Times New Roman" w:hAnsi="Times New Roman" w:eastAsia="宋体"/>
+          <w:b w:val="0"/>
+          <w:sz w:val="21"/>
+        </w:rPr>
+        <w:t>在展示层面，前端将合约地址、部署交易 Hash、投票交易 Hash、白名单根、投票截止时间和 ABI 摘要放在同一控制台界面中。这样做的目的不是增加视觉复杂度，而是让答辩评审可以直接看到系统确实连接到测试网合约，并且能根据页面信息追踪到对应的链上记录。</w:t>
+      </w:r>
+    </w:p>
+    <w:p>
       <w:r>
         <w:br w:type="page"/>
       </w:r>
@@ -4229,6 +6197,51 @@
           <w:sz w:val="21"/>
         </w:rPr>
         <w:t>运行 npm test 后，测试套件共 24 个用例全部通过。其中 VotingSystem 合约测试覆盖初始化、白名单投票、非白名单拒绝、重复投票拒绝、非法候选项拒绝、投票截止拒绝和结果读取等关键路径。</w:t>
+      </w:r>
+    </w:p>
+    <w:p>
+      <w:pPr>
+        <w:spacing w:line="300" w:lineRule="auto" w:before="0" w:after="0"/>
+        <w:ind w:firstLine="420"/>
+        <w:jc w:val="both"/>
+      </w:pPr>
+      <w:r>
+        <w:rPr>
+          <w:rFonts w:ascii="Times New Roman" w:hAnsi="Times New Roman" w:eastAsia="宋体"/>
+          <w:b w:val="0"/>
+          <w:sz w:val="21"/>
+        </w:rPr>
+        <w:t>合约测试重点验证“允许路径”和“拒绝路径”是否同时成立。允许路径用于证明白名单地址在投票窗口内能够正常投票，并且票数会增加；拒绝路径用于证明非白名单地址、重复投票地址、非法候选项索引和超时交易均无法改变链上状态。只有这两类路径同时通过，才能说明合约不仅能完成正常业务，也能抵抗常见异常输入。</w:t>
+      </w:r>
+    </w:p>
+    <w:p>
+      <w:pPr>
+        <w:spacing w:line="300" w:lineRule="auto" w:before="0" w:after="0"/>
+        <w:ind w:firstLine="420"/>
+        <w:jc w:val="both"/>
+      </w:pPr>
+      <w:r>
+        <w:rPr>
+          <w:rFonts w:ascii="Times New Roman" w:hAnsi="Times New Roman" w:eastAsia="宋体"/>
+          <w:b w:val="0"/>
+          <w:sz w:val="21"/>
+        </w:rPr>
+        <w:t>部署脚本测试主要验证工程入口的健壮性。例如候选项数量不足时应拒绝部署，白名单地址格式错误时应停止生成 proof，重复地址应被提前发现。这些测试看似不直接属于合约逻辑，但能够避免错误配置进入链上部署阶段，降低真实部署时浪费 Gas 或生成不可用合约的概率。</w:t>
+      </w:r>
+    </w:p>
+    <w:p>
+      <w:pPr>
+        <w:spacing w:line="300" w:lineRule="auto" w:before="0" w:after="0"/>
+        <w:ind w:firstLine="420"/>
+        <w:jc w:val="both"/>
+      </w:pPr>
+      <w:r>
+        <w:rPr>
+          <w:rFonts w:ascii="Times New Roman" w:hAnsi="Times New Roman" w:eastAsia="宋体"/>
+          <w:b w:val="0"/>
+          <w:sz w:val="21"/>
+        </w:rPr>
+        <w:t>前端资源校验测试用于保证 deployment.json 和 whitelist.json 的一致性。由于 DApp 前端需要同时读取合约地址、ABI、Merkle Root 和 proof，如果这些文件由不同脚本或不同时间生成，就可能出现前端展示新合约、proof 却对应旧白名单的情况。通过自动化测试检查资源一致性，可以把这类问题提前暴露在构建阶段。</w:t>
       </w:r>
     </w:p>
     <w:tbl>
@@ -4769,6 +6782,51 @@
           <w:sz w:val="21"/>
         </w:rPr>
         <w:t>Gas 分析使用 npm run test:gas 执行。该命令将 REPORT_GAS 设置为 true，并在 Hardhat 测试完成后输出合约部署和方法调用的 Gas 消耗。结果显示，本地部署 VotingSystem 消耗 767,754 Gas，vote 方法最小值为 73,654，最大值为 73,666，平均值为 73,661。真实 Sepolia 部署交易消耗 903,205 Gas，真实投票交易消耗 74,413 Gas。</w:t>
+      </w:r>
+    </w:p>
+    <w:p>
+      <w:pPr>
+        <w:spacing w:line="300" w:lineRule="auto" w:before="0" w:after="0"/>
+        <w:ind w:firstLine="420"/>
+        <w:jc w:val="both"/>
+      </w:pPr>
+      <w:r>
+        <w:rPr>
+          <w:rFonts w:ascii="Times New Roman" w:hAnsi="Times New Roman" w:eastAsia="宋体"/>
+          <w:b w:val="0"/>
+          <w:sz w:val="21"/>
+        </w:rPr>
+        <w:t>vote 方法的 Gas 主要由四部分组成：一是读取合约状态并执行 require 校验；二是对 msg.sender 进行 Keccak-256 哈希并验证 Merkle Proof；三是首次写入 voted 映射；四是更新 voteCounts 数组。由于以太坊中写入存储槽的成本显著高于读取和内存计算，因此 voted 和 voteCounts 的状态更新是投票交易 Gas 的主要来源。</w:t>
+      </w:r>
+    </w:p>
+    <w:p>
+      <w:pPr>
+        <w:spacing w:line="300" w:lineRule="auto" w:before="0" w:after="0"/>
+        <w:ind w:firstLine="420"/>
+        <w:jc w:val="both"/>
+      </w:pPr>
+      <w:r>
+        <w:rPr>
+          <w:rFonts w:ascii="Times New Roman" w:hAnsi="Times New Roman" w:eastAsia="宋体"/>
+          <w:b w:val="0"/>
+          <w:sz w:val="21"/>
+        </w:rPr>
+        <w:t>本地 gas reporter 输出的平均值和 Sepolia 投票回执中的真实值接近，说明测试环境对单次 vote 调用的估算具有参考价值。二者存在少量差异，可能来自编译优化、网络执行环境、交易封装和实际区块状态等因素。论文中同时保留本地测试数据和真实测试网回执，可以避免只依赖模拟结果。</w:t>
+      </w:r>
+    </w:p>
+    <w:p>
+      <w:pPr>
+        <w:spacing w:line="300" w:lineRule="auto" w:before="0" w:after="0"/>
+        <w:ind w:firstLine="420"/>
+        <w:jc w:val="both"/>
+      </w:pPr>
+      <w:r>
+        <w:rPr>
+          <w:rFonts w:ascii="Times New Roman" w:hAnsi="Times New Roman" w:eastAsia="宋体"/>
+          <w:b w:val="0"/>
+          <w:sz w:val="21"/>
+        </w:rPr>
+        <w:t>如果后续要降低 Gas 成本，可以从减少存储写入、压缩事件参数和优化白名单证明长度等方向入手。但在本文系统中，安全性和可读性优先级高于极限优化。合约逻辑保持清晰，便于审计和答辩说明；Gas 消耗处于小规模投票可接受范围内，因此未进行过度压缩。</w:t>
       </w:r>
     </w:p>
     <w:p>
@@ -5328,6 +7386,66 @@
     </w:p>
     <w:p>
       <w:pPr>
+        <w:spacing w:line="300" w:lineRule="auto" w:before="0" w:after="0"/>
+        <w:ind w:firstLine="420"/>
+        <w:jc w:val="both"/>
+      </w:pPr>
+      <w:r>
+        <w:rPr>
+          <w:rFonts w:ascii="Times New Roman" w:hAnsi="Times New Roman" w:eastAsia="宋体"/>
+          <w:b w:val="0"/>
+          <w:sz w:val="21"/>
+        </w:rPr>
+        <w:t>除 timestamp 外，本文还从访问控制、输入校验、重入风险、整数溢出和数据一致性等角度进行人工复核。访问控制方面，合约没有管理员后门函数，部署后任何账户都不能修改候选项和白名单根；输入校验方面，候选项索引、投票时间、重复投票和 proof 有效性均在状态写入前检查；整数安全方面，Solidity 0.8.24 默认启用溢出检查，票数递增不会静默回绕。</w:t>
+      </w:r>
+    </w:p>
+    <w:p>
+      <w:pPr>
+        <w:spacing w:line="300" w:lineRule="auto" w:before="0" w:after="0"/>
+        <w:ind w:firstLine="420"/>
+        <w:jc w:val="both"/>
+      </w:pPr>
+      <w:r>
+        <w:rPr>
+          <w:rFonts w:ascii="Times New Roman" w:hAnsi="Times New Roman" w:eastAsia="宋体"/>
+          <w:b w:val="0"/>
+          <w:sz w:val="21"/>
+        </w:rPr>
+        <w:t>重入风险方面，vote 函数不转账、不调用外部合约，也不使用低级 call，因此不存在典型的外部回调入口。即便如此，代码仍按 Checks-Effects-Interactions 顺序组织，使安全规范体现在实现结构中。对于毕业设计而言，能够解释为什么某类风险不存在，比简单写一句“无风险”更符合工程审计要求。</w:t>
+      </w:r>
+    </w:p>
+    <w:p>
+      <w:pPr>
+        <w:spacing w:line="300" w:lineRule="auto" w:before="0" w:after="0"/>
+        <w:ind w:firstLine="420"/>
+        <w:jc w:val="both"/>
+      </w:pPr>
+      <w:r>
+        <w:rPr>
+          <w:rFonts w:ascii="Times New Roman" w:hAnsi="Times New Roman" w:eastAsia="宋体"/>
+          <w:b w:val="0"/>
+          <w:sz w:val="21"/>
+        </w:rPr>
+        <w:t>前端安全方面，需要认识到前端不能作为最终安全边界。用户可以修改浏览器代码、直接使用脚本调用合约，或者构造任意 candidateIndex 和 proof。因此，本文只把前端作为交互和提示层，所有影响投票结果的判断都由合约重新执行。该设计符合区块链 DApp 中“前端可替换、合约可信执行”的基本原则。</w:t>
+      </w:r>
+    </w:p>
+    <w:p>
+      <w:pPr>
+        <w:spacing w:line="300" w:lineRule="auto" w:before="0" w:after="0"/>
+        <w:ind w:firstLine="420"/>
+        <w:jc w:val="both"/>
+      </w:pPr>
+      <w:r>
+        <w:rPr>
+          <w:rFonts w:ascii="Times New Roman" w:hAnsi="Times New Roman" w:eastAsia="宋体"/>
+          <w:b w:val="0"/>
+          <w:sz w:val="21"/>
+        </w:rPr>
+        <w:t>私钥管理是系统实践中的重要风险。项目部署使用测试网账户完成，私钥只应保存在本地 .env 文件中，不应提交到 GitHub。由于测试网私钥在调试过程中存在暴露可能，完成毕业设计材料后应更换部署钱包或放弃该测试账户，避免后续被他人使用。</w:t>
+      </w:r>
+    </w:p>
+    <w:p>
+      <w:pPr>
         <w:jc w:val="center"/>
       </w:pPr>
       <w:r>
@@ -5411,6 +7529,36 @@
     </w:p>
     <w:p>
       <w:pPr>
+        <w:spacing w:line="300" w:lineRule="auto" w:before="0" w:after="0"/>
+        <w:ind w:firstLine="420"/>
+        <w:jc w:val="both"/>
+      </w:pPr>
+      <w:r>
+        <w:rPr>
+          <w:rFonts w:ascii="Times New Roman" w:hAnsi="Times New Roman" w:eastAsia="宋体"/>
+          <w:b w:val="0"/>
+          <w:sz w:val="21"/>
+        </w:rPr>
+        <w:t>重新部署合约的目的，是为论文材料提供当前项目状态下的最新链上证据。由于投票窗口被设置为约 30 分钟，旧合约在窗口结束后无法继续产生有效投票交易，因此需要重新部署以获得可演示的投票窗口和真实交易回执。部署完成后，前端配置文件被重新导出，确保页面中的合约地址与 Sepolia 上的最新实例一致。</w:t>
+      </w:r>
+    </w:p>
+    <w:p>
+      <w:pPr>
+        <w:spacing w:line="300" w:lineRule="auto" w:before="0" w:after="0"/>
+        <w:ind w:firstLine="420"/>
+        <w:jc w:val="both"/>
+      </w:pPr>
+      <w:r>
+        <w:rPr>
+          <w:rFonts w:ascii="Times New Roman" w:hAnsi="Times New Roman" w:eastAsia="宋体"/>
+          <w:b w:val="0"/>
+          <w:sz w:val="21"/>
+        </w:rPr>
+        <w:t>部署证据不仅包括合约地址，还包括部署交易 Hash、投票交易 Hash、部署账户、白名单根、Gas 消耗和前端读取截图。合约地址能够定位链上合约实例，交易 Hash 能够定位具体执行过程，Gas 消耗能够说明执行成本，截图能够证明前端已读取对应合约状态。这些材料互相印证，比单独给出一个地址更适合毕业设计验收。</w:t>
+      </w:r>
+    </w:p>
+    <w:p>
+      <w:pPr>
         <w:jc w:val="center"/>
       </w:pPr>
       <w:r>
@@ -5516,6 +7664,81 @@
       </w:r>
     </w:p>
     <w:p>
+      <w:pPr>
+        <w:pStyle w:val="Heading2"/>
+        <w:spacing w:before="240" w:after="120"/>
+        <w:jc w:val="left"/>
+      </w:pPr>
+      <w:r>
+        <w:rPr>
+          <w:rFonts w:ascii="Times New Roman" w:hAnsi="Times New Roman" w:eastAsia="黑体"/>
+          <w:b/>
+          <w:sz w:val="32"/>
+        </w:rPr>
+        <w:t>6.6  可复现性与结果评价</w:t>
+      </w:r>
+    </w:p>
+    <w:p>
+      <w:pPr>
+        <w:spacing w:line="300" w:lineRule="auto" w:before="0" w:after="0"/>
+        <w:ind w:firstLine="420"/>
+        <w:jc w:val="both"/>
+      </w:pPr>
+      <w:r>
+        <w:rPr>
+          <w:rFonts w:ascii="Times New Roman" w:hAnsi="Times New Roman" w:eastAsia="宋体"/>
+          <w:b w:val="0"/>
+          <w:sz w:val="21"/>
+        </w:rPr>
+        <w:t>为保证论文数据可复现，本文将关键命令输出保存为文本报告，包括 compile-output.txt、test-output.txt、gas-output.txt、slither-output.txt 和 web-build-output.txt。说明书中引用的测试通过数量、Gas 消耗、合约地址、部署交易 Hash 和投票交易 Hash 均来自这些报告或链上回执，而不是手工估算。</w:t>
+      </w:r>
+    </w:p>
+    <w:p>
+      <w:pPr>
+        <w:spacing w:line="300" w:lineRule="auto" w:before="0" w:after="0"/>
+        <w:ind w:firstLine="420"/>
+        <w:jc w:val="both"/>
+      </w:pPr>
+      <w:r>
+        <w:rPr>
+          <w:rFonts w:ascii="Times New Roman" w:hAnsi="Times New Roman" w:eastAsia="宋体"/>
+          <w:b w:val="0"/>
+          <w:sz w:val="21"/>
+        </w:rPr>
+        <w:t>从测试覆盖结果看，系统已经覆盖了核心业务分支，能够证明合约在正常投票和异常输入下符合预期。从 Gas 结果看，vote 方法平均约 7.3 万 Gas，在小规模投票场景中成本可接受；部署交易 Gas 高于本地估算，主要与测试网真实交易环境和构造参数写入有关，但部署属于一次性操作，对普通选民无直接影响。</w:t>
+      </w:r>
+    </w:p>
+    <w:p>
+      <w:pPr>
+        <w:spacing w:line="300" w:lineRule="auto" w:before="0" w:after="0"/>
+        <w:ind w:firstLine="420"/>
+        <w:jc w:val="both"/>
+      </w:pPr>
+      <w:r>
+        <w:rPr>
+          <w:rFonts w:ascii="Times New Roman" w:hAnsi="Times New Roman" w:eastAsia="宋体"/>
+          <w:b w:val="0"/>
+          <w:sz w:val="21"/>
+        </w:rPr>
+        <w:t>从安全审计结果看，Slither 未发现重入、未检查外部调用、任意转账、未初始化存储指针等高风险问题。timestamp 提示需要在论文中说明其适用范围：本系统用时间戳判断投票窗口，而不是生成随机数或分配资金，因此矿工或验证者的小范围时间偏移不会改变白名单资格、候选项索引和重复投票状态。</w:t>
+      </w:r>
+    </w:p>
+    <w:p>
+      <w:pPr>
+        <w:spacing w:line="300" w:lineRule="auto" w:before="0" w:after="0"/>
+        <w:ind w:firstLine="420"/>
+        <w:jc w:val="both"/>
+      </w:pPr>
+      <w:r>
+        <w:rPr>
+          <w:rFonts w:ascii="Times New Roman" w:hAnsi="Times New Roman" w:eastAsia="宋体"/>
+          <w:b w:val="0"/>
+          <w:sz w:val="21"/>
+        </w:rPr>
+        <w:t>从系统演示效果看，前端能够读取真实测试网合约状态，并通过截图展示钱包状态、投票面板、结果统计和 Merkle Proof 信息。该结果说明系统已经形成从链下配置、合约部署、钱包签名、链上执行到前端展示的闭环，满足毕业设计“可执行程序”和“理论与实践结合”的基本要求。</w:t>
+      </w:r>
+    </w:p>
+    <w:p>
       <w:r>
         <w:br w:type="page"/>
       </w:r>
@@ -5582,6 +7805,36 @@
     </w:p>
     <w:p>
       <w:pPr>
+        <w:spacing w:line="300" w:lineRule="auto" w:before="0" w:after="0"/>
+        <w:ind w:firstLine="420"/>
+        <w:jc w:val="both"/>
+      </w:pPr>
+      <w:r>
+        <w:rPr>
+          <w:rFonts w:ascii="Times New Roman" w:hAnsi="Times New Roman" w:eastAsia="宋体"/>
+          <w:b w:val="0"/>
+          <w:sz w:val="21"/>
+        </w:rPr>
+        <w:t>与仅完成一个前端页面或一个单独合约示例相比，本文更强调完整工程闭环。项目不仅包含智能合约代码，还包含白名单生成脚本、部署脚本、前端配置导出、自动化测试、Gas 报告、安全审计输出、测试网交易证据、运行截图和说明书材料。各部分之间通过真实数据连接，能够支撑毕业设计从“能运行”到“可解释、可复核”的要求。</w:t>
+      </w:r>
+    </w:p>
+    <w:p>
+      <w:pPr>
+        <w:spacing w:line="300" w:lineRule="auto" w:before="0" w:after="0"/>
+        <w:ind w:firstLine="420"/>
+        <w:jc w:val="both"/>
+      </w:pPr>
+      <w:r>
+        <w:rPr>
+          <w:rFonts w:ascii="Times New Roman" w:hAnsi="Times New Roman" w:eastAsia="宋体"/>
+          <w:b w:val="0"/>
+          <w:sz w:val="21"/>
+        </w:rPr>
+        <w:t>从理论与实践结合角度看，本文在实现投票功能的同时，对 ECDSA 签名、Keccak-256 哈希、Merkle Proof 验证、哈希碰撞概率和 Gas 成本来源进行了分析。这样可以说明系统为什么能够防止伪造身份、为什么白名单根可以代表地址集合、为什么哈希碰撞在工程上可忽略，以及为什么链上状态写入会成为主要成本。</w:t>
+      </w:r>
+    </w:p>
+    <w:p>
+      <w:pPr>
         <w:pStyle w:val="Heading2"/>
         <w:spacing w:before="240" w:after="120"/>
         <w:jc w:val="left"/>
@@ -5623,6 +7876,66 @@
           <w:sz w:val="21"/>
         </w:rPr>
         <w:t>后续可从四个方向继续完善：一是引入链下身份认证与链上凭证结合机制，提高资格发放可信度；二是研究零知识证明、盲签名或承诺揭示机制，增强投票隐私；三是扩展后台管理与多轮投票能力，提高系统可配置性；四是补充形式化验证、第三方审计和持续集成流程，使系统更接近生产级工程要求。</w:t>
+      </w:r>
+    </w:p>
+    <w:p>
+      <w:pPr>
+        <w:pStyle w:val="Heading2"/>
+        <w:spacing w:before="240" w:after="120"/>
+        <w:jc w:val="left"/>
+      </w:pPr>
+      <w:r>
+        <w:rPr>
+          <w:rFonts w:ascii="Times New Roman" w:hAnsi="Times New Roman" w:eastAsia="黑体"/>
+          <w:b/>
+          <w:sz w:val="32"/>
+        </w:rPr>
+        <w:t>7.3  工程伦理与合规说明</w:t>
+      </w:r>
+    </w:p>
+    <w:p>
+      <w:pPr>
+        <w:spacing w:line="300" w:lineRule="auto" w:before="0" w:after="0"/>
+        <w:ind w:firstLine="420"/>
+        <w:jc w:val="both"/>
+      </w:pPr>
+      <w:r>
+        <w:rPr>
+          <w:rFonts w:ascii="Times New Roman" w:hAnsi="Times New Roman" w:eastAsia="宋体"/>
+          <w:b w:val="0"/>
+          <w:sz w:val="21"/>
+        </w:rPr>
+        <w:t>电子投票系统天然涉及公平性、隐私性和结果可信度等问题，因此在毕业设计中必须明确系统用途和适用边界。本文系统仅用于课程研究、技术验证和答辩演示，不面向真实公共选举、商业投票或具有法律效力的决策场景。系统中的白名单地址为测试地址，使用 Sepolia 测试币完成交易，不涉及真实资金托管和真实身份数据处理。</w:t>
+      </w:r>
+    </w:p>
+    <w:p>
+      <w:pPr>
+        <w:spacing w:line="300" w:lineRule="auto" w:before="0" w:after="0"/>
+        <w:ind w:firstLine="420"/>
+        <w:jc w:val="both"/>
+      </w:pPr>
+      <w:r>
+        <w:rPr>
+          <w:rFonts w:ascii="Times New Roman" w:hAnsi="Times New Roman" w:eastAsia="宋体"/>
+          <w:b w:val="0"/>
+          <w:sz w:val="21"/>
+        </w:rPr>
+        <w:t>在数据保护方面，系统没有采集姓名、身份证号、手机号等敏感个人信息，只以 Ethereum 地址作为测试投票资格标识。需要注意的是，区块链地址并不等同于完全匿名身份，一旦地址与现实身份在其他场景中发生绑定，链上投票行为可能被关联分析。因此，若系统未来用于真实业务，应增加隐私保护、授权告知、数据最小化和合规审查机制。</w:t>
+      </w:r>
+    </w:p>
+    <w:p>
+      <w:pPr>
+        <w:spacing w:line="300" w:lineRule="auto" w:before="0" w:after="0"/>
+        <w:ind w:firstLine="420"/>
+        <w:jc w:val="both"/>
+      </w:pPr>
+      <w:r>
+        <w:rPr>
+          <w:rFonts w:ascii="Times New Roman" w:hAnsi="Times New Roman" w:eastAsia="宋体"/>
+          <w:b w:val="0"/>
+          <w:sz w:val="21"/>
+        </w:rPr>
+        <w:t>在安全责任方面，本文保留了测试记录和审计结果，并对 Slither 提示进行解释，避免只展示成功路径而忽略风险边界。毕业设计交付材料中的合约地址、交易 Hash 和 Gas 数据均可追溯，能够接受复核。对于已经在开发过程中使用过的测试网私钥，应在项目提交后更换或弃用，避免因密钥泄露造成后续测试资产损失。</w:t>
       </w:r>
     </w:p>
     <w:p>

--- a/deliverables/graduation/docx/王靖宇-毕业设计说明书-去中心化电子投票系统.docx
+++ b/deliverables/graduation/docx/王靖宇-毕业设计说明书-去中心化电子投票系统.docx
@@ -146,7 +146,7 @@
     </w:p>
     <w:p>
       <w:pPr>
-        <w:spacing w:line="300" w:lineRule="auto" w:before="0" w:after="0"/>
+        <w:spacing w:line="300" w:lineRule="auto" w:before="0" w:after="40"/>
         <w:ind w:firstLine="420"/>
         <w:jc w:val="both"/>
       </w:pPr>
@@ -162,7 +162,7 @@
     <w:p/>
     <w:p>
       <w:pPr>
-        <w:spacing w:line="300" w:lineRule="auto" w:before="0" w:after="0"/>
+        <w:spacing w:line="300" w:lineRule="auto" w:before="0" w:after="40"/>
         <w:jc w:val="both"/>
       </w:pPr>
       <w:r>
@@ -191,7 +191,7 @@
     </w:p>
     <w:p>
       <w:pPr>
-        <w:spacing w:line="300" w:lineRule="auto" w:before="0" w:after="0"/>
+        <w:spacing w:line="300" w:lineRule="auto" w:before="0" w:after="40"/>
         <w:ind w:firstLine="420"/>
         <w:jc w:val="both"/>
       </w:pPr>
@@ -206,7 +206,7 @@
     </w:p>
     <w:p>
       <w:pPr>
-        <w:spacing w:line="300" w:lineRule="auto" w:before="0" w:after="0"/>
+        <w:spacing w:line="300" w:lineRule="auto" w:before="0" w:after="40"/>
         <w:ind w:firstLine="420"/>
         <w:jc w:val="both"/>
       </w:pPr>
@@ -222,7 +222,7 @@
     <w:p/>
     <w:p>
       <w:pPr>
-        <w:spacing w:line="300" w:lineRule="auto" w:before="0" w:after="0"/>
+        <w:spacing w:line="300" w:lineRule="auto" w:before="0" w:after="40"/>
         <w:jc w:val="both"/>
       </w:pPr>
       <w:r>
@@ -236,7 +236,7 @@
     </w:p>
     <w:p>
       <w:pPr>
-        <w:spacing w:line="300" w:lineRule="auto" w:before="0" w:after="0"/>
+        <w:spacing w:line="300" w:lineRule="auto" w:before="0" w:after="40"/>
         <w:jc w:val="both"/>
       </w:pPr>
       <w:r>
@@ -269,7 +269,7 @@
     </w:p>
     <w:p>
       <w:pPr>
-        <w:spacing w:line="300" w:lineRule="auto" w:before="0" w:after="0"/>
+        <w:spacing w:line="300" w:lineRule="auto" w:before="0" w:after="40"/>
         <w:ind w:firstLine="420"/>
         <w:jc w:val="both"/>
       </w:pPr>
@@ -284,7 +284,7 @@
     </w:p>
     <w:p>
       <w:pPr>
-        <w:spacing w:line="300" w:lineRule="auto" w:before="0" w:after="0"/>
+        <w:spacing w:line="300" w:lineRule="auto" w:before="0" w:after="40"/>
         <w:ind w:firstLine="420"/>
         <w:jc w:val="both"/>
       </w:pPr>
@@ -299,7 +299,7 @@
     </w:p>
     <w:p>
       <w:pPr>
-        <w:spacing w:line="300" w:lineRule="auto" w:before="0" w:after="0"/>
+        <w:spacing w:line="300" w:lineRule="auto" w:before="0" w:after="40"/>
         <w:jc w:val="both"/>
       </w:pPr>
       <w:r>
@@ -340,7 +340,7 @@
     </w:p>
     <w:p>
       <w:pPr>
-        <w:spacing w:line="300" w:lineRule="auto" w:before="0" w:after="0"/>
+        <w:spacing w:line="300" w:lineRule="auto" w:before="0" w:after="40"/>
         <w:ind w:firstLine="420"/>
         <w:jc w:val="both"/>
       </w:pPr>
@@ -355,7 +355,7 @@
     </w:p>
     <w:p>
       <w:pPr>
-        <w:spacing w:line="300" w:lineRule="auto" w:before="0" w:after="0"/>
+        <w:spacing w:line="300" w:lineRule="auto" w:before="0" w:after="40"/>
         <w:ind w:firstLine="420"/>
         <w:jc w:val="both"/>
       </w:pPr>
@@ -370,7 +370,7 @@
     </w:p>
     <w:p>
       <w:pPr>
-        <w:spacing w:line="300" w:lineRule="auto" w:before="0" w:after="0"/>
+        <w:spacing w:line="300" w:lineRule="auto" w:before="0" w:after="40"/>
         <w:jc w:val="both"/>
       </w:pPr>
       <w:r>
@@ -411,22 +411,30 @@
     </w:p>
     <w:p>
       <w:pPr>
-        <w:spacing w:line="300" w:lineRule="auto"/>
+        <w:tabs>
+          <w:tab w:pos="8731" w:val="right" w:leader="dot"/>
+        </w:tabs>
+        <w:spacing w:line="300" w:lineRule="auto" w:after="0"/>
         <w:ind w:left="0"/>
       </w:pPr>
       <w:r>
         <w:rPr>
           <w:rFonts w:ascii="Times New Roman" w:hAnsi="Times New Roman" w:eastAsia="黑体"/>
-          <w:b w:val="0"/>
+          <w:b/>
           <w:sz w:val="21"/>
         </w:rPr>
         <w:t>第一章  绪论</w:t>
+        <w:tab/>
+        <w:t>7</w:t>
       </w:r>
     </w:p>
     <w:p>
       <w:pPr>
-        <w:spacing w:line="300" w:lineRule="auto"/>
-        <w:ind w:left="420"/>
+        <w:tabs>
+          <w:tab w:pos="8731" w:val="right" w:leader="dot"/>
+        </w:tabs>
+        <w:spacing w:line="300" w:lineRule="auto" w:after="0"/>
+        <w:ind w:left="360"/>
       </w:pPr>
       <w:r>
         <w:rPr>
@@ -435,12 +443,17 @@
           <w:sz w:val="21"/>
         </w:rPr>
         <w:t>1.1  研究背景与意义</w:t>
+        <w:tab/>
+        <w:t>7</w:t>
       </w:r>
     </w:p>
     <w:p>
       <w:pPr>
-        <w:spacing w:line="300" w:lineRule="auto"/>
-        <w:ind w:left="420"/>
+        <w:tabs>
+          <w:tab w:pos="8731" w:val="right" w:leader="dot"/>
+        </w:tabs>
+        <w:spacing w:line="300" w:lineRule="auto" w:after="0"/>
+        <w:ind w:left="360"/>
       </w:pPr>
       <w:r>
         <w:rPr>
@@ -449,12 +462,17 @@
           <w:sz w:val="21"/>
         </w:rPr>
         <w:t>1.2  国内外研究现状</w:t>
+        <w:tab/>
+        <w:t>7</w:t>
       </w:r>
     </w:p>
     <w:p>
       <w:pPr>
-        <w:spacing w:line="300" w:lineRule="auto"/>
-        <w:ind w:left="420"/>
+        <w:tabs>
+          <w:tab w:pos="8731" w:val="right" w:leader="dot"/>
+        </w:tabs>
+        <w:spacing w:line="300" w:lineRule="auto" w:after="0"/>
+        <w:ind w:left="360"/>
       </w:pPr>
       <w:r>
         <w:rPr>
@@ -463,12 +481,17 @@
           <w:sz w:val="21"/>
         </w:rPr>
         <w:t>1.3  研究目标与主要内容</w:t>
+        <w:tab/>
+        <w:t>8</w:t>
       </w:r>
     </w:p>
     <w:p>
       <w:pPr>
-        <w:spacing w:line="300" w:lineRule="auto"/>
-        <w:ind w:left="420"/>
+        <w:tabs>
+          <w:tab w:pos="8731" w:val="right" w:leader="dot"/>
+        </w:tabs>
+        <w:spacing w:line="300" w:lineRule="auto" w:after="0"/>
+        <w:ind w:left="360"/>
       </w:pPr>
       <w:r>
         <w:rPr>
@@ -477,12 +500,17 @@
           <w:sz w:val="21"/>
         </w:rPr>
         <w:t>1.4  论文结构安排</w:t>
+        <w:tab/>
+        <w:t>8</w:t>
       </w:r>
     </w:p>
     <w:p>
       <w:pPr>
-        <w:spacing w:line="300" w:lineRule="auto"/>
-        <w:ind w:left="420"/>
+        <w:tabs>
+          <w:tab w:pos="8731" w:val="right" w:leader="dot"/>
+        </w:tabs>
+        <w:spacing w:line="300" w:lineRule="auto" w:after="0"/>
+        <w:ind w:left="360"/>
       </w:pPr>
       <w:r>
         <w:rPr>
@@ -491,26 +519,36 @@
           <w:sz w:val="21"/>
         </w:rPr>
         <w:t>1.5  技术路线与可行性分析</w:t>
+        <w:tab/>
+        <w:t>8</w:t>
       </w:r>
     </w:p>
     <w:p>
       <w:pPr>
-        <w:spacing w:line="300" w:lineRule="auto"/>
+        <w:tabs>
+          <w:tab w:pos="8731" w:val="right" w:leader="dot"/>
+        </w:tabs>
+        <w:spacing w:line="300" w:lineRule="auto" w:after="0"/>
         <w:ind w:left="0"/>
       </w:pPr>
       <w:r>
         <w:rPr>
           <w:rFonts w:ascii="Times New Roman" w:hAnsi="Times New Roman" w:eastAsia="黑体"/>
-          <w:b w:val="0"/>
+          <w:b/>
           <w:sz w:val="21"/>
         </w:rPr>
         <w:t>第二章  相关技术基础</w:t>
+        <w:tab/>
+        <w:t>9</w:t>
       </w:r>
     </w:p>
     <w:p>
       <w:pPr>
-        <w:spacing w:line="300" w:lineRule="auto"/>
-        <w:ind w:left="420"/>
+        <w:tabs>
+          <w:tab w:pos="8731" w:val="right" w:leader="dot"/>
+        </w:tabs>
+        <w:spacing w:line="300" w:lineRule="auto" w:after="0"/>
+        <w:ind w:left="360"/>
       </w:pPr>
       <w:r>
         <w:rPr>
@@ -519,12 +557,17 @@
           <w:sz w:val="21"/>
         </w:rPr>
         <w:t>2.1  Ethereum 与智能合约</w:t>
+        <w:tab/>
+        <w:t>9</w:t>
       </w:r>
     </w:p>
     <w:p>
       <w:pPr>
-        <w:spacing w:line="300" w:lineRule="auto"/>
-        <w:ind w:left="420"/>
+        <w:tabs>
+          <w:tab w:pos="8731" w:val="right" w:leader="dot"/>
+        </w:tabs>
+        <w:spacing w:line="300" w:lineRule="auto" w:after="0"/>
+        <w:ind w:left="360"/>
       </w:pPr>
       <w:r>
         <w:rPr>
@@ -533,12 +576,17 @@
           <w:sz w:val="21"/>
         </w:rPr>
         <w:t>2.2  Solidity、Hardhat 与 OpenZeppelin</w:t>
+        <w:tab/>
+        <w:t>9</w:t>
       </w:r>
     </w:p>
     <w:p>
       <w:pPr>
-        <w:spacing w:line="300" w:lineRule="auto"/>
-        <w:ind w:left="420"/>
+        <w:tabs>
+          <w:tab w:pos="8731" w:val="right" w:leader="dot"/>
+        </w:tabs>
+        <w:spacing w:line="300" w:lineRule="auto" w:after="0"/>
+        <w:ind w:left="360"/>
       </w:pPr>
       <w:r>
         <w:rPr>
@@ -547,12 +595,17 @@
           <w:sz w:val="21"/>
         </w:rPr>
         <w:t>2.3  ECDSA 签名与地址机制</w:t>
+        <w:tab/>
+        <w:t>9</w:t>
       </w:r>
     </w:p>
     <w:p>
       <w:pPr>
-        <w:spacing w:line="300" w:lineRule="auto"/>
-        <w:ind w:left="420"/>
+        <w:tabs>
+          <w:tab w:pos="8731" w:val="right" w:leader="dot"/>
+        </w:tabs>
+        <w:spacing w:line="300" w:lineRule="auto" w:after="0"/>
+        <w:ind w:left="360"/>
       </w:pPr>
       <w:r>
         <w:rPr>
@@ -561,12 +614,17 @@
           <w:sz w:val="21"/>
         </w:rPr>
         <w:t>2.4  Keccak-256 与 Merkle Tree</w:t>
+        <w:tab/>
+        <w:t>10</w:t>
       </w:r>
     </w:p>
     <w:p>
       <w:pPr>
-        <w:spacing w:line="300" w:lineRule="auto"/>
-        <w:ind w:left="420"/>
+        <w:tabs>
+          <w:tab w:pos="8731" w:val="right" w:leader="dot"/>
+        </w:tabs>
+        <w:spacing w:line="300" w:lineRule="auto" w:after="0"/>
+        <w:ind w:left="360"/>
       </w:pPr>
       <w:r>
         <w:rPr>
@@ -575,12 +633,17 @@
           <w:sz w:val="21"/>
         </w:rPr>
         <w:t>2.5  DApp 前端与钱包交互</w:t>
+        <w:tab/>
+        <w:t>11</w:t>
       </w:r>
     </w:p>
     <w:p>
       <w:pPr>
-        <w:spacing w:line="300" w:lineRule="auto"/>
-        <w:ind w:left="420"/>
+        <w:tabs>
+          <w:tab w:pos="8731" w:val="right" w:leader="dot"/>
+        </w:tabs>
+        <w:spacing w:line="300" w:lineRule="auto" w:after="0"/>
+        <w:ind w:left="360"/>
       </w:pPr>
       <w:r>
         <w:rPr>
@@ -589,26 +652,36 @@
           <w:sz w:val="21"/>
         </w:rPr>
         <w:t>2.6  技术选型依据</w:t>
+        <w:tab/>
+        <w:t>11</w:t>
       </w:r>
     </w:p>
     <w:p>
       <w:pPr>
-        <w:spacing w:line="300" w:lineRule="auto"/>
+        <w:tabs>
+          <w:tab w:pos="8731" w:val="right" w:leader="dot"/>
+        </w:tabs>
+        <w:spacing w:line="300" w:lineRule="auto" w:after="0"/>
         <w:ind w:left="0"/>
       </w:pPr>
       <w:r>
         <w:rPr>
           <w:rFonts w:ascii="Times New Roman" w:hAnsi="Times New Roman" w:eastAsia="黑体"/>
-          <w:b w:val="0"/>
+          <w:b/>
           <w:sz w:val="21"/>
         </w:rPr>
         <w:t>第三章  系统需求分析</w:t>
+        <w:tab/>
+        <w:t>13</w:t>
       </w:r>
     </w:p>
     <w:p>
       <w:pPr>
-        <w:spacing w:line="300" w:lineRule="auto"/>
-        <w:ind w:left="420"/>
+        <w:tabs>
+          <w:tab w:pos="8731" w:val="right" w:leader="dot"/>
+        </w:tabs>
+        <w:spacing w:line="300" w:lineRule="auto" w:after="0"/>
+        <w:ind w:left="360"/>
       </w:pPr>
       <w:r>
         <w:rPr>
@@ -617,12 +690,17 @@
           <w:sz w:val="21"/>
         </w:rPr>
         <w:t>3.1  角色分析</w:t>
+        <w:tab/>
+        <w:t>13</w:t>
       </w:r>
     </w:p>
     <w:p>
       <w:pPr>
-        <w:spacing w:line="300" w:lineRule="auto"/>
-        <w:ind w:left="420"/>
+        <w:tabs>
+          <w:tab w:pos="8731" w:val="right" w:leader="dot"/>
+        </w:tabs>
+        <w:spacing w:line="300" w:lineRule="auto" w:after="0"/>
+        <w:ind w:left="360"/>
       </w:pPr>
       <w:r>
         <w:rPr>
@@ -631,12 +709,17 @@
           <w:sz w:val="21"/>
         </w:rPr>
         <w:t>3.2  功能需求</w:t>
+        <w:tab/>
+        <w:t>13</w:t>
       </w:r>
     </w:p>
     <w:p>
       <w:pPr>
-        <w:spacing w:line="300" w:lineRule="auto"/>
-        <w:ind w:left="420"/>
+        <w:tabs>
+          <w:tab w:pos="8731" w:val="right" w:leader="dot"/>
+        </w:tabs>
+        <w:spacing w:line="300" w:lineRule="auto" w:after="0"/>
+        <w:ind w:left="360"/>
       </w:pPr>
       <w:r>
         <w:rPr>
@@ -645,12 +728,17 @@
           <w:sz w:val="21"/>
         </w:rPr>
         <w:t>3.3  非功能需求</w:t>
+        <w:tab/>
+        <w:t>13</w:t>
       </w:r>
     </w:p>
     <w:p>
       <w:pPr>
-        <w:spacing w:line="300" w:lineRule="auto"/>
-        <w:ind w:left="420"/>
+        <w:tabs>
+          <w:tab w:pos="8731" w:val="right" w:leader="dot"/>
+        </w:tabs>
+        <w:spacing w:line="300" w:lineRule="auto" w:after="0"/>
+        <w:ind w:left="360"/>
       </w:pPr>
       <w:r>
         <w:rPr>
@@ -659,12 +747,17 @@
           <w:sz w:val="21"/>
         </w:rPr>
         <w:t>3.4  威胁模型与设计边界</w:t>
+        <w:tab/>
+        <w:t>14</w:t>
       </w:r>
     </w:p>
     <w:p>
       <w:pPr>
-        <w:spacing w:line="300" w:lineRule="auto"/>
-        <w:ind w:left="420"/>
+        <w:tabs>
+          <w:tab w:pos="8731" w:val="right" w:leader="dot"/>
+        </w:tabs>
+        <w:spacing w:line="300" w:lineRule="auto" w:after="0"/>
+        <w:ind w:left="360"/>
       </w:pPr>
       <w:r>
         <w:rPr>
@@ -673,26 +766,55 @@
           <w:sz w:val="21"/>
         </w:rPr>
         <w:t>3.5  典型用例分析</w:t>
+        <w:tab/>
+        <w:t>14</w:t>
       </w:r>
     </w:p>
     <w:p>
       <w:pPr>
-        <w:spacing w:line="300" w:lineRule="auto"/>
+        <w:tabs>
+          <w:tab w:pos="8731" w:val="right" w:leader="dot"/>
+        </w:tabs>
+        <w:spacing w:line="300" w:lineRule="auto" w:after="0"/>
+        <w:ind w:left="360"/>
+      </w:pPr>
+      <w:r>
+        <w:rPr>
+          <w:rFonts w:ascii="Times New Roman" w:hAnsi="Times New Roman" w:eastAsia="宋体"/>
+          <w:b w:val="0"/>
+          <w:sz w:val="21"/>
+        </w:rPr>
+        <w:t>3.6  本章小结</w:t>
+        <w:tab/>
+        <w:t>15</w:t>
+      </w:r>
+    </w:p>
+    <w:p>
+      <w:pPr>
+        <w:tabs>
+          <w:tab w:pos="8731" w:val="right" w:leader="dot"/>
+        </w:tabs>
+        <w:spacing w:line="300" w:lineRule="auto" w:after="0"/>
         <w:ind w:left="0"/>
       </w:pPr>
       <w:r>
         <w:rPr>
           <w:rFonts w:ascii="Times New Roman" w:hAnsi="Times New Roman" w:eastAsia="黑体"/>
-          <w:b w:val="0"/>
+          <w:b/>
           <w:sz w:val="21"/>
         </w:rPr>
         <w:t>第四章  系统总体设计</w:t>
+        <w:tab/>
+        <w:t>16</w:t>
       </w:r>
     </w:p>
     <w:p>
       <w:pPr>
-        <w:spacing w:line="300" w:lineRule="auto"/>
-        <w:ind w:left="420"/>
+        <w:tabs>
+          <w:tab w:pos="8731" w:val="right" w:leader="dot"/>
+        </w:tabs>
+        <w:spacing w:line="300" w:lineRule="auto" w:after="0"/>
+        <w:ind w:left="360"/>
       </w:pPr>
       <w:r>
         <w:rPr>
@@ -701,12 +823,17 @@
           <w:sz w:val="21"/>
         </w:rPr>
         <w:t>4.1  总体架构设计</w:t>
+        <w:tab/>
+        <w:t>16</w:t>
       </w:r>
     </w:p>
     <w:p>
       <w:pPr>
-        <w:spacing w:line="300" w:lineRule="auto"/>
-        <w:ind w:left="420"/>
+        <w:tabs>
+          <w:tab w:pos="8731" w:val="right" w:leader="dot"/>
+        </w:tabs>
+        <w:spacing w:line="300" w:lineRule="auto" w:after="0"/>
+        <w:ind w:left="360"/>
       </w:pPr>
       <w:r>
         <w:rPr>
@@ -715,12 +842,17 @@
           <w:sz w:val="21"/>
         </w:rPr>
         <w:t>4.2  业务流程设计</w:t>
+        <w:tab/>
+        <w:t>16</w:t>
       </w:r>
     </w:p>
     <w:p>
       <w:pPr>
-        <w:spacing w:line="300" w:lineRule="auto"/>
-        <w:ind w:left="420"/>
+        <w:tabs>
+          <w:tab w:pos="8731" w:val="right" w:leader="dot"/>
+        </w:tabs>
+        <w:spacing w:line="300" w:lineRule="auto" w:after="0"/>
+        <w:ind w:left="360"/>
       </w:pPr>
       <w:r>
         <w:rPr>
@@ -729,12 +861,17 @@
           <w:sz w:val="21"/>
         </w:rPr>
         <w:t>4.3  投票交易流程设计</w:t>
+        <w:tab/>
+        <w:t>17</w:t>
       </w:r>
     </w:p>
     <w:p>
       <w:pPr>
-        <w:spacing w:line="300" w:lineRule="auto"/>
-        <w:ind w:left="420"/>
+        <w:tabs>
+          <w:tab w:pos="8731" w:val="right" w:leader="dot"/>
+        </w:tabs>
+        <w:spacing w:line="300" w:lineRule="auto" w:after="0"/>
+        <w:ind w:left="360"/>
       </w:pPr>
       <w:r>
         <w:rPr>
@@ -743,12 +880,17 @@
           <w:sz w:val="21"/>
         </w:rPr>
         <w:t>4.4  合约状态与接口设计</w:t>
+        <w:tab/>
+        <w:t>18</w:t>
       </w:r>
     </w:p>
     <w:p>
       <w:pPr>
-        <w:spacing w:line="300" w:lineRule="auto"/>
-        <w:ind w:left="420"/>
+        <w:tabs>
+          <w:tab w:pos="8731" w:val="right" w:leader="dot"/>
+        </w:tabs>
+        <w:spacing w:line="300" w:lineRule="auto" w:after="0"/>
+        <w:ind w:left="360"/>
       </w:pPr>
       <w:r>
         <w:rPr>
@@ -757,12 +899,17 @@
           <w:sz w:val="21"/>
         </w:rPr>
         <w:t>4.5  前端模块设计</w:t>
+        <w:tab/>
+        <w:t>18</w:t>
       </w:r>
     </w:p>
     <w:p>
       <w:pPr>
-        <w:spacing w:line="300" w:lineRule="auto"/>
-        <w:ind w:left="420"/>
+        <w:tabs>
+          <w:tab w:pos="8731" w:val="right" w:leader="dot"/>
+        </w:tabs>
+        <w:spacing w:line="300" w:lineRule="auto" w:after="0"/>
+        <w:ind w:left="360"/>
       </w:pPr>
       <w:r>
         <w:rPr>
@@ -771,12 +918,17 @@
           <w:sz w:val="21"/>
         </w:rPr>
         <w:t>4.6  数据一致性设计</w:t>
+        <w:tab/>
+        <w:t>18</w:t>
       </w:r>
     </w:p>
     <w:p>
       <w:pPr>
-        <w:spacing w:line="300" w:lineRule="auto"/>
-        <w:ind w:left="420"/>
+        <w:tabs>
+          <w:tab w:pos="8731" w:val="right" w:leader="dot"/>
+        </w:tabs>
+        <w:spacing w:line="300" w:lineRule="auto" w:after="0"/>
+        <w:ind w:left="360"/>
       </w:pPr>
       <w:r>
         <w:rPr>
@@ -785,26 +937,36 @@
           <w:sz w:val="21"/>
         </w:rPr>
         <w:t>4.7  本章小结</w:t>
+        <w:tab/>
+        <w:t>19</w:t>
       </w:r>
     </w:p>
     <w:p>
       <w:pPr>
-        <w:spacing w:line="300" w:lineRule="auto"/>
+        <w:tabs>
+          <w:tab w:pos="8731" w:val="right" w:leader="dot"/>
+        </w:tabs>
+        <w:spacing w:line="300" w:lineRule="auto" w:after="0"/>
         <w:ind w:left="0"/>
       </w:pPr>
       <w:r>
         <w:rPr>
           <w:rFonts w:ascii="Times New Roman" w:hAnsi="Times New Roman" w:eastAsia="黑体"/>
-          <w:b w:val="0"/>
+          <w:b/>
           <w:sz w:val="21"/>
         </w:rPr>
         <w:t>第五章  系统详细实现</w:t>
+        <w:tab/>
+        <w:t>20</w:t>
       </w:r>
     </w:p>
     <w:p>
       <w:pPr>
-        <w:spacing w:line="300" w:lineRule="auto"/>
-        <w:ind w:left="420"/>
+        <w:tabs>
+          <w:tab w:pos="8731" w:val="right" w:leader="dot"/>
+        </w:tabs>
+        <w:spacing w:line="300" w:lineRule="auto" w:after="0"/>
+        <w:ind w:left="360"/>
       </w:pPr>
       <w:r>
         <w:rPr>
@@ -813,12 +975,17 @@
           <w:sz w:val="21"/>
         </w:rPr>
         <w:t>5.1  开发环境与工程结构</w:t>
+        <w:tab/>
+        <w:t>20</w:t>
       </w:r>
     </w:p>
     <w:p>
       <w:pPr>
-        <w:spacing w:line="300" w:lineRule="auto"/>
-        <w:ind w:left="420"/>
+        <w:tabs>
+          <w:tab w:pos="8731" w:val="right" w:leader="dot"/>
+        </w:tabs>
+        <w:spacing w:line="300" w:lineRule="auto" w:after="0"/>
+        <w:ind w:left="360"/>
       </w:pPr>
       <w:r>
         <w:rPr>
@@ -827,12 +994,17 @@
           <w:sz w:val="21"/>
         </w:rPr>
         <w:t>5.2  智能合约实现</w:t>
+        <w:tab/>
+        <w:t>20</w:t>
       </w:r>
     </w:p>
     <w:p>
       <w:pPr>
-        <w:spacing w:line="300" w:lineRule="auto"/>
-        <w:ind w:left="420"/>
+        <w:tabs>
+          <w:tab w:pos="8731" w:val="right" w:leader="dot"/>
+        </w:tabs>
+        <w:spacing w:line="300" w:lineRule="auto" w:after="0"/>
+        <w:ind w:left="360"/>
       </w:pPr>
       <w:r>
         <w:rPr>
@@ -841,12 +1013,17 @@
           <w:sz w:val="21"/>
         </w:rPr>
         <w:t>5.3  白名单与 Merkle Proof 实现</w:t>
+        <w:tab/>
+        <w:t>21</w:t>
       </w:r>
     </w:p>
     <w:p>
       <w:pPr>
-        <w:spacing w:line="300" w:lineRule="auto"/>
-        <w:ind w:left="420"/>
+        <w:tabs>
+          <w:tab w:pos="8731" w:val="right" w:leader="dot"/>
+        </w:tabs>
+        <w:spacing w:line="300" w:lineRule="auto" w:after="0"/>
+        <w:ind w:left="360"/>
       </w:pPr>
       <w:r>
         <w:rPr>
@@ -855,12 +1032,17 @@
           <w:sz w:val="21"/>
         </w:rPr>
         <w:t>5.4  前端 DApp 实现</w:t>
+        <w:tab/>
+        <w:t>21</w:t>
       </w:r>
     </w:p>
     <w:p>
       <w:pPr>
-        <w:spacing w:line="300" w:lineRule="auto"/>
-        <w:ind w:left="420"/>
+        <w:tabs>
+          <w:tab w:pos="8731" w:val="right" w:leader="dot"/>
+        </w:tabs>
+        <w:spacing w:line="300" w:lineRule="auto" w:after="0"/>
+        <w:ind w:left="360"/>
       </w:pPr>
       <w:r>
         <w:rPr>
@@ -869,12 +1051,17 @@
           <w:sz w:val="21"/>
         </w:rPr>
         <w:t>5.5  部署与前端配置同步</w:t>
+        <w:tab/>
+        <w:t>23</w:t>
       </w:r>
     </w:p>
     <w:p>
       <w:pPr>
-        <w:spacing w:line="300" w:lineRule="auto"/>
-        <w:ind w:left="420"/>
+        <w:tabs>
+          <w:tab w:pos="8731" w:val="right" w:leader="dot"/>
+        </w:tabs>
+        <w:spacing w:line="300" w:lineRule="auto" w:after="0"/>
+        <w:ind w:left="360"/>
       </w:pPr>
       <w:r>
         <w:rPr>
@@ -883,26 +1070,36 @@
           <w:sz w:val="21"/>
         </w:rPr>
         <w:t>5.6  异常处理与交互细节</w:t>
+        <w:tab/>
+        <w:t>24</w:t>
       </w:r>
     </w:p>
     <w:p>
       <w:pPr>
-        <w:spacing w:line="300" w:lineRule="auto"/>
+        <w:tabs>
+          <w:tab w:pos="8731" w:val="right" w:leader="dot"/>
+        </w:tabs>
+        <w:spacing w:line="300" w:lineRule="auto" w:after="0"/>
         <w:ind w:left="0"/>
       </w:pPr>
       <w:r>
         <w:rPr>
           <w:rFonts w:ascii="Times New Roman" w:hAnsi="Times New Roman" w:eastAsia="黑体"/>
-          <w:b w:val="0"/>
+          <w:b/>
           <w:sz w:val="21"/>
         </w:rPr>
         <w:t>第六章  测试、安全审计与部署分析</w:t>
+        <w:tab/>
+        <w:t>25</w:t>
       </w:r>
     </w:p>
     <w:p>
       <w:pPr>
-        <w:spacing w:line="300" w:lineRule="auto"/>
-        <w:ind w:left="420"/>
+        <w:tabs>
+          <w:tab w:pos="8731" w:val="right" w:leader="dot"/>
+        </w:tabs>
+        <w:spacing w:line="300" w:lineRule="auto" w:after="0"/>
+        <w:ind w:left="360"/>
       </w:pPr>
       <w:r>
         <w:rPr>
@@ -911,12 +1108,17 @@
           <w:sz w:val="21"/>
         </w:rPr>
         <w:t>6.1  测试环境与测试策略</w:t>
+        <w:tab/>
+        <w:t>25</w:t>
       </w:r>
     </w:p>
     <w:p>
       <w:pPr>
-        <w:spacing w:line="300" w:lineRule="auto"/>
-        <w:ind w:left="420"/>
+        <w:tabs>
+          <w:tab w:pos="8731" w:val="right" w:leader="dot"/>
+        </w:tabs>
+        <w:spacing w:line="300" w:lineRule="auto" w:after="0"/>
+        <w:ind w:left="360"/>
       </w:pPr>
       <w:r>
         <w:rPr>
@@ -925,12 +1127,17 @@
           <w:sz w:val="21"/>
         </w:rPr>
         <w:t>6.2  自动化测试结果</w:t>
+        <w:tab/>
+        <w:t>25</w:t>
       </w:r>
     </w:p>
     <w:p>
       <w:pPr>
-        <w:spacing w:line="300" w:lineRule="auto"/>
-        <w:ind w:left="420"/>
+        <w:tabs>
+          <w:tab w:pos="8731" w:val="right" w:leader="dot"/>
+        </w:tabs>
+        <w:spacing w:line="300" w:lineRule="auto" w:after="0"/>
+        <w:ind w:left="360"/>
       </w:pPr>
       <w:r>
         <w:rPr>
@@ -939,12 +1146,17 @@
           <w:sz w:val="21"/>
         </w:rPr>
         <w:t>6.3  Gas 消耗分析</w:t>
+        <w:tab/>
+        <w:t>26</w:t>
       </w:r>
     </w:p>
     <w:p>
       <w:pPr>
-        <w:spacing w:line="300" w:lineRule="auto"/>
-        <w:ind w:left="420"/>
+        <w:tabs>
+          <w:tab w:pos="8731" w:val="right" w:leader="dot"/>
+        </w:tabs>
+        <w:spacing w:line="300" w:lineRule="auto" w:after="0"/>
+        <w:ind w:left="360"/>
       </w:pPr>
       <w:r>
         <w:rPr>
@@ -953,12 +1165,17 @@
           <w:sz w:val="21"/>
         </w:rPr>
         <w:t>6.4  安全审计与风险分析</w:t>
+        <w:tab/>
+        <w:t>27</w:t>
       </w:r>
     </w:p>
     <w:p>
       <w:pPr>
-        <w:spacing w:line="300" w:lineRule="auto"/>
-        <w:ind w:left="420"/>
+        <w:tabs>
+          <w:tab w:pos="8731" w:val="right" w:leader="dot"/>
+        </w:tabs>
+        <w:spacing w:line="300" w:lineRule="auto" w:after="0"/>
+        <w:ind w:left="360"/>
       </w:pPr>
       <w:r>
         <w:rPr>
@@ -967,12 +1184,17 @@
           <w:sz w:val="21"/>
         </w:rPr>
         <w:t>6.5  Sepolia 测试网部署结果</w:t>
+        <w:tab/>
+        <w:t>28</w:t>
       </w:r>
     </w:p>
     <w:p>
       <w:pPr>
-        <w:spacing w:line="300" w:lineRule="auto"/>
-        <w:ind w:left="420"/>
+        <w:tabs>
+          <w:tab w:pos="8731" w:val="right" w:leader="dot"/>
+        </w:tabs>
+        <w:spacing w:line="300" w:lineRule="auto" w:after="0"/>
+        <w:ind w:left="360"/>
       </w:pPr>
       <w:r>
         <w:rPr>
@@ -981,26 +1203,74 @@
           <w:sz w:val="21"/>
         </w:rPr>
         <w:t>6.6  可复现性与结果评价</w:t>
+        <w:tab/>
+        <w:t>30</w:t>
       </w:r>
     </w:p>
     <w:p>
       <w:pPr>
-        <w:spacing w:line="300" w:lineRule="auto"/>
+        <w:tabs>
+          <w:tab w:pos="8731" w:val="right" w:leader="dot"/>
+        </w:tabs>
+        <w:spacing w:line="300" w:lineRule="auto" w:after="0"/>
         <w:ind w:left="0"/>
       </w:pPr>
       <w:r>
         <w:rPr>
           <w:rFonts w:ascii="Times New Roman" w:hAnsi="Times New Roman" w:eastAsia="黑体"/>
+          <w:b/>
+          <w:sz w:val="21"/>
+        </w:rPr>
+        <w:t>第七章  总结与展望</w:t>
+        <w:tab/>
+        <w:t>32</w:t>
+      </w:r>
+    </w:p>
+    <w:p>
+      <w:pPr>
+        <w:tabs>
+          <w:tab w:pos="8731" w:val="right" w:leader="dot"/>
+        </w:tabs>
+        <w:spacing w:line="300" w:lineRule="auto" w:after="0"/>
+        <w:ind w:left="360"/>
+      </w:pPr>
+      <w:r>
+        <w:rPr>
+          <w:rFonts w:ascii="Times New Roman" w:hAnsi="Times New Roman" w:eastAsia="宋体"/>
           <w:b w:val="0"/>
           <w:sz w:val="21"/>
         </w:rPr>
-        <w:t>第七章  总结与展望</w:t>
+        <w:t>7.1  工作总结</w:t>
+        <w:tab/>
+        <w:t>32</w:t>
       </w:r>
     </w:p>
     <w:p>
       <w:pPr>
-        <w:spacing w:line="300" w:lineRule="auto"/>
-        <w:ind w:left="420"/>
+        <w:tabs>
+          <w:tab w:pos="8731" w:val="right" w:leader="dot"/>
+        </w:tabs>
+        <w:spacing w:line="300" w:lineRule="auto" w:after="0"/>
+        <w:ind w:left="360"/>
+      </w:pPr>
+      <w:r>
+        <w:rPr>
+          <w:rFonts w:ascii="Times New Roman" w:hAnsi="Times New Roman" w:eastAsia="宋体"/>
+          <w:b w:val="0"/>
+          <w:sz w:val="21"/>
+        </w:rPr>
+        <w:t>7.2  不足与展望</w:t>
+        <w:tab/>
+        <w:t>32</w:t>
+      </w:r>
+    </w:p>
+    <w:p>
+      <w:pPr>
+        <w:tabs>
+          <w:tab w:pos="8731" w:val="right" w:leader="dot"/>
+        </w:tabs>
+        <w:spacing w:line="300" w:lineRule="auto" w:after="0"/>
+        <w:ind w:left="360"/>
       </w:pPr>
       <w:r>
         <w:rPr>
@@ -1009,48 +1279,65 @@
           <w:sz w:val="21"/>
         </w:rPr>
         <w:t>7.3  工程伦理与合规说明</w:t>
+        <w:tab/>
+        <w:t>32</w:t>
       </w:r>
     </w:p>
     <w:p>
       <w:pPr>
-        <w:spacing w:line="300" w:lineRule="auto"/>
+        <w:tabs>
+          <w:tab w:pos="8731" w:val="right" w:leader="dot"/>
+        </w:tabs>
+        <w:spacing w:line="300" w:lineRule="auto" w:after="0"/>
         <w:ind w:left="0"/>
       </w:pPr>
       <w:r>
         <w:rPr>
           <w:rFonts w:ascii="Times New Roman" w:hAnsi="Times New Roman" w:eastAsia="黑体"/>
-          <w:b w:val="0"/>
+          <w:b/>
           <w:sz w:val="21"/>
         </w:rPr>
         <w:t>参考文献</w:t>
+        <w:tab/>
+        <w:t>34</w:t>
       </w:r>
     </w:p>
     <w:p>
       <w:pPr>
-        <w:spacing w:line="300" w:lineRule="auto"/>
+        <w:tabs>
+          <w:tab w:pos="8731" w:val="right" w:leader="dot"/>
+        </w:tabs>
+        <w:spacing w:line="300" w:lineRule="auto" w:after="0"/>
         <w:ind w:left="0"/>
       </w:pPr>
       <w:r>
         <w:rPr>
           <w:rFonts w:ascii="Times New Roman" w:hAnsi="Times New Roman" w:eastAsia="黑体"/>
-          <w:b w:val="0"/>
+          <w:b/>
           <w:sz w:val="21"/>
         </w:rPr>
         <w:t>附录A  关键命令与运行证据</w:t>
+        <w:tab/>
+        <w:t>35</w:t>
       </w:r>
     </w:p>
     <w:p>
       <w:pPr>
-        <w:spacing w:line="300" w:lineRule="auto"/>
+        <w:tabs>
+          <w:tab w:pos="8731" w:val="right" w:leader="dot"/>
+        </w:tabs>
+        <w:spacing w:line="300" w:lineRule="auto" w:after="0"/>
         <w:ind w:left="0"/>
       </w:pPr>
       <w:r>
         <w:rPr>
           <w:rFonts w:ascii="Times New Roman" w:hAnsi="Times New Roman" w:eastAsia="黑体"/>
-          <w:b w:val="0"/>
+          <w:b/>
           <w:sz w:val="21"/>
         </w:rPr>
         <w:t>致谢</w:t>
+        <w:tab/>
+        <w:t>36</w:t>
       </w:r>
     </w:p>
     <w:p>
@@ -1061,6 +1348,7 @@
     <w:p>
       <w:pPr>
         <w:pStyle w:val="Heading1"/>
+        <w:keepNext/>
         <w:spacing w:before="240" w:after="240"/>
         <w:jc w:val="center"/>
       </w:pPr>
@@ -1076,6 +1364,7 @@
     <w:p>
       <w:pPr>
         <w:pStyle w:val="Heading2"/>
+        <w:keepNext/>
         <w:spacing w:before="240" w:after="120"/>
         <w:jc w:val="left"/>
       </w:pPr>
@@ -1090,7 +1379,7 @@
     </w:p>
     <w:p>
       <w:pPr>
-        <w:spacing w:line="300" w:lineRule="auto" w:before="0" w:after="0"/>
+        <w:spacing w:line="300" w:lineRule="auto" w:before="0" w:after="40"/>
         <w:ind w:firstLine="420"/>
         <w:jc w:val="both"/>
       </w:pPr>
@@ -1105,7 +1394,7 @@
     </w:p>
     <w:p>
       <w:pPr>
-        <w:spacing w:line="300" w:lineRule="auto" w:before="0" w:after="0"/>
+        <w:spacing w:line="300" w:lineRule="auto" w:before="0" w:after="40"/>
         <w:ind w:firstLine="420"/>
         <w:jc w:val="both"/>
       </w:pPr>
@@ -1120,7 +1409,7 @@
     </w:p>
     <w:p>
       <w:pPr>
-        <w:spacing w:line="300" w:lineRule="auto" w:before="0" w:after="0"/>
+        <w:spacing w:line="300" w:lineRule="auto" w:before="0" w:after="40"/>
         <w:ind w:firstLine="420"/>
         <w:jc w:val="both"/>
       </w:pPr>
@@ -1136,6 +1425,7 @@
     <w:p>
       <w:pPr>
         <w:pStyle w:val="Heading2"/>
+        <w:keepNext/>
         <w:spacing w:before="240" w:after="120"/>
         <w:jc w:val="left"/>
       </w:pPr>
@@ -1150,7 +1440,7 @@
     </w:p>
     <w:p>
       <w:pPr>
-        <w:spacing w:line="300" w:lineRule="auto" w:before="0" w:after="0"/>
+        <w:spacing w:line="300" w:lineRule="auto" w:before="0" w:after="40"/>
         <w:ind w:firstLine="420"/>
         <w:jc w:val="both"/>
       </w:pPr>
@@ -1165,7 +1455,7 @@
     </w:p>
     <w:p>
       <w:pPr>
-        <w:spacing w:line="300" w:lineRule="auto" w:before="0" w:after="0"/>
+        <w:spacing w:line="300" w:lineRule="auto" w:before="0" w:after="40"/>
         <w:ind w:firstLine="420"/>
         <w:jc w:val="both"/>
       </w:pPr>
@@ -1180,7 +1470,7 @@
     </w:p>
     <w:p>
       <w:pPr>
-        <w:spacing w:line="300" w:lineRule="auto" w:before="0" w:after="0"/>
+        <w:spacing w:line="300" w:lineRule="auto" w:before="0" w:after="40"/>
         <w:ind w:firstLine="420"/>
         <w:jc w:val="both"/>
       </w:pPr>
@@ -1195,7 +1485,7 @@
     </w:p>
     <w:p>
       <w:pPr>
-        <w:spacing w:line="300" w:lineRule="auto" w:before="0" w:after="0"/>
+        <w:spacing w:line="300" w:lineRule="auto" w:before="0" w:after="40"/>
         <w:ind w:firstLine="420"/>
         <w:jc w:val="both"/>
       </w:pPr>
@@ -1211,6 +1501,7 @@
     <w:p>
       <w:pPr>
         <w:pStyle w:val="Heading2"/>
+        <w:keepNext/>
         <w:spacing w:before="240" w:after="120"/>
         <w:jc w:val="left"/>
       </w:pPr>
@@ -1225,7 +1516,7 @@
     </w:p>
     <w:p>
       <w:pPr>
-        <w:spacing w:line="300" w:lineRule="auto" w:before="0" w:after="0"/>
+        <w:spacing w:line="300" w:lineRule="auto" w:before="0" w:after="40"/>
         <w:ind w:firstLine="420"/>
         <w:jc w:val="both"/>
       </w:pPr>
@@ -1240,7 +1531,7 @@
     </w:p>
     <w:p>
       <w:pPr>
-        <w:spacing w:line="300" w:lineRule="auto" w:before="0" w:after="0"/>
+        <w:spacing w:line="300" w:lineRule="auto" w:before="0" w:after="40"/>
         <w:ind w:firstLine="420"/>
         <w:jc w:val="both"/>
       </w:pPr>
@@ -1256,6 +1547,7 @@
     <w:p>
       <w:pPr>
         <w:pStyle w:val="Heading2"/>
+        <w:keepNext/>
         <w:spacing w:before="240" w:after="120"/>
         <w:jc w:val="left"/>
       </w:pPr>
@@ -1270,7 +1562,7 @@
     </w:p>
     <w:p>
       <w:pPr>
-        <w:spacing w:line="300" w:lineRule="auto" w:before="0" w:after="0"/>
+        <w:spacing w:line="300" w:lineRule="auto" w:before="0" w:after="40"/>
         <w:ind w:firstLine="420"/>
         <w:jc w:val="both"/>
       </w:pPr>
@@ -1286,6 +1578,7 @@
     <w:p>
       <w:pPr>
         <w:pStyle w:val="Heading2"/>
+        <w:keepNext/>
         <w:spacing w:before="240" w:after="120"/>
         <w:jc w:val="left"/>
       </w:pPr>
@@ -1300,7 +1593,7 @@
     </w:p>
     <w:p>
       <w:pPr>
-        <w:spacing w:line="300" w:lineRule="auto" w:before="0" w:after="0"/>
+        <w:spacing w:line="300" w:lineRule="auto" w:before="0" w:after="40"/>
         <w:ind w:firstLine="420"/>
         <w:jc w:val="both"/>
       </w:pPr>
@@ -1315,7 +1608,7 @@
     </w:p>
     <w:p>
       <w:pPr>
-        <w:spacing w:line="300" w:lineRule="auto" w:before="0" w:after="0"/>
+        <w:spacing w:line="300" w:lineRule="auto" w:before="0" w:after="40"/>
         <w:ind w:firstLine="420"/>
         <w:jc w:val="both"/>
       </w:pPr>
@@ -1330,7 +1623,7 @@
     </w:p>
     <w:p>
       <w:pPr>
-        <w:spacing w:line="300" w:lineRule="auto" w:before="0" w:after="0"/>
+        <w:spacing w:line="300" w:lineRule="auto" w:before="0" w:after="40"/>
         <w:ind w:firstLine="420"/>
         <w:jc w:val="both"/>
       </w:pPr>
@@ -1351,6 +1644,7 @@
     <w:p>
       <w:pPr>
         <w:pStyle w:val="Heading1"/>
+        <w:keepNext/>
         <w:spacing w:before="240" w:after="240"/>
         <w:jc w:val="center"/>
       </w:pPr>
@@ -1366,6 +1660,7 @@
     <w:p>
       <w:pPr>
         <w:pStyle w:val="Heading2"/>
+        <w:keepNext/>
         <w:spacing w:before="240" w:after="120"/>
         <w:jc w:val="left"/>
       </w:pPr>
@@ -1380,7 +1675,7 @@
     </w:p>
     <w:p>
       <w:pPr>
-        <w:spacing w:line="300" w:lineRule="auto" w:before="0" w:after="0"/>
+        <w:spacing w:line="300" w:lineRule="auto" w:before="0" w:after="40"/>
         <w:ind w:firstLine="420"/>
         <w:jc w:val="both"/>
       </w:pPr>
@@ -1395,7 +1690,7 @@
     </w:p>
     <w:p>
       <w:pPr>
-        <w:spacing w:line="300" w:lineRule="auto" w:before="0" w:after="0"/>
+        <w:spacing w:line="300" w:lineRule="auto" w:before="0" w:after="40"/>
         <w:ind w:firstLine="420"/>
         <w:jc w:val="both"/>
       </w:pPr>
@@ -1411,6 +1706,7 @@
     <w:p>
       <w:pPr>
         <w:pStyle w:val="Heading2"/>
+        <w:keepNext/>
         <w:spacing w:before="240" w:after="120"/>
         <w:jc w:val="left"/>
       </w:pPr>
@@ -1425,7 +1721,7 @@
     </w:p>
     <w:p>
       <w:pPr>
-        <w:spacing w:line="300" w:lineRule="auto" w:before="0" w:after="0"/>
+        <w:spacing w:line="300" w:lineRule="auto" w:before="0" w:after="40"/>
         <w:ind w:firstLine="420"/>
         <w:jc w:val="both"/>
       </w:pPr>
@@ -1440,7 +1736,7 @@
     </w:p>
     <w:p>
       <w:pPr>
-        <w:spacing w:line="300" w:lineRule="auto" w:before="0" w:after="0"/>
+        <w:spacing w:line="300" w:lineRule="auto" w:before="0" w:after="40"/>
         <w:ind w:firstLine="420"/>
         <w:jc w:val="both"/>
       </w:pPr>
@@ -1456,6 +1752,7 @@
     <w:p>
       <w:pPr>
         <w:pStyle w:val="Heading2"/>
+        <w:keepNext/>
         <w:spacing w:before="240" w:after="120"/>
         <w:jc w:val="left"/>
       </w:pPr>
@@ -1470,7 +1767,7 @@
     </w:p>
     <w:p>
       <w:pPr>
-        <w:spacing w:line="300" w:lineRule="auto" w:before="0" w:after="0"/>
+        <w:spacing w:line="300" w:lineRule="auto" w:before="0" w:after="40"/>
         <w:ind w:firstLine="420"/>
         <w:jc w:val="both"/>
       </w:pPr>
@@ -1487,6 +1784,7 @@
       <w:pPr>
         <w:spacing w:line="276" w:lineRule="auto" w:before="60" w:after="60"/>
         <w:ind w:left="420"/>
+        <w:shd w:fill="F5F7FA"/>
       </w:pPr>
       <w:r>
         <w:rPr>
@@ -1509,7 +1807,7 @@
     </w:p>
     <w:p>
       <w:pPr>
-        <w:spacing w:line="300" w:lineRule="auto" w:before="0" w:after="0"/>
+        <w:spacing w:line="300" w:lineRule="auto" w:before="0" w:after="40"/>
         <w:ind w:firstLine="420"/>
         <w:jc w:val="both"/>
       </w:pPr>
@@ -1526,6 +1824,7 @@
       <w:pPr>
         <w:spacing w:line="276" w:lineRule="auto" w:before="60" w:after="60"/>
         <w:ind w:left="420"/>
+        <w:shd w:fill="F5F7FA"/>
       </w:pPr>
       <w:r>
         <w:rPr>
@@ -1575,7 +1874,7 @@
     </w:p>
     <w:p>
       <w:pPr>
-        <w:spacing w:line="300" w:lineRule="auto" w:before="0" w:after="0"/>
+        <w:spacing w:line="300" w:lineRule="auto" w:before="0" w:after="40"/>
         <w:ind w:firstLine="420"/>
         <w:jc w:val="both"/>
       </w:pPr>
@@ -1590,7 +1889,7 @@
     </w:p>
     <w:p>
       <w:pPr>
-        <w:spacing w:line="300" w:lineRule="auto" w:before="0" w:after="0"/>
+        <w:spacing w:line="300" w:lineRule="auto" w:before="0" w:after="40"/>
         <w:ind w:firstLine="420"/>
         <w:jc w:val="both"/>
       </w:pPr>
@@ -1605,7 +1904,7 @@
     </w:p>
     <w:p>
       <w:pPr>
-        <w:spacing w:line="300" w:lineRule="auto" w:before="0" w:after="0"/>
+        <w:spacing w:line="300" w:lineRule="auto" w:before="0" w:after="40"/>
         <w:ind w:firstLine="420"/>
         <w:jc w:val="both"/>
       </w:pPr>
@@ -1620,7 +1919,7 @@
     </w:p>
     <w:p>
       <w:pPr>
-        <w:spacing w:line="300" w:lineRule="auto" w:before="0" w:after="0"/>
+        <w:spacing w:line="300" w:lineRule="auto" w:before="0" w:after="40"/>
         <w:ind w:firstLine="420"/>
         <w:jc w:val="both"/>
       </w:pPr>
@@ -1636,6 +1935,7 @@
     <w:p>
       <w:pPr>
         <w:pStyle w:val="Heading2"/>
+        <w:keepNext/>
         <w:spacing w:before="240" w:after="120"/>
         <w:jc w:val="left"/>
       </w:pPr>
@@ -1650,7 +1950,7 @@
     </w:p>
     <w:p>
       <w:pPr>
-        <w:spacing w:line="300" w:lineRule="auto" w:before="0" w:after="0"/>
+        <w:spacing w:line="300" w:lineRule="auto" w:before="0" w:after="40"/>
         <w:ind w:firstLine="420"/>
         <w:jc w:val="both"/>
       </w:pPr>
@@ -1667,6 +1967,7 @@
       <w:pPr>
         <w:spacing w:line="276" w:lineRule="auto" w:before="60" w:after="60"/>
         <w:ind w:left="420"/>
+        <w:shd w:fill="F5F7FA"/>
       </w:pPr>
       <w:r>
         <w:rPr>
@@ -1698,7 +1999,7 @@
     </w:p>
     <w:p>
       <w:pPr>
-        <w:spacing w:line="300" w:lineRule="auto" w:before="0" w:after="0"/>
+        <w:spacing w:line="300" w:lineRule="auto" w:before="0" w:after="40"/>
         <w:ind w:firstLine="420"/>
         <w:jc w:val="both"/>
       </w:pPr>
@@ -1713,7 +2014,7 @@
     </w:p>
     <w:p>
       <w:pPr>
-        <w:spacing w:line="300" w:lineRule="auto" w:before="0" w:after="0"/>
+        <w:spacing w:line="300" w:lineRule="auto" w:before="0" w:after="40"/>
         <w:ind w:firstLine="420"/>
         <w:jc w:val="both"/>
       </w:pPr>
@@ -1728,7 +2029,7 @@
     </w:p>
     <w:p>
       <w:pPr>
-        <w:spacing w:line="300" w:lineRule="auto" w:before="0" w:after="0"/>
+        <w:spacing w:line="300" w:lineRule="auto" w:before="0" w:after="40"/>
         <w:ind w:firstLine="420"/>
         <w:jc w:val="both"/>
       </w:pPr>
@@ -1743,7 +2044,7 @@
     </w:p>
     <w:p>
       <w:pPr>
-        <w:spacing w:line="300" w:lineRule="auto" w:before="0" w:after="0"/>
+        <w:spacing w:line="300" w:lineRule="auto" w:before="0" w:after="40"/>
         <w:ind w:firstLine="420"/>
         <w:jc w:val="both"/>
       </w:pPr>
@@ -1758,7 +2059,7 @@
     </w:p>
     <w:p>
       <w:pPr>
-        <w:spacing w:line="300" w:lineRule="auto" w:before="0" w:after="0"/>
+        <w:spacing w:line="300" w:lineRule="auto" w:before="0" w:after="40"/>
         <w:ind w:firstLine="420"/>
         <w:jc w:val="both"/>
       </w:pPr>
@@ -1773,7 +2074,7 @@
     </w:p>
     <w:p>
       <w:pPr>
-        <w:spacing w:line="300" w:lineRule="auto" w:before="0" w:after="0"/>
+        <w:spacing w:line="300" w:lineRule="auto" w:before="0" w:after="40"/>
         <w:ind w:firstLine="420"/>
         <w:jc w:val="both"/>
       </w:pPr>
@@ -1788,7 +2089,7 @@
     </w:p>
     <w:p>
       <w:pPr>
-        <w:spacing w:line="300" w:lineRule="auto" w:before="0" w:after="0"/>
+        <w:spacing w:line="300" w:lineRule="auto" w:before="0" w:after="40"/>
         <w:ind w:firstLine="420"/>
         <w:jc w:val="both"/>
       </w:pPr>
@@ -1803,6 +2104,7 @@
     </w:p>
     <w:p>
       <w:pPr>
+        <w:spacing w:before="80" w:after="40"/>
         <w:jc w:val="center"/>
       </w:pPr>
       <w:r>
@@ -1821,7 +2123,7 @@
                     <pic:cNvPicPr/>
                   </pic:nvPicPr>
                   <pic:blipFill>
-                    <a:blip r:embed="rId9"/>
+                    <a:blip r:embed="rId12"/>
                     <a:stretch>
                       <a:fillRect/>
                     </a:stretch>
@@ -1842,7 +2144,8 @@
     </w:p>
     <w:p>
       <w:pPr>
-        <w:spacing w:line="300" w:lineRule="auto" w:after="120"/>
+        <w:keepNext/>
+        <w:spacing w:line="300" w:lineRule="auto" w:before="40" w:after="120"/>
         <w:jc w:val="center"/>
       </w:pPr>
       <w:r>
@@ -1857,6 +2160,7 @@
     <w:p>
       <w:pPr>
         <w:pStyle w:val="Heading2"/>
+        <w:keepNext/>
         <w:spacing w:before="240" w:after="120"/>
         <w:jc w:val="left"/>
       </w:pPr>
@@ -1871,7 +2175,7 @@
     </w:p>
     <w:p>
       <w:pPr>
-        <w:spacing w:line="300" w:lineRule="auto" w:before="0" w:after="0"/>
+        <w:spacing w:line="300" w:lineRule="auto" w:before="0" w:after="40"/>
         <w:ind w:firstLine="420"/>
         <w:jc w:val="both"/>
       </w:pPr>
@@ -1887,6 +2191,7 @@
     <w:p>
       <w:pPr>
         <w:pStyle w:val="Heading2"/>
+        <w:keepNext/>
         <w:spacing w:before="240" w:after="120"/>
         <w:jc w:val="left"/>
       </w:pPr>
@@ -1901,7 +2206,7 @@
     </w:p>
     <w:p>
       <w:pPr>
-        <w:spacing w:line="300" w:lineRule="auto" w:before="0" w:after="0"/>
+        <w:spacing w:line="300" w:lineRule="auto" w:before="0" w:after="40"/>
         <w:ind w:firstLine="420"/>
         <w:jc w:val="both"/>
       </w:pPr>
@@ -1916,7 +2221,7 @@
     </w:p>
     <w:p>
       <w:pPr>
-        <w:spacing w:line="300" w:lineRule="auto" w:before="0" w:after="0"/>
+        <w:spacing w:line="300" w:lineRule="auto" w:before="0" w:after="40"/>
         <w:ind w:firstLine="420"/>
         <w:jc w:val="both"/>
       </w:pPr>
@@ -1931,7 +2236,7 @@
     </w:p>
     <w:p>
       <w:pPr>
-        <w:spacing w:line="300" w:lineRule="auto" w:before="0" w:after="0"/>
+        <w:spacing w:line="300" w:lineRule="auto" w:before="0" w:after="40"/>
         <w:ind w:firstLine="420"/>
         <w:jc w:val="both"/>
       </w:pPr>
@@ -1948,7 +2253,7 @@
       <w:tblPr>
         <w:tblW w:type="auto" w:w="0"/>
         <w:jc w:val="center"/>
-        <w:tblLayout w:type="autofit"/>
+        <w:tblLayout w:type="fixed"/>
         <w:tblLook w:firstColumn="1" w:firstRow="1" w:lastColumn="0" w:lastRow="0" w:noHBand="0" w:noVBand="1" w:val="04A0"/>
         <w:tblBorders>
           <w:top w:val="single" w:sz="6" w:space="0" w:color="9AA6B2"/>
@@ -1969,7 +2274,13 @@
           <w:tcPr>
             <w:tcW w:type="dxa" w:w="1584"/>
             <w:vAlign w:val="center"/>
-            <w:shd w:fill="E8EEF2"/>
+            <w:tcMar>
+              <w:top w:w="80" w:type="dxa"/>
+              <w:start w:w="120" w:type="dxa"/>
+              <w:bottom w:w="80" w:type="dxa"/>
+              <w:end w:w="120" w:type="dxa"/>
+            </w:tcMar>
+            <w:shd w:fill="DDE7EF"/>
           </w:tcPr>
           <w:p>
             <w:pPr>
@@ -1991,7 +2302,13 @@
           <w:tcPr>
             <w:tcW w:type="dxa" w:w="2160"/>
             <w:vAlign w:val="center"/>
-            <w:shd w:fill="E8EEF2"/>
+            <w:tcMar>
+              <w:top w:w="80" w:type="dxa"/>
+              <w:start w:w="120" w:type="dxa"/>
+              <w:bottom w:w="80" w:type="dxa"/>
+              <w:end w:w="120" w:type="dxa"/>
+            </w:tcMar>
+            <w:shd w:fill="DDE7EF"/>
           </w:tcPr>
           <w:p>
             <w:pPr>
@@ -2013,7 +2330,13 @@
           <w:tcPr>
             <w:tcW w:type="dxa" w:w="5184"/>
             <w:vAlign w:val="center"/>
-            <w:shd w:fill="E8EEF2"/>
+            <w:tcMar>
+              <w:top w:w="80" w:type="dxa"/>
+              <w:start w:w="120" w:type="dxa"/>
+              <w:bottom w:w="80" w:type="dxa"/>
+              <w:end w:w="120" w:type="dxa"/>
+            </w:tcMar>
+            <w:shd w:fill="DDE7EF"/>
           </w:tcPr>
           <w:p>
             <w:pPr>
@@ -2037,6 +2360,12 @@
           <w:tcPr>
             <w:tcW w:type="dxa" w:w="1584"/>
             <w:vAlign w:val="center"/>
+            <w:tcMar>
+              <w:top w:w="80" w:type="dxa"/>
+              <w:start w:w="120" w:type="dxa"/>
+              <w:bottom w:w="80" w:type="dxa"/>
+              <w:end w:w="120" w:type="dxa"/>
+            </w:tcMar>
           </w:tcPr>
           <w:p>
             <w:pPr>
@@ -2058,6 +2387,12 @@
           <w:tcPr>
             <w:tcW w:type="dxa" w:w="2160"/>
             <w:vAlign w:val="center"/>
+            <w:tcMar>
+              <w:top w:w="80" w:type="dxa"/>
+              <w:start w:w="120" w:type="dxa"/>
+              <w:bottom w:w="80" w:type="dxa"/>
+              <w:end w:w="120" w:type="dxa"/>
+            </w:tcMar>
           </w:tcPr>
           <w:p>
             <w:pPr>
@@ -2079,6 +2414,12 @@
           <w:tcPr>
             <w:tcW w:type="dxa" w:w="5184"/>
             <w:vAlign w:val="center"/>
+            <w:tcMar>
+              <w:top w:w="80" w:type="dxa"/>
+              <w:start w:w="120" w:type="dxa"/>
+              <w:bottom w:w="80" w:type="dxa"/>
+              <w:end w:w="120" w:type="dxa"/>
+            </w:tcMar>
           </w:tcPr>
           <w:p>
             <w:pPr>
@@ -2102,6 +2443,12 @@
           <w:tcPr>
             <w:tcW w:type="dxa" w:w="1584"/>
             <w:vAlign w:val="center"/>
+            <w:tcMar>
+              <w:top w:w="80" w:type="dxa"/>
+              <w:start w:w="120" w:type="dxa"/>
+              <w:bottom w:w="80" w:type="dxa"/>
+              <w:end w:w="120" w:type="dxa"/>
+            </w:tcMar>
           </w:tcPr>
           <w:p>
             <w:pPr>
@@ -2123,6 +2470,12 @@
           <w:tcPr>
             <w:tcW w:type="dxa" w:w="2160"/>
             <w:vAlign w:val="center"/>
+            <w:tcMar>
+              <w:top w:w="80" w:type="dxa"/>
+              <w:start w:w="120" w:type="dxa"/>
+              <w:bottom w:w="80" w:type="dxa"/>
+              <w:end w:w="120" w:type="dxa"/>
+            </w:tcMar>
           </w:tcPr>
           <w:p>
             <w:pPr>
@@ -2144,6 +2497,12 @@
           <w:tcPr>
             <w:tcW w:type="dxa" w:w="5184"/>
             <w:vAlign w:val="center"/>
+            <w:tcMar>
+              <w:top w:w="80" w:type="dxa"/>
+              <w:start w:w="120" w:type="dxa"/>
+              <w:bottom w:w="80" w:type="dxa"/>
+              <w:end w:w="120" w:type="dxa"/>
+            </w:tcMar>
           </w:tcPr>
           <w:p>
             <w:pPr>
@@ -2167,6 +2526,12 @@
           <w:tcPr>
             <w:tcW w:type="dxa" w:w="1584"/>
             <w:vAlign w:val="center"/>
+            <w:tcMar>
+              <w:top w:w="80" w:type="dxa"/>
+              <w:start w:w="120" w:type="dxa"/>
+              <w:bottom w:w="80" w:type="dxa"/>
+              <w:end w:w="120" w:type="dxa"/>
+            </w:tcMar>
           </w:tcPr>
           <w:p>
             <w:pPr>
@@ -2188,6 +2553,12 @@
           <w:tcPr>
             <w:tcW w:type="dxa" w:w="2160"/>
             <w:vAlign w:val="center"/>
+            <w:tcMar>
+              <w:top w:w="80" w:type="dxa"/>
+              <w:start w:w="120" w:type="dxa"/>
+              <w:bottom w:w="80" w:type="dxa"/>
+              <w:end w:w="120" w:type="dxa"/>
+            </w:tcMar>
           </w:tcPr>
           <w:p>
             <w:pPr>
@@ -2209,6 +2580,12 @@
           <w:tcPr>
             <w:tcW w:type="dxa" w:w="5184"/>
             <w:vAlign w:val="center"/>
+            <w:tcMar>
+              <w:top w:w="80" w:type="dxa"/>
+              <w:start w:w="120" w:type="dxa"/>
+              <w:bottom w:w="80" w:type="dxa"/>
+              <w:end w:w="120" w:type="dxa"/>
+            </w:tcMar>
           </w:tcPr>
           <w:p>
             <w:pPr>
@@ -2232,6 +2609,12 @@
           <w:tcPr>
             <w:tcW w:type="dxa" w:w="1584"/>
             <w:vAlign w:val="center"/>
+            <w:tcMar>
+              <w:top w:w="80" w:type="dxa"/>
+              <w:start w:w="120" w:type="dxa"/>
+              <w:bottom w:w="80" w:type="dxa"/>
+              <w:end w:w="120" w:type="dxa"/>
+            </w:tcMar>
           </w:tcPr>
           <w:p>
             <w:pPr>
@@ -2253,6 +2636,12 @@
           <w:tcPr>
             <w:tcW w:type="dxa" w:w="2160"/>
             <w:vAlign w:val="center"/>
+            <w:tcMar>
+              <w:top w:w="80" w:type="dxa"/>
+              <w:start w:w="120" w:type="dxa"/>
+              <w:bottom w:w="80" w:type="dxa"/>
+              <w:end w:w="120" w:type="dxa"/>
+            </w:tcMar>
           </w:tcPr>
           <w:p>
             <w:pPr>
@@ -2274,6 +2663,12 @@
           <w:tcPr>
             <w:tcW w:type="dxa" w:w="5184"/>
             <w:vAlign w:val="center"/>
+            <w:tcMar>
+              <w:top w:w="80" w:type="dxa"/>
+              <w:start w:w="120" w:type="dxa"/>
+              <w:bottom w:w="80" w:type="dxa"/>
+              <w:end w:w="120" w:type="dxa"/>
+            </w:tcMar>
           </w:tcPr>
           <w:p>
             <w:pPr>
@@ -2297,6 +2692,12 @@
           <w:tcPr>
             <w:tcW w:type="dxa" w:w="1584"/>
             <w:vAlign w:val="center"/>
+            <w:tcMar>
+              <w:top w:w="80" w:type="dxa"/>
+              <w:start w:w="120" w:type="dxa"/>
+              <w:bottom w:w="80" w:type="dxa"/>
+              <w:end w:w="120" w:type="dxa"/>
+            </w:tcMar>
           </w:tcPr>
           <w:p>
             <w:pPr>
@@ -2318,6 +2719,12 @@
           <w:tcPr>
             <w:tcW w:type="dxa" w:w="2160"/>
             <w:vAlign w:val="center"/>
+            <w:tcMar>
+              <w:top w:w="80" w:type="dxa"/>
+              <w:start w:w="120" w:type="dxa"/>
+              <w:bottom w:w="80" w:type="dxa"/>
+              <w:end w:w="120" w:type="dxa"/>
+            </w:tcMar>
           </w:tcPr>
           <w:p>
             <w:pPr>
@@ -2339,6 +2746,12 @@
           <w:tcPr>
             <w:tcW w:type="dxa" w:w="5184"/>
             <w:vAlign w:val="center"/>
+            <w:tcMar>
+              <w:top w:w="80" w:type="dxa"/>
+              <w:start w:w="120" w:type="dxa"/>
+              <w:bottom w:w="80" w:type="dxa"/>
+              <w:end w:w="120" w:type="dxa"/>
+            </w:tcMar>
           </w:tcPr>
           <w:p>
             <w:pPr>
@@ -2358,7 +2771,11 @@
         </w:tc>
       </w:tr>
     </w:tbl>
-    <w:p/>
+    <w:p>
+      <w:pPr>
+        <w:spacing w:after="80"/>
+      </w:pPr>
+    </w:p>
     <w:p>
       <w:r>
         <w:br w:type="page"/>
@@ -2367,6 +2784,7 @@
     <w:p>
       <w:pPr>
         <w:pStyle w:val="Heading1"/>
+        <w:keepNext/>
         <w:spacing w:before="240" w:after="240"/>
         <w:jc w:val="center"/>
       </w:pPr>
@@ -2382,6 +2800,7 @@
     <w:p>
       <w:pPr>
         <w:pStyle w:val="Heading2"/>
+        <w:keepNext/>
         <w:spacing w:before="240" w:after="120"/>
         <w:jc w:val="left"/>
       </w:pPr>
@@ -2396,7 +2815,7 @@
     </w:p>
     <w:p>
       <w:pPr>
-        <w:spacing w:line="300" w:lineRule="auto" w:before="0" w:after="0"/>
+        <w:spacing w:line="300" w:lineRule="auto" w:before="0" w:after="40"/>
         <w:ind w:firstLine="420"/>
         <w:jc w:val="both"/>
       </w:pPr>
@@ -2413,7 +2832,7 @@
       <w:tblPr>
         <w:tblW w:type="auto" w:w="0"/>
         <w:jc w:val="center"/>
-        <w:tblLayout w:type="autofit"/>
+        <w:tblLayout w:type="fixed"/>
         <w:tblLook w:firstColumn="1" w:firstRow="1" w:lastColumn="0" w:lastRow="0" w:noHBand="0" w:noVBand="1" w:val="04A0"/>
         <w:tblBorders>
           <w:top w:val="single" w:sz="6" w:space="0" w:color="9AA6B2"/>
@@ -2434,7 +2853,13 @@
           <w:tcPr>
             <w:tcW w:type="dxa" w:w="1584"/>
             <w:vAlign w:val="center"/>
-            <w:shd w:fill="E8EEF2"/>
+            <w:tcMar>
+              <w:top w:w="80" w:type="dxa"/>
+              <w:start w:w="120" w:type="dxa"/>
+              <w:bottom w:w="80" w:type="dxa"/>
+              <w:end w:w="120" w:type="dxa"/>
+            </w:tcMar>
+            <w:shd w:fill="DDE7EF"/>
           </w:tcPr>
           <w:p>
             <w:pPr>
@@ -2456,7 +2881,13 @@
           <w:tcPr>
             <w:tcW w:type="dxa" w:w="3600"/>
             <w:vAlign w:val="center"/>
-            <w:shd w:fill="E8EEF2"/>
+            <w:tcMar>
+              <w:top w:w="80" w:type="dxa"/>
+              <w:start w:w="120" w:type="dxa"/>
+              <w:bottom w:w="80" w:type="dxa"/>
+              <w:end w:w="120" w:type="dxa"/>
+            </w:tcMar>
+            <w:shd w:fill="DDE7EF"/>
           </w:tcPr>
           <w:p>
             <w:pPr>
@@ -2478,7 +2909,13 @@
           <w:tcPr>
             <w:tcW w:type="dxa" w:w="3312"/>
             <w:vAlign w:val="center"/>
-            <w:shd w:fill="E8EEF2"/>
+            <w:tcMar>
+              <w:top w:w="80" w:type="dxa"/>
+              <w:start w:w="120" w:type="dxa"/>
+              <w:bottom w:w="80" w:type="dxa"/>
+              <w:end w:w="120" w:type="dxa"/>
+            </w:tcMar>
+            <w:shd w:fill="DDE7EF"/>
           </w:tcPr>
           <w:p>
             <w:pPr>
@@ -2502,6 +2939,12 @@
           <w:tcPr>
             <w:tcW w:type="dxa" w:w="1584"/>
             <w:vAlign w:val="center"/>
+            <w:tcMar>
+              <w:top w:w="80" w:type="dxa"/>
+              <w:start w:w="120" w:type="dxa"/>
+              <w:bottom w:w="80" w:type="dxa"/>
+              <w:end w:w="120" w:type="dxa"/>
+            </w:tcMar>
           </w:tcPr>
           <w:p>
             <w:pPr>
@@ -2523,6 +2966,12 @@
           <w:tcPr>
             <w:tcW w:type="dxa" w:w="3600"/>
             <w:vAlign w:val="center"/>
+            <w:tcMar>
+              <w:top w:w="80" w:type="dxa"/>
+              <w:start w:w="120" w:type="dxa"/>
+              <w:bottom w:w="80" w:type="dxa"/>
+              <w:end w:w="120" w:type="dxa"/>
+            </w:tcMar>
           </w:tcPr>
           <w:p>
             <w:pPr>
@@ -2544,6 +2993,12 @@
           <w:tcPr>
             <w:tcW w:type="dxa" w:w="3312"/>
             <w:vAlign w:val="center"/>
+            <w:tcMar>
+              <w:top w:w="80" w:type="dxa"/>
+              <w:start w:w="120" w:type="dxa"/>
+              <w:bottom w:w="80" w:type="dxa"/>
+              <w:end w:w="120" w:type="dxa"/>
+            </w:tcMar>
           </w:tcPr>
           <w:p>
             <w:pPr>
@@ -2567,6 +3022,12 @@
           <w:tcPr>
             <w:tcW w:type="dxa" w:w="1584"/>
             <w:vAlign w:val="center"/>
+            <w:tcMar>
+              <w:top w:w="80" w:type="dxa"/>
+              <w:start w:w="120" w:type="dxa"/>
+              <w:bottom w:w="80" w:type="dxa"/>
+              <w:end w:w="120" w:type="dxa"/>
+            </w:tcMar>
           </w:tcPr>
           <w:p>
             <w:pPr>
@@ -2588,6 +3049,12 @@
           <w:tcPr>
             <w:tcW w:type="dxa" w:w="3600"/>
             <w:vAlign w:val="center"/>
+            <w:tcMar>
+              <w:top w:w="80" w:type="dxa"/>
+              <w:start w:w="120" w:type="dxa"/>
+              <w:bottom w:w="80" w:type="dxa"/>
+              <w:end w:w="120" w:type="dxa"/>
+            </w:tcMar>
           </w:tcPr>
           <w:p>
             <w:pPr>
@@ -2609,6 +3076,12 @@
           <w:tcPr>
             <w:tcW w:type="dxa" w:w="3312"/>
             <w:vAlign w:val="center"/>
+            <w:tcMar>
+              <w:top w:w="80" w:type="dxa"/>
+              <w:start w:w="120" w:type="dxa"/>
+              <w:bottom w:w="80" w:type="dxa"/>
+              <w:end w:w="120" w:type="dxa"/>
+            </w:tcMar>
           </w:tcPr>
           <w:p>
             <w:pPr>
@@ -2632,6 +3105,12 @@
           <w:tcPr>
             <w:tcW w:type="dxa" w:w="1584"/>
             <w:vAlign w:val="center"/>
+            <w:tcMar>
+              <w:top w:w="80" w:type="dxa"/>
+              <w:start w:w="120" w:type="dxa"/>
+              <w:bottom w:w="80" w:type="dxa"/>
+              <w:end w:w="120" w:type="dxa"/>
+            </w:tcMar>
           </w:tcPr>
           <w:p>
             <w:pPr>
@@ -2653,6 +3132,12 @@
           <w:tcPr>
             <w:tcW w:type="dxa" w:w="3600"/>
             <w:vAlign w:val="center"/>
+            <w:tcMar>
+              <w:top w:w="80" w:type="dxa"/>
+              <w:start w:w="120" w:type="dxa"/>
+              <w:bottom w:w="80" w:type="dxa"/>
+              <w:end w:w="120" w:type="dxa"/>
+            </w:tcMar>
           </w:tcPr>
           <w:p>
             <w:pPr>
@@ -2674,6 +3159,12 @@
           <w:tcPr>
             <w:tcW w:type="dxa" w:w="3312"/>
             <w:vAlign w:val="center"/>
+            <w:tcMar>
+              <w:top w:w="80" w:type="dxa"/>
+              <w:start w:w="120" w:type="dxa"/>
+              <w:bottom w:w="80" w:type="dxa"/>
+              <w:end w:w="120" w:type="dxa"/>
+            </w:tcMar>
           </w:tcPr>
           <w:p>
             <w:pPr>
@@ -2693,10 +3184,15 @@
         </w:tc>
       </w:tr>
     </w:tbl>
-    <w:p/>
     <w:p>
       <w:pPr>
+        <w:spacing w:after="80"/>
+      </w:pPr>
+    </w:p>
+    <w:p>
+      <w:pPr>
         <w:pStyle w:val="Heading2"/>
+        <w:keepNext/>
         <w:spacing w:before="240" w:after="120"/>
         <w:jc w:val="left"/>
       </w:pPr>
@@ -2711,7 +3207,7 @@
     </w:p>
     <w:p>
       <w:pPr>
-        <w:spacing w:line="300" w:lineRule="auto" w:before="0" w:after="0"/>
+        <w:spacing w:line="300" w:lineRule="auto" w:before="0" w:after="40"/>
         <w:ind w:firstLine="420"/>
         <w:jc w:val="both"/>
       </w:pPr>
@@ -2728,7 +3224,7 @@
       <w:tblPr>
         <w:tblW w:type="auto" w:w="0"/>
         <w:jc w:val="center"/>
-        <w:tblLayout w:type="autofit"/>
+        <w:tblLayout w:type="fixed"/>
         <w:tblLook w:firstColumn="1" w:firstRow="1" w:lastColumn="0" w:lastRow="0" w:noHBand="0" w:noVBand="1" w:val="04A0"/>
         <w:tblBorders>
           <w:top w:val="single" w:sz="6" w:space="0" w:color="9AA6B2"/>
@@ -2749,7 +3245,13 @@
           <w:tcPr>
             <w:tcW w:type="dxa" w:w="1152"/>
             <w:vAlign w:val="center"/>
-            <w:shd w:fill="E8EEF2"/>
+            <w:tcMar>
+              <w:top w:w="80" w:type="dxa"/>
+              <w:start w:w="120" w:type="dxa"/>
+              <w:bottom w:w="80" w:type="dxa"/>
+              <w:end w:w="120" w:type="dxa"/>
+            </w:tcMar>
+            <w:shd w:fill="DDE7EF"/>
           </w:tcPr>
           <w:p>
             <w:pPr>
@@ -2771,7 +3273,13 @@
           <w:tcPr>
             <w:tcW w:type="dxa" w:w="2880"/>
             <w:vAlign w:val="center"/>
-            <w:shd w:fill="E8EEF2"/>
+            <w:tcMar>
+              <w:top w:w="80" w:type="dxa"/>
+              <w:start w:w="120" w:type="dxa"/>
+              <w:bottom w:w="80" w:type="dxa"/>
+              <w:end w:w="120" w:type="dxa"/>
+            </w:tcMar>
+            <w:shd w:fill="DDE7EF"/>
           </w:tcPr>
           <w:p>
             <w:pPr>
@@ -2793,7 +3301,13 @@
           <w:tcPr>
             <w:tcW w:type="dxa" w:w="4464"/>
             <w:vAlign w:val="center"/>
-            <w:shd w:fill="E8EEF2"/>
+            <w:tcMar>
+              <w:top w:w="80" w:type="dxa"/>
+              <w:start w:w="120" w:type="dxa"/>
+              <w:bottom w:w="80" w:type="dxa"/>
+              <w:end w:w="120" w:type="dxa"/>
+            </w:tcMar>
+            <w:shd w:fill="DDE7EF"/>
           </w:tcPr>
           <w:p>
             <w:pPr>
@@ -2817,6 +3331,12 @@
           <w:tcPr>
             <w:tcW w:type="dxa" w:w="1152"/>
             <w:vAlign w:val="center"/>
+            <w:tcMar>
+              <w:top w:w="80" w:type="dxa"/>
+              <w:start w:w="120" w:type="dxa"/>
+              <w:bottom w:w="80" w:type="dxa"/>
+              <w:end w:w="120" w:type="dxa"/>
+            </w:tcMar>
           </w:tcPr>
           <w:p>
             <w:pPr>
@@ -2838,6 +3358,12 @@
           <w:tcPr>
             <w:tcW w:type="dxa" w:w="2880"/>
             <w:vAlign w:val="center"/>
+            <w:tcMar>
+              <w:top w:w="80" w:type="dxa"/>
+              <w:start w:w="120" w:type="dxa"/>
+              <w:bottom w:w="80" w:type="dxa"/>
+              <w:end w:w="120" w:type="dxa"/>
+            </w:tcMar>
           </w:tcPr>
           <w:p>
             <w:pPr>
@@ -2859,6 +3385,12 @@
           <w:tcPr>
             <w:tcW w:type="dxa" w:w="4464"/>
             <w:vAlign w:val="center"/>
+            <w:tcMar>
+              <w:top w:w="80" w:type="dxa"/>
+              <w:start w:w="120" w:type="dxa"/>
+              <w:bottom w:w="80" w:type="dxa"/>
+              <w:end w:w="120" w:type="dxa"/>
+            </w:tcMar>
           </w:tcPr>
           <w:p>
             <w:pPr>
@@ -2882,6 +3414,12 @@
           <w:tcPr>
             <w:tcW w:type="dxa" w:w="1152"/>
             <w:vAlign w:val="center"/>
+            <w:tcMar>
+              <w:top w:w="80" w:type="dxa"/>
+              <w:start w:w="120" w:type="dxa"/>
+              <w:bottom w:w="80" w:type="dxa"/>
+              <w:end w:w="120" w:type="dxa"/>
+            </w:tcMar>
           </w:tcPr>
           <w:p>
             <w:pPr>
@@ -2903,6 +3441,12 @@
           <w:tcPr>
             <w:tcW w:type="dxa" w:w="2880"/>
             <w:vAlign w:val="center"/>
+            <w:tcMar>
+              <w:top w:w="80" w:type="dxa"/>
+              <w:start w:w="120" w:type="dxa"/>
+              <w:bottom w:w="80" w:type="dxa"/>
+              <w:end w:w="120" w:type="dxa"/>
+            </w:tcMar>
           </w:tcPr>
           <w:p>
             <w:pPr>
@@ -2924,6 +3468,12 @@
           <w:tcPr>
             <w:tcW w:type="dxa" w:w="4464"/>
             <w:vAlign w:val="center"/>
+            <w:tcMar>
+              <w:top w:w="80" w:type="dxa"/>
+              <w:start w:w="120" w:type="dxa"/>
+              <w:bottom w:w="80" w:type="dxa"/>
+              <w:end w:w="120" w:type="dxa"/>
+            </w:tcMar>
           </w:tcPr>
           <w:p>
             <w:pPr>
@@ -2947,6 +3497,12 @@
           <w:tcPr>
             <w:tcW w:type="dxa" w:w="1152"/>
             <w:vAlign w:val="center"/>
+            <w:tcMar>
+              <w:top w:w="80" w:type="dxa"/>
+              <w:start w:w="120" w:type="dxa"/>
+              <w:bottom w:w="80" w:type="dxa"/>
+              <w:end w:w="120" w:type="dxa"/>
+            </w:tcMar>
           </w:tcPr>
           <w:p>
             <w:pPr>
@@ -2968,6 +3524,12 @@
           <w:tcPr>
             <w:tcW w:type="dxa" w:w="2880"/>
             <w:vAlign w:val="center"/>
+            <w:tcMar>
+              <w:top w:w="80" w:type="dxa"/>
+              <w:start w:w="120" w:type="dxa"/>
+              <w:bottom w:w="80" w:type="dxa"/>
+              <w:end w:w="120" w:type="dxa"/>
+            </w:tcMar>
           </w:tcPr>
           <w:p>
             <w:pPr>
@@ -2989,6 +3551,12 @@
           <w:tcPr>
             <w:tcW w:type="dxa" w:w="4464"/>
             <w:vAlign w:val="center"/>
+            <w:tcMar>
+              <w:top w:w="80" w:type="dxa"/>
+              <w:start w:w="120" w:type="dxa"/>
+              <w:bottom w:w="80" w:type="dxa"/>
+              <w:end w:w="120" w:type="dxa"/>
+            </w:tcMar>
           </w:tcPr>
           <w:p>
             <w:pPr>
@@ -3012,6 +3580,12 @@
           <w:tcPr>
             <w:tcW w:type="dxa" w:w="1152"/>
             <w:vAlign w:val="center"/>
+            <w:tcMar>
+              <w:top w:w="80" w:type="dxa"/>
+              <w:start w:w="120" w:type="dxa"/>
+              <w:bottom w:w="80" w:type="dxa"/>
+              <w:end w:w="120" w:type="dxa"/>
+            </w:tcMar>
           </w:tcPr>
           <w:p>
             <w:pPr>
@@ -3033,6 +3607,12 @@
           <w:tcPr>
             <w:tcW w:type="dxa" w:w="2880"/>
             <w:vAlign w:val="center"/>
+            <w:tcMar>
+              <w:top w:w="80" w:type="dxa"/>
+              <w:start w:w="120" w:type="dxa"/>
+              <w:bottom w:w="80" w:type="dxa"/>
+              <w:end w:w="120" w:type="dxa"/>
+            </w:tcMar>
           </w:tcPr>
           <w:p>
             <w:pPr>
@@ -3054,6 +3634,12 @@
           <w:tcPr>
             <w:tcW w:type="dxa" w:w="4464"/>
             <w:vAlign w:val="center"/>
+            <w:tcMar>
+              <w:top w:w="80" w:type="dxa"/>
+              <w:start w:w="120" w:type="dxa"/>
+              <w:bottom w:w="80" w:type="dxa"/>
+              <w:end w:w="120" w:type="dxa"/>
+            </w:tcMar>
           </w:tcPr>
           <w:p>
             <w:pPr>
@@ -3077,6 +3663,12 @@
           <w:tcPr>
             <w:tcW w:type="dxa" w:w="1152"/>
             <w:vAlign w:val="center"/>
+            <w:tcMar>
+              <w:top w:w="80" w:type="dxa"/>
+              <w:start w:w="120" w:type="dxa"/>
+              <w:bottom w:w="80" w:type="dxa"/>
+              <w:end w:w="120" w:type="dxa"/>
+            </w:tcMar>
           </w:tcPr>
           <w:p>
             <w:pPr>
@@ -3098,6 +3690,12 @@
           <w:tcPr>
             <w:tcW w:type="dxa" w:w="2880"/>
             <w:vAlign w:val="center"/>
+            <w:tcMar>
+              <w:top w:w="80" w:type="dxa"/>
+              <w:start w:w="120" w:type="dxa"/>
+              <w:bottom w:w="80" w:type="dxa"/>
+              <w:end w:w="120" w:type="dxa"/>
+            </w:tcMar>
           </w:tcPr>
           <w:p>
             <w:pPr>
@@ -3119,6 +3717,12 @@
           <w:tcPr>
             <w:tcW w:type="dxa" w:w="4464"/>
             <w:vAlign w:val="center"/>
+            <w:tcMar>
+              <w:top w:w="80" w:type="dxa"/>
+              <w:start w:w="120" w:type="dxa"/>
+              <w:bottom w:w="80" w:type="dxa"/>
+              <w:end w:w="120" w:type="dxa"/>
+            </w:tcMar>
           </w:tcPr>
           <w:p>
             <w:pPr>
@@ -3142,6 +3746,12 @@
           <w:tcPr>
             <w:tcW w:type="dxa" w:w="1152"/>
             <w:vAlign w:val="center"/>
+            <w:tcMar>
+              <w:top w:w="80" w:type="dxa"/>
+              <w:start w:w="120" w:type="dxa"/>
+              <w:bottom w:w="80" w:type="dxa"/>
+              <w:end w:w="120" w:type="dxa"/>
+            </w:tcMar>
           </w:tcPr>
           <w:p>
             <w:pPr>
@@ -3163,6 +3773,12 @@
           <w:tcPr>
             <w:tcW w:type="dxa" w:w="2880"/>
             <w:vAlign w:val="center"/>
+            <w:tcMar>
+              <w:top w:w="80" w:type="dxa"/>
+              <w:start w:w="120" w:type="dxa"/>
+              <w:bottom w:w="80" w:type="dxa"/>
+              <w:end w:w="120" w:type="dxa"/>
+            </w:tcMar>
           </w:tcPr>
           <w:p>
             <w:pPr>
@@ -3184,6 +3800,12 @@
           <w:tcPr>
             <w:tcW w:type="dxa" w:w="4464"/>
             <w:vAlign w:val="center"/>
+            <w:tcMar>
+              <w:top w:w="80" w:type="dxa"/>
+              <w:start w:w="120" w:type="dxa"/>
+              <w:bottom w:w="80" w:type="dxa"/>
+              <w:end w:w="120" w:type="dxa"/>
+            </w:tcMar>
           </w:tcPr>
           <w:p>
             <w:pPr>
@@ -3203,10 +3825,15 @@
         </w:tc>
       </w:tr>
     </w:tbl>
-    <w:p/>
     <w:p>
       <w:pPr>
+        <w:spacing w:after="80"/>
+      </w:pPr>
+    </w:p>
+    <w:p>
+      <w:pPr>
         <w:pStyle w:val="Heading2"/>
+        <w:keepNext/>
         <w:spacing w:before="240" w:after="120"/>
         <w:jc w:val="left"/>
       </w:pPr>
@@ -3221,7 +3848,7 @@
     </w:p>
     <w:p>
       <w:pPr>
-        <w:spacing w:line="300" w:lineRule="auto" w:before="0" w:after="0"/>
+        <w:spacing w:line="300" w:lineRule="auto" w:before="0" w:after="40"/>
         <w:ind w:firstLine="420"/>
         <w:jc w:val="both"/>
       </w:pPr>
@@ -3236,7 +3863,7 @@
     </w:p>
     <w:p>
       <w:pPr>
-        <w:spacing w:line="300" w:lineRule="auto" w:before="0" w:after="0"/>
+        <w:spacing w:line="300" w:lineRule="auto" w:before="0" w:after="40"/>
         <w:ind w:firstLine="420"/>
         <w:jc w:val="both"/>
       </w:pPr>
@@ -3251,7 +3878,7 @@
     </w:p>
     <w:p>
       <w:pPr>
-        <w:spacing w:line="300" w:lineRule="auto" w:before="0" w:after="0"/>
+        <w:spacing w:line="300" w:lineRule="auto" w:before="0" w:after="40"/>
         <w:ind w:firstLine="420"/>
         <w:jc w:val="both"/>
       </w:pPr>
@@ -3266,7 +3893,7 @@
     </w:p>
     <w:p>
       <w:pPr>
-        <w:spacing w:line="300" w:lineRule="auto" w:before="0" w:after="0"/>
+        <w:spacing w:line="300" w:lineRule="auto" w:before="0" w:after="40"/>
         <w:ind w:firstLine="420"/>
         <w:jc w:val="both"/>
       </w:pPr>
@@ -3282,6 +3909,7 @@
     <w:p>
       <w:pPr>
         <w:pStyle w:val="Heading2"/>
+        <w:keepNext/>
         <w:spacing w:before="240" w:after="120"/>
         <w:jc w:val="left"/>
       </w:pPr>
@@ -3296,7 +3924,7 @@
     </w:p>
     <w:p>
       <w:pPr>
-        <w:spacing w:line="300" w:lineRule="auto" w:before="0" w:after="0"/>
+        <w:spacing w:line="300" w:lineRule="auto" w:before="0" w:after="40"/>
         <w:ind w:firstLine="420"/>
         <w:jc w:val="both"/>
       </w:pPr>
@@ -3311,7 +3939,7 @@
     </w:p>
     <w:p>
       <w:pPr>
-        <w:spacing w:line="300" w:lineRule="auto" w:before="0" w:after="0"/>
+        <w:spacing w:line="300" w:lineRule="auto" w:before="0" w:after="40"/>
         <w:ind w:firstLine="420"/>
         <w:jc w:val="both"/>
       </w:pPr>
@@ -3327,6 +3955,7 @@
     <w:p>
       <w:pPr>
         <w:pStyle w:val="Heading2"/>
+        <w:keepNext/>
         <w:spacing w:before="240" w:after="120"/>
         <w:jc w:val="left"/>
       </w:pPr>
@@ -3341,7 +3970,7 @@
     </w:p>
     <w:p>
       <w:pPr>
-        <w:spacing w:line="300" w:lineRule="auto" w:before="0" w:after="0"/>
+        <w:spacing w:line="300" w:lineRule="auto" w:before="0" w:after="40"/>
         <w:ind w:firstLine="420"/>
         <w:jc w:val="both"/>
       </w:pPr>
@@ -3356,7 +3985,7 @@
     </w:p>
     <w:p>
       <w:pPr>
-        <w:spacing w:line="300" w:lineRule="auto" w:before="0" w:after="0"/>
+        <w:spacing w:line="300" w:lineRule="auto" w:before="0" w:after="40"/>
         <w:ind w:firstLine="420"/>
         <w:jc w:val="both"/>
       </w:pPr>
@@ -3371,7 +4000,7 @@
     </w:p>
     <w:p>
       <w:pPr>
-        <w:spacing w:line="300" w:lineRule="auto" w:before="0" w:after="0"/>
+        <w:spacing w:line="300" w:lineRule="auto" w:before="0" w:after="40"/>
         <w:ind w:firstLine="420"/>
         <w:jc w:val="both"/>
       </w:pPr>
@@ -3388,7 +4017,7 @@
       <w:tblPr>
         <w:tblW w:type="auto" w:w="0"/>
         <w:jc w:val="center"/>
-        <w:tblLayout w:type="autofit"/>
+        <w:tblLayout w:type="fixed"/>
         <w:tblLook w:firstColumn="1" w:firstRow="1" w:lastColumn="0" w:lastRow="0" w:noHBand="0" w:noVBand="1" w:val="04A0"/>
         <w:tblBorders>
           <w:top w:val="single" w:sz="6" w:space="0" w:color="9AA6B2"/>
@@ -3410,7 +4039,13 @@
           <w:tcPr>
             <w:tcW w:type="dxa" w:w="1440"/>
             <w:vAlign w:val="center"/>
-            <w:shd w:fill="E8EEF2"/>
+            <w:tcMar>
+              <w:top w:w="80" w:type="dxa"/>
+              <w:start w:w="120" w:type="dxa"/>
+              <w:bottom w:w="80" w:type="dxa"/>
+              <w:end w:w="120" w:type="dxa"/>
+            </w:tcMar>
+            <w:shd w:fill="DDE7EF"/>
           </w:tcPr>
           <w:p>
             <w:pPr>
@@ -3432,7 +4067,13 @@
           <w:tcPr>
             <w:tcW w:type="dxa" w:w="2448"/>
             <w:vAlign w:val="center"/>
-            <w:shd w:fill="E8EEF2"/>
+            <w:tcMar>
+              <w:top w:w="80" w:type="dxa"/>
+              <w:start w:w="120" w:type="dxa"/>
+              <w:bottom w:w="80" w:type="dxa"/>
+              <w:end w:w="120" w:type="dxa"/>
+            </w:tcMar>
+            <w:shd w:fill="DDE7EF"/>
           </w:tcPr>
           <w:p>
             <w:pPr>
@@ -3454,7 +4095,13 @@
           <w:tcPr>
             <w:tcW w:type="dxa" w:w="3168"/>
             <w:vAlign w:val="center"/>
-            <w:shd w:fill="E8EEF2"/>
+            <w:tcMar>
+              <w:top w:w="80" w:type="dxa"/>
+              <w:start w:w="120" w:type="dxa"/>
+              <w:bottom w:w="80" w:type="dxa"/>
+              <w:end w:w="120" w:type="dxa"/>
+            </w:tcMar>
+            <w:shd w:fill="DDE7EF"/>
           </w:tcPr>
           <w:p>
             <w:pPr>
@@ -3476,7 +4123,13 @@
           <w:tcPr>
             <w:tcW w:type="dxa" w:w="2448"/>
             <w:vAlign w:val="center"/>
-            <w:shd w:fill="E8EEF2"/>
+            <w:tcMar>
+              <w:top w:w="80" w:type="dxa"/>
+              <w:start w:w="120" w:type="dxa"/>
+              <w:bottom w:w="80" w:type="dxa"/>
+              <w:end w:w="120" w:type="dxa"/>
+            </w:tcMar>
+            <w:shd w:fill="DDE7EF"/>
           </w:tcPr>
           <w:p>
             <w:pPr>
@@ -3500,6 +4153,12 @@
           <w:tcPr>
             <w:tcW w:type="dxa" w:w="1440"/>
             <w:vAlign w:val="center"/>
+            <w:tcMar>
+              <w:top w:w="80" w:type="dxa"/>
+              <w:start w:w="120" w:type="dxa"/>
+              <w:bottom w:w="80" w:type="dxa"/>
+              <w:end w:w="120" w:type="dxa"/>
+            </w:tcMar>
           </w:tcPr>
           <w:p>
             <w:pPr>
@@ -3521,6 +4180,12 @@
           <w:tcPr>
             <w:tcW w:type="dxa" w:w="2448"/>
             <w:vAlign w:val="center"/>
+            <w:tcMar>
+              <w:top w:w="80" w:type="dxa"/>
+              <w:start w:w="120" w:type="dxa"/>
+              <w:bottom w:w="80" w:type="dxa"/>
+              <w:end w:w="120" w:type="dxa"/>
+            </w:tcMar>
           </w:tcPr>
           <w:p>
             <w:pPr>
@@ -3542,6 +4207,12 @@
           <w:tcPr>
             <w:tcW w:type="dxa" w:w="3168"/>
             <w:vAlign w:val="center"/>
+            <w:tcMar>
+              <w:top w:w="80" w:type="dxa"/>
+              <w:start w:w="120" w:type="dxa"/>
+              <w:bottom w:w="80" w:type="dxa"/>
+              <w:end w:w="120" w:type="dxa"/>
+            </w:tcMar>
           </w:tcPr>
           <w:p>
             <w:pPr>
@@ -3563,6 +4234,12 @@
           <w:tcPr>
             <w:tcW w:type="dxa" w:w="2448"/>
             <w:vAlign w:val="center"/>
+            <w:tcMar>
+              <w:top w:w="80" w:type="dxa"/>
+              <w:start w:w="120" w:type="dxa"/>
+              <w:bottom w:w="80" w:type="dxa"/>
+              <w:end w:w="120" w:type="dxa"/>
+            </w:tcMar>
           </w:tcPr>
           <w:p>
             <w:pPr>
@@ -3586,6 +4263,12 @@
           <w:tcPr>
             <w:tcW w:type="dxa" w:w="1440"/>
             <w:vAlign w:val="center"/>
+            <w:tcMar>
+              <w:top w:w="80" w:type="dxa"/>
+              <w:start w:w="120" w:type="dxa"/>
+              <w:bottom w:w="80" w:type="dxa"/>
+              <w:end w:w="120" w:type="dxa"/>
+            </w:tcMar>
           </w:tcPr>
           <w:p>
             <w:pPr>
@@ -3607,6 +4290,12 @@
           <w:tcPr>
             <w:tcW w:type="dxa" w:w="2448"/>
             <w:vAlign w:val="center"/>
+            <w:tcMar>
+              <w:top w:w="80" w:type="dxa"/>
+              <w:start w:w="120" w:type="dxa"/>
+              <w:bottom w:w="80" w:type="dxa"/>
+              <w:end w:w="120" w:type="dxa"/>
+            </w:tcMar>
           </w:tcPr>
           <w:p>
             <w:pPr>
@@ -3628,6 +4317,12 @@
           <w:tcPr>
             <w:tcW w:type="dxa" w:w="3168"/>
             <w:vAlign w:val="center"/>
+            <w:tcMar>
+              <w:top w:w="80" w:type="dxa"/>
+              <w:start w:w="120" w:type="dxa"/>
+              <w:bottom w:w="80" w:type="dxa"/>
+              <w:end w:w="120" w:type="dxa"/>
+            </w:tcMar>
           </w:tcPr>
           <w:p>
             <w:pPr>
@@ -3649,6 +4344,12 @@
           <w:tcPr>
             <w:tcW w:type="dxa" w:w="2448"/>
             <w:vAlign w:val="center"/>
+            <w:tcMar>
+              <w:top w:w="80" w:type="dxa"/>
+              <w:start w:w="120" w:type="dxa"/>
+              <w:bottom w:w="80" w:type="dxa"/>
+              <w:end w:w="120" w:type="dxa"/>
+            </w:tcMar>
           </w:tcPr>
           <w:p>
             <w:pPr>
@@ -3672,6 +4373,12 @@
           <w:tcPr>
             <w:tcW w:type="dxa" w:w="1440"/>
             <w:vAlign w:val="center"/>
+            <w:tcMar>
+              <w:top w:w="80" w:type="dxa"/>
+              <w:start w:w="120" w:type="dxa"/>
+              <w:bottom w:w="80" w:type="dxa"/>
+              <w:end w:w="120" w:type="dxa"/>
+            </w:tcMar>
           </w:tcPr>
           <w:p>
             <w:pPr>
@@ -3693,6 +4400,12 @@
           <w:tcPr>
             <w:tcW w:type="dxa" w:w="2448"/>
             <w:vAlign w:val="center"/>
+            <w:tcMar>
+              <w:top w:w="80" w:type="dxa"/>
+              <w:start w:w="120" w:type="dxa"/>
+              <w:bottom w:w="80" w:type="dxa"/>
+              <w:end w:w="120" w:type="dxa"/>
+            </w:tcMar>
           </w:tcPr>
           <w:p>
             <w:pPr>
@@ -3714,6 +4427,12 @@
           <w:tcPr>
             <w:tcW w:type="dxa" w:w="3168"/>
             <w:vAlign w:val="center"/>
+            <w:tcMar>
+              <w:top w:w="80" w:type="dxa"/>
+              <w:start w:w="120" w:type="dxa"/>
+              <w:bottom w:w="80" w:type="dxa"/>
+              <w:end w:w="120" w:type="dxa"/>
+            </w:tcMar>
           </w:tcPr>
           <w:p>
             <w:pPr>
@@ -3735,6 +4454,12 @@
           <w:tcPr>
             <w:tcW w:type="dxa" w:w="2448"/>
             <w:vAlign w:val="center"/>
+            <w:tcMar>
+              <w:top w:w="80" w:type="dxa"/>
+              <w:start w:w="120" w:type="dxa"/>
+              <w:bottom w:w="80" w:type="dxa"/>
+              <w:end w:w="120" w:type="dxa"/>
+            </w:tcMar>
           </w:tcPr>
           <w:p>
             <w:pPr>
@@ -3754,7 +4479,42 @@
         </w:tc>
       </w:tr>
     </w:tbl>
-    <w:p/>
+    <w:p>
+      <w:pPr>
+        <w:spacing w:after="80"/>
+      </w:pPr>
+    </w:p>
+    <w:p>
+      <w:pPr>
+        <w:pStyle w:val="Heading2"/>
+        <w:keepNext/>
+        <w:spacing w:before="240" w:after="120"/>
+        <w:jc w:val="left"/>
+      </w:pPr>
+      <w:r>
+        <w:rPr>
+          <w:rFonts w:ascii="Times New Roman" w:hAnsi="Times New Roman" w:eastAsia="黑体"/>
+          <w:b/>
+          <w:sz w:val="32"/>
+        </w:rPr>
+        <w:t>3.6  本章小结</w:t>
+      </w:r>
+    </w:p>
+    <w:p>
+      <w:pPr>
+        <w:spacing w:line="300" w:lineRule="auto" w:before="0" w:after="40"/>
+        <w:ind w:firstLine="420"/>
+        <w:jc w:val="both"/>
+      </w:pPr>
+      <w:r>
+        <w:rPr>
+          <w:rFonts w:ascii="Times New Roman" w:hAnsi="Times New Roman" w:eastAsia="宋体"/>
+          <w:b w:val="0"/>
+          <w:sz w:val="21"/>
+        </w:rPr>
+        <w:t>本章从角色、功能、非功能、威胁边界和典型用例五个角度明确了系统需求。需求分析表明，本文系统的核心不在于替代真实政务选举，而在于通过智能合约验证投票规则公开执行、资格控制可校验、计票结果可追溯这一技术路径。后续总体设计和详细实现均围绕这些需求展开，重点保证白名单验证、重复投票限制、投票窗口控制和部署配置同步。</w:t>
+      </w:r>
+    </w:p>
     <w:p>
       <w:r>
         <w:br w:type="page"/>
@@ -3763,6 +4523,7 @@
     <w:p>
       <w:pPr>
         <w:pStyle w:val="Heading1"/>
+        <w:keepNext/>
         <w:spacing w:before="240" w:after="240"/>
         <w:jc w:val="center"/>
       </w:pPr>
@@ -3778,6 +4539,7 @@
     <w:p>
       <w:pPr>
         <w:pStyle w:val="Heading2"/>
+        <w:keepNext/>
         <w:spacing w:before="240" w:after="120"/>
         <w:jc w:val="left"/>
       </w:pPr>
@@ -3792,7 +4554,7 @@
     </w:p>
     <w:p>
       <w:pPr>
-        <w:spacing w:line="300" w:lineRule="auto" w:before="0" w:after="0"/>
+        <w:spacing w:line="300" w:lineRule="auto" w:before="0" w:after="40"/>
         <w:ind w:firstLine="420"/>
         <w:jc w:val="both"/>
       </w:pPr>
@@ -3807,7 +4569,7 @@
     </w:p>
     <w:p>
       <w:pPr>
-        <w:spacing w:line="300" w:lineRule="auto" w:before="0" w:after="0"/>
+        <w:spacing w:line="300" w:lineRule="auto" w:before="0" w:after="40"/>
         <w:ind w:firstLine="420"/>
         <w:jc w:val="both"/>
       </w:pPr>
@@ -3822,7 +4584,7 @@
     </w:p>
     <w:p>
       <w:pPr>
-        <w:spacing w:line="300" w:lineRule="auto" w:before="0" w:after="0"/>
+        <w:spacing w:line="300" w:lineRule="auto" w:before="0" w:after="40"/>
         <w:ind w:firstLine="420"/>
         <w:jc w:val="both"/>
       </w:pPr>
@@ -3837,6 +4599,7 @@
     </w:p>
     <w:p>
       <w:pPr>
+        <w:spacing w:before="80" w:after="40"/>
         <w:jc w:val="center"/>
       </w:pPr>
       <w:r>
@@ -3855,7 +4618,7 @@
                     <pic:cNvPicPr/>
                   </pic:nvPicPr>
                   <pic:blipFill>
-                    <a:blip r:embed="rId10"/>
+                    <a:blip r:embed="rId13"/>
                     <a:stretch>
                       <a:fillRect/>
                     </a:stretch>
@@ -3876,7 +4639,8 @@
     </w:p>
     <w:p>
       <w:pPr>
-        <w:spacing w:line="300" w:lineRule="auto" w:after="120"/>
+        <w:keepNext/>
+        <w:spacing w:line="300" w:lineRule="auto" w:before="40" w:after="120"/>
         <w:jc w:val="center"/>
       </w:pPr>
       <w:r>
@@ -3891,6 +4655,7 @@
     <w:p>
       <w:pPr>
         <w:pStyle w:val="Heading2"/>
+        <w:keepNext/>
         <w:spacing w:before="240" w:after="120"/>
         <w:jc w:val="left"/>
       </w:pPr>
@@ -3905,7 +4670,7 @@
     </w:p>
     <w:p>
       <w:pPr>
-        <w:spacing w:line="300" w:lineRule="auto" w:before="0" w:after="0"/>
+        <w:spacing w:line="300" w:lineRule="auto" w:before="0" w:after="40"/>
         <w:ind w:firstLine="420"/>
         <w:jc w:val="both"/>
       </w:pPr>
@@ -3920,6 +4685,7 @@
     </w:p>
     <w:p>
       <w:pPr>
+        <w:spacing w:before="80" w:after="40"/>
         <w:jc w:val="center"/>
       </w:pPr>
       <w:r>
@@ -3938,7 +4704,7 @@
                     <pic:cNvPicPr/>
                   </pic:nvPicPr>
                   <pic:blipFill>
-                    <a:blip r:embed="rId11"/>
+                    <a:blip r:embed="rId14"/>
                     <a:stretch>
                       <a:fillRect/>
                     </a:stretch>
@@ -3959,7 +4725,8 @@
     </w:p>
     <w:p>
       <w:pPr>
-        <w:spacing w:line="300" w:lineRule="auto" w:after="120"/>
+        <w:keepNext/>
+        <w:spacing w:line="300" w:lineRule="auto" w:before="40" w:after="120"/>
         <w:jc w:val="center"/>
       </w:pPr>
       <w:r>
@@ -3974,6 +4741,7 @@
     <w:p>
       <w:pPr>
         <w:pStyle w:val="Heading2"/>
+        <w:keepNext/>
         <w:spacing w:before="240" w:after="120"/>
         <w:jc w:val="left"/>
       </w:pPr>
@@ -3988,7 +4756,7 @@
     </w:p>
     <w:p>
       <w:pPr>
-        <w:spacing w:line="300" w:lineRule="auto" w:before="0" w:after="0"/>
+        <w:spacing w:line="300" w:lineRule="auto" w:before="0" w:after="40"/>
         <w:ind w:firstLine="420"/>
         <w:jc w:val="both"/>
       </w:pPr>
@@ -4003,6 +4771,7 @@
     </w:p>
     <w:p>
       <w:pPr>
+        <w:spacing w:before="80" w:after="40"/>
         <w:jc w:val="center"/>
       </w:pPr>
       <w:r>
@@ -4021,7 +4790,7 @@
                     <pic:cNvPicPr/>
                   </pic:nvPicPr>
                   <pic:blipFill>
-                    <a:blip r:embed="rId12"/>
+                    <a:blip r:embed="rId15"/>
                     <a:stretch>
                       <a:fillRect/>
                     </a:stretch>
@@ -4042,7 +4811,8 @@
     </w:p>
     <w:p>
       <w:pPr>
-        <w:spacing w:line="300" w:lineRule="auto" w:after="120"/>
+        <w:keepNext/>
+        <w:spacing w:line="300" w:lineRule="auto" w:before="40" w:after="120"/>
         <w:jc w:val="center"/>
       </w:pPr>
       <w:r>
@@ -4057,6 +4827,7 @@
     <w:p>
       <w:pPr>
         <w:pStyle w:val="Heading2"/>
+        <w:keepNext/>
         <w:spacing w:before="240" w:after="120"/>
         <w:jc w:val="left"/>
       </w:pPr>
@@ -4071,7 +4842,7 @@
     </w:p>
     <w:p>
       <w:pPr>
-        <w:spacing w:line="300" w:lineRule="auto" w:before="0" w:after="0"/>
+        <w:spacing w:line="300" w:lineRule="auto" w:before="0" w:after="40"/>
         <w:ind w:firstLine="420"/>
         <w:jc w:val="both"/>
       </w:pPr>
@@ -4088,7 +4859,7 @@
       <w:tblPr>
         <w:tblW w:type="auto" w:w="0"/>
         <w:jc w:val="center"/>
-        <w:tblLayout w:type="autofit"/>
+        <w:tblLayout w:type="fixed"/>
         <w:tblLook w:firstColumn="1" w:firstRow="1" w:lastColumn="0" w:lastRow="0" w:noHBand="0" w:noVBand="1" w:val="04A0"/>
         <w:tblBorders>
           <w:top w:val="single" w:sz="6" w:space="0" w:color="9AA6B2"/>
@@ -4109,7 +4880,13 @@
           <w:tcPr>
             <w:tcW w:type="dxa" w:w="2880"/>
             <w:vAlign w:val="center"/>
-            <w:shd w:fill="E8EEF2"/>
+            <w:tcMar>
+              <w:top w:w="80" w:type="dxa"/>
+              <w:start w:w="120" w:type="dxa"/>
+              <w:bottom w:w="80" w:type="dxa"/>
+              <w:end w:w="120" w:type="dxa"/>
+            </w:tcMar>
+            <w:shd w:fill="DDE7EF"/>
           </w:tcPr>
           <w:p>
             <w:pPr>
@@ -4131,7 +4908,13 @@
           <w:tcPr>
             <w:tcW w:type="dxa" w:w="1440"/>
             <w:vAlign w:val="center"/>
-            <w:shd w:fill="E8EEF2"/>
+            <w:tcMar>
+              <w:top w:w="80" w:type="dxa"/>
+              <w:start w:w="120" w:type="dxa"/>
+              <w:bottom w:w="80" w:type="dxa"/>
+              <w:end w:w="120" w:type="dxa"/>
+            </w:tcMar>
+            <w:shd w:fill="DDE7EF"/>
           </w:tcPr>
           <w:p>
             <w:pPr>
@@ -4153,7 +4936,13 @@
           <w:tcPr>
             <w:tcW w:type="dxa" w:w="4608"/>
             <w:vAlign w:val="center"/>
-            <w:shd w:fill="E8EEF2"/>
+            <w:tcMar>
+              <w:top w:w="80" w:type="dxa"/>
+              <w:start w:w="120" w:type="dxa"/>
+              <w:bottom w:w="80" w:type="dxa"/>
+              <w:end w:w="120" w:type="dxa"/>
+            </w:tcMar>
+            <w:shd w:fill="DDE7EF"/>
           </w:tcPr>
           <w:p>
             <w:pPr>
@@ -4177,6 +4966,12 @@
           <w:tcPr>
             <w:tcW w:type="dxa" w:w="2880"/>
             <w:vAlign w:val="center"/>
+            <w:tcMar>
+              <w:top w:w="80" w:type="dxa"/>
+              <w:start w:w="120" w:type="dxa"/>
+              <w:bottom w:w="80" w:type="dxa"/>
+              <w:end w:w="120" w:type="dxa"/>
+            </w:tcMar>
           </w:tcPr>
           <w:p>
             <w:pPr>
@@ -4198,6 +4993,12 @@
           <w:tcPr>
             <w:tcW w:type="dxa" w:w="1440"/>
             <w:vAlign w:val="center"/>
+            <w:tcMar>
+              <w:top w:w="80" w:type="dxa"/>
+              <w:start w:w="120" w:type="dxa"/>
+              <w:bottom w:w="80" w:type="dxa"/>
+              <w:end w:w="120" w:type="dxa"/>
+            </w:tcMar>
           </w:tcPr>
           <w:p>
             <w:pPr>
@@ -4219,6 +5020,12 @@
           <w:tcPr>
             <w:tcW w:type="dxa" w:w="4608"/>
             <w:vAlign w:val="center"/>
+            <w:tcMar>
+              <w:top w:w="80" w:type="dxa"/>
+              <w:start w:w="120" w:type="dxa"/>
+              <w:bottom w:w="80" w:type="dxa"/>
+              <w:end w:w="120" w:type="dxa"/>
+            </w:tcMar>
           </w:tcPr>
           <w:p>
             <w:pPr>
@@ -4242,6 +5049,12 @@
           <w:tcPr>
             <w:tcW w:type="dxa" w:w="2880"/>
             <w:vAlign w:val="center"/>
+            <w:tcMar>
+              <w:top w:w="80" w:type="dxa"/>
+              <w:start w:w="120" w:type="dxa"/>
+              <w:bottom w:w="80" w:type="dxa"/>
+              <w:end w:w="120" w:type="dxa"/>
+            </w:tcMar>
           </w:tcPr>
           <w:p>
             <w:pPr>
@@ -4263,6 +5076,12 @@
           <w:tcPr>
             <w:tcW w:type="dxa" w:w="1440"/>
             <w:vAlign w:val="center"/>
+            <w:tcMar>
+              <w:top w:w="80" w:type="dxa"/>
+              <w:start w:w="120" w:type="dxa"/>
+              <w:bottom w:w="80" w:type="dxa"/>
+              <w:end w:w="120" w:type="dxa"/>
+            </w:tcMar>
           </w:tcPr>
           <w:p>
             <w:pPr>
@@ -4284,6 +5103,12 @@
           <w:tcPr>
             <w:tcW w:type="dxa" w:w="4608"/>
             <w:vAlign w:val="center"/>
+            <w:tcMar>
+              <w:top w:w="80" w:type="dxa"/>
+              <w:start w:w="120" w:type="dxa"/>
+              <w:bottom w:w="80" w:type="dxa"/>
+              <w:end w:w="120" w:type="dxa"/>
+            </w:tcMar>
           </w:tcPr>
           <w:p>
             <w:pPr>
@@ -4307,6 +5132,12 @@
           <w:tcPr>
             <w:tcW w:type="dxa" w:w="2880"/>
             <w:vAlign w:val="center"/>
+            <w:tcMar>
+              <w:top w:w="80" w:type="dxa"/>
+              <w:start w:w="120" w:type="dxa"/>
+              <w:bottom w:w="80" w:type="dxa"/>
+              <w:end w:w="120" w:type="dxa"/>
+            </w:tcMar>
           </w:tcPr>
           <w:p>
             <w:pPr>
@@ -4328,6 +5159,12 @@
           <w:tcPr>
             <w:tcW w:type="dxa" w:w="1440"/>
             <w:vAlign w:val="center"/>
+            <w:tcMar>
+              <w:top w:w="80" w:type="dxa"/>
+              <w:start w:w="120" w:type="dxa"/>
+              <w:bottom w:w="80" w:type="dxa"/>
+              <w:end w:w="120" w:type="dxa"/>
+            </w:tcMar>
           </w:tcPr>
           <w:p>
             <w:pPr>
@@ -4349,6 +5186,12 @@
           <w:tcPr>
             <w:tcW w:type="dxa" w:w="4608"/>
             <w:vAlign w:val="center"/>
+            <w:tcMar>
+              <w:top w:w="80" w:type="dxa"/>
+              <w:start w:w="120" w:type="dxa"/>
+              <w:bottom w:w="80" w:type="dxa"/>
+              <w:end w:w="120" w:type="dxa"/>
+            </w:tcMar>
           </w:tcPr>
           <w:p>
             <w:pPr>
@@ -4372,6 +5215,12 @@
           <w:tcPr>
             <w:tcW w:type="dxa" w:w="2880"/>
             <w:vAlign w:val="center"/>
+            <w:tcMar>
+              <w:top w:w="80" w:type="dxa"/>
+              <w:start w:w="120" w:type="dxa"/>
+              <w:bottom w:w="80" w:type="dxa"/>
+              <w:end w:w="120" w:type="dxa"/>
+            </w:tcMar>
           </w:tcPr>
           <w:p>
             <w:pPr>
@@ -4393,6 +5242,12 @@
           <w:tcPr>
             <w:tcW w:type="dxa" w:w="1440"/>
             <w:vAlign w:val="center"/>
+            <w:tcMar>
+              <w:top w:w="80" w:type="dxa"/>
+              <w:start w:w="120" w:type="dxa"/>
+              <w:bottom w:w="80" w:type="dxa"/>
+              <w:end w:w="120" w:type="dxa"/>
+            </w:tcMar>
           </w:tcPr>
           <w:p>
             <w:pPr>
@@ -4414,6 +5269,12 @@
           <w:tcPr>
             <w:tcW w:type="dxa" w:w="4608"/>
             <w:vAlign w:val="center"/>
+            <w:tcMar>
+              <w:top w:w="80" w:type="dxa"/>
+              <w:start w:w="120" w:type="dxa"/>
+              <w:bottom w:w="80" w:type="dxa"/>
+              <w:end w:w="120" w:type="dxa"/>
+            </w:tcMar>
           </w:tcPr>
           <w:p>
             <w:pPr>
@@ -4437,6 +5298,12 @@
           <w:tcPr>
             <w:tcW w:type="dxa" w:w="2880"/>
             <w:vAlign w:val="center"/>
+            <w:tcMar>
+              <w:top w:w="80" w:type="dxa"/>
+              <w:start w:w="120" w:type="dxa"/>
+              <w:bottom w:w="80" w:type="dxa"/>
+              <w:end w:w="120" w:type="dxa"/>
+            </w:tcMar>
           </w:tcPr>
           <w:p>
             <w:pPr>
@@ -4458,6 +5325,12 @@
           <w:tcPr>
             <w:tcW w:type="dxa" w:w="1440"/>
             <w:vAlign w:val="center"/>
+            <w:tcMar>
+              <w:top w:w="80" w:type="dxa"/>
+              <w:start w:w="120" w:type="dxa"/>
+              <w:bottom w:w="80" w:type="dxa"/>
+              <w:end w:w="120" w:type="dxa"/>
+            </w:tcMar>
           </w:tcPr>
           <w:p>
             <w:pPr>
@@ -4479,6 +5352,12 @@
           <w:tcPr>
             <w:tcW w:type="dxa" w:w="4608"/>
             <w:vAlign w:val="center"/>
+            <w:tcMar>
+              <w:top w:w="80" w:type="dxa"/>
+              <w:start w:w="120" w:type="dxa"/>
+              <w:bottom w:w="80" w:type="dxa"/>
+              <w:end w:w="120" w:type="dxa"/>
+            </w:tcMar>
           </w:tcPr>
           <w:p>
             <w:pPr>
@@ -4498,10 +5377,15 @@
         </w:tc>
       </w:tr>
     </w:tbl>
-    <w:p/>
     <w:p>
       <w:pPr>
+        <w:spacing w:after="80"/>
+      </w:pPr>
+    </w:p>
+    <w:p>
+      <w:pPr>
         <w:pStyle w:val="Heading2"/>
+        <w:keepNext/>
         <w:spacing w:before="240" w:after="120"/>
         <w:jc w:val="left"/>
       </w:pPr>
@@ -4516,7 +5400,7 @@
     </w:p>
     <w:p>
       <w:pPr>
-        <w:spacing w:line="300" w:lineRule="auto" w:before="0" w:after="0"/>
+        <w:spacing w:line="300" w:lineRule="auto" w:before="0" w:after="40"/>
         <w:ind w:firstLine="420"/>
         <w:jc w:val="both"/>
       </w:pPr>
@@ -4532,6 +5416,7 @@
     <w:p>
       <w:pPr>
         <w:pStyle w:val="Heading2"/>
+        <w:keepNext/>
         <w:spacing w:before="240" w:after="120"/>
         <w:jc w:val="left"/>
       </w:pPr>
@@ -4546,7 +5431,7 @@
     </w:p>
     <w:p>
       <w:pPr>
-        <w:spacing w:line="300" w:lineRule="auto" w:before="0" w:after="0"/>
+        <w:spacing w:line="300" w:lineRule="auto" w:before="0" w:after="40"/>
         <w:ind w:firstLine="420"/>
         <w:jc w:val="both"/>
       </w:pPr>
@@ -4561,7 +5446,7 @@
     </w:p>
     <w:p>
       <w:pPr>
-        <w:spacing w:line="300" w:lineRule="auto" w:before="0" w:after="0"/>
+        <w:spacing w:line="300" w:lineRule="auto" w:before="0" w:after="40"/>
         <w:ind w:firstLine="420"/>
         <w:jc w:val="both"/>
       </w:pPr>
@@ -4576,7 +5461,7 @@
     </w:p>
     <w:p>
       <w:pPr>
-        <w:spacing w:line="300" w:lineRule="auto" w:before="0" w:after="0"/>
+        <w:spacing w:line="300" w:lineRule="auto" w:before="0" w:after="40"/>
         <w:ind w:firstLine="420"/>
         <w:jc w:val="both"/>
       </w:pPr>
@@ -4593,7 +5478,7 @@
       <w:tblPr>
         <w:tblW w:type="auto" w:w="0"/>
         <w:jc w:val="center"/>
-        <w:tblLayout w:type="autofit"/>
+        <w:tblLayout w:type="fixed"/>
         <w:tblLook w:firstColumn="1" w:firstRow="1" w:lastColumn="0" w:lastRow="0" w:noHBand="0" w:noVBand="1" w:val="04A0"/>
         <w:tblBorders>
           <w:top w:val="single" w:sz="6" w:space="0" w:color="9AA6B2"/>
@@ -4614,7 +5499,13 @@
           <w:tcPr>
             <w:tcW w:type="dxa" w:w="1728"/>
             <w:vAlign w:val="center"/>
-            <w:shd w:fill="E8EEF2"/>
+            <w:tcMar>
+              <w:top w:w="80" w:type="dxa"/>
+              <w:start w:w="120" w:type="dxa"/>
+              <w:bottom w:w="80" w:type="dxa"/>
+              <w:end w:w="120" w:type="dxa"/>
+            </w:tcMar>
+            <w:shd w:fill="DDE7EF"/>
           </w:tcPr>
           <w:p>
             <w:pPr>
@@ -4636,7 +5527,13 @@
           <w:tcPr>
             <w:tcW w:type="dxa" w:w="3168"/>
             <w:vAlign w:val="center"/>
-            <w:shd w:fill="E8EEF2"/>
+            <w:tcMar>
+              <w:top w:w="80" w:type="dxa"/>
+              <w:start w:w="120" w:type="dxa"/>
+              <w:bottom w:w="80" w:type="dxa"/>
+              <w:end w:w="120" w:type="dxa"/>
+            </w:tcMar>
+            <w:shd w:fill="DDE7EF"/>
           </w:tcPr>
           <w:p>
             <w:pPr>
@@ -4658,7 +5555,13 @@
           <w:tcPr>
             <w:tcW w:type="dxa" w:w="4320"/>
             <w:vAlign w:val="center"/>
-            <w:shd w:fill="E8EEF2"/>
+            <w:tcMar>
+              <w:top w:w="80" w:type="dxa"/>
+              <w:start w:w="120" w:type="dxa"/>
+              <w:bottom w:w="80" w:type="dxa"/>
+              <w:end w:w="120" w:type="dxa"/>
+            </w:tcMar>
+            <w:shd w:fill="DDE7EF"/>
           </w:tcPr>
           <w:p>
             <w:pPr>
@@ -4682,6 +5585,12 @@
           <w:tcPr>
             <w:tcW w:type="dxa" w:w="1728"/>
             <w:vAlign w:val="center"/>
+            <w:tcMar>
+              <w:top w:w="80" w:type="dxa"/>
+              <w:start w:w="120" w:type="dxa"/>
+              <w:bottom w:w="80" w:type="dxa"/>
+              <w:end w:w="120" w:type="dxa"/>
+            </w:tcMar>
           </w:tcPr>
           <w:p>
             <w:pPr>
@@ -4703,6 +5612,12 @@
           <w:tcPr>
             <w:tcW w:type="dxa" w:w="3168"/>
             <w:vAlign w:val="center"/>
+            <w:tcMar>
+              <w:top w:w="80" w:type="dxa"/>
+              <w:start w:w="120" w:type="dxa"/>
+              <w:bottom w:w="80" w:type="dxa"/>
+              <w:end w:w="120" w:type="dxa"/>
+            </w:tcMar>
           </w:tcPr>
           <w:p>
             <w:pPr>
@@ -4724,6 +5639,12 @@
           <w:tcPr>
             <w:tcW w:type="dxa" w:w="4320"/>
             <w:vAlign w:val="center"/>
+            <w:tcMar>
+              <w:top w:w="80" w:type="dxa"/>
+              <w:start w:w="120" w:type="dxa"/>
+              <w:bottom w:w="80" w:type="dxa"/>
+              <w:end w:w="120" w:type="dxa"/>
+            </w:tcMar>
           </w:tcPr>
           <w:p>
             <w:pPr>
@@ -4747,6 +5668,12 @@
           <w:tcPr>
             <w:tcW w:type="dxa" w:w="1728"/>
             <w:vAlign w:val="center"/>
+            <w:tcMar>
+              <w:top w:w="80" w:type="dxa"/>
+              <w:start w:w="120" w:type="dxa"/>
+              <w:bottom w:w="80" w:type="dxa"/>
+              <w:end w:w="120" w:type="dxa"/>
+            </w:tcMar>
           </w:tcPr>
           <w:p>
             <w:pPr>
@@ -4768,6 +5695,12 @@
           <w:tcPr>
             <w:tcW w:type="dxa" w:w="3168"/>
             <w:vAlign w:val="center"/>
+            <w:tcMar>
+              <w:top w:w="80" w:type="dxa"/>
+              <w:start w:w="120" w:type="dxa"/>
+              <w:bottom w:w="80" w:type="dxa"/>
+              <w:end w:w="120" w:type="dxa"/>
+            </w:tcMar>
           </w:tcPr>
           <w:p>
             <w:pPr>
@@ -4789,6 +5722,12 @@
           <w:tcPr>
             <w:tcW w:type="dxa" w:w="4320"/>
             <w:vAlign w:val="center"/>
+            <w:tcMar>
+              <w:top w:w="80" w:type="dxa"/>
+              <w:start w:w="120" w:type="dxa"/>
+              <w:bottom w:w="80" w:type="dxa"/>
+              <w:end w:w="120" w:type="dxa"/>
+            </w:tcMar>
           </w:tcPr>
           <w:p>
             <w:pPr>
@@ -4812,6 +5751,12 @@
           <w:tcPr>
             <w:tcW w:type="dxa" w:w="1728"/>
             <w:vAlign w:val="center"/>
+            <w:tcMar>
+              <w:top w:w="80" w:type="dxa"/>
+              <w:start w:w="120" w:type="dxa"/>
+              <w:bottom w:w="80" w:type="dxa"/>
+              <w:end w:w="120" w:type="dxa"/>
+            </w:tcMar>
           </w:tcPr>
           <w:p>
             <w:pPr>
@@ -4833,6 +5778,12 @@
           <w:tcPr>
             <w:tcW w:type="dxa" w:w="3168"/>
             <w:vAlign w:val="center"/>
+            <w:tcMar>
+              <w:top w:w="80" w:type="dxa"/>
+              <w:start w:w="120" w:type="dxa"/>
+              <w:bottom w:w="80" w:type="dxa"/>
+              <w:end w:w="120" w:type="dxa"/>
+            </w:tcMar>
           </w:tcPr>
           <w:p>
             <w:pPr>
@@ -4854,6 +5805,12 @@
           <w:tcPr>
             <w:tcW w:type="dxa" w:w="4320"/>
             <w:vAlign w:val="center"/>
+            <w:tcMar>
+              <w:top w:w="80" w:type="dxa"/>
+              <w:start w:w="120" w:type="dxa"/>
+              <w:bottom w:w="80" w:type="dxa"/>
+              <w:end w:w="120" w:type="dxa"/>
+            </w:tcMar>
           </w:tcPr>
           <w:p>
             <w:pPr>
@@ -4877,6 +5834,12 @@
           <w:tcPr>
             <w:tcW w:type="dxa" w:w="1728"/>
             <w:vAlign w:val="center"/>
+            <w:tcMar>
+              <w:top w:w="80" w:type="dxa"/>
+              <w:start w:w="120" w:type="dxa"/>
+              <w:bottom w:w="80" w:type="dxa"/>
+              <w:end w:w="120" w:type="dxa"/>
+            </w:tcMar>
           </w:tcPr>
           <w:p>
             <w:pPr>
@@ -4898,6 +5861,12 @@
           <w:tcPr>
             <w:tcW w:type="dxa" w:w="3168"/>
             <w:vAlign w:val="center"/>
+            <w:tcMar>
+              <w:top w:w="80" w:type="dxa"/>
+              <w:start w:w="120" w:type="dxa"/>
+              <w:bottom w:w="80" w:type="dxa"/>
+              <w:end w:w="120" w:type="dxa"/>
+            </w:tcMar>
           </w:tcPr>
           <w:p>
             <w:pPr>
@@ -4919,6 +5888,12 @@
           <w:tcPr>
             <w:tcW w:type="dxa" w:w="4320"/>
             <w:vAlign w:val="center"/>
+            <w:tcMar>
+              <w:top w:w="80" w:type="dxa"/>
+              <w:start w:w="120" w:type="dxa"/>
+              <w:bottom w:w="80" w:type="dxa"/>
+              <w:end w:w="120" w:type="dxa"/>
+            </w:tcMar>
           </w:tcPr>
           <w:p>
             <w:pPr>
@@ -4938,10 +5913,15 @@
         </w:tc>
       </w:tr>
     </w:tbl>
-    <w:p/>
     <w:p>
       <w:pPr>
+        <w:spacing w:after="80"/>
+      </w:pPr>
+    </w:p>
+    <w:p>
+      <w:pPr>
         <w:pStyle w:val="Heading2"/>
+        <w:keepNext/>
         <w:spacing w:before="240" w:after="120"/>
         <w:jc w:val="left"/>
       </w:pPr>
@@ -4956,7 +5936,7 @@
     </w:p>
     <w:p>
       <w:pPr>
-        <w:spacing w:line="300" w:lineRule="auto" w:before="0" w:after="0"/>
+        <w:spacing w:line="300" w:lineRule="auto" w:before="0" w:after="40"/>
         <w:ind w:firstLine="420"/>
         <w:jc w:val="both"/>
       </w:pPr>
@@ -4971,7 +5951,7 @@
     </w:p>
     <w:p>
       <w:pPr>
-        <w:spacing w:line="300" w:lineRule="auto" w:before="0" w:after="0"/>
+        <w:spacing w:line="300" w:lineRule="auto" w:before="0" w:after="40"/>
         <w:ind w:firstLine="420"/>
         <w:jc w:val="both"/>
       </w:pPr>
@@ -4992,6 +5972,7 @@
     <w:p>
       <w:pPr>
         <w:pStyle w:val="Heading1"/>
+        <w:keepNext/>
         <w:spacing w:before="240" w:after="240"/>
         <w:jc w:val="center"/>
       </w:pPr>
@@ -5007,6 +5988,7 @@
     <w:p>
       <w:pPr>
         <w:pStyle w:val="Heading2"/>
+        <w:keepNext/>
         <w:spacing w:before="240" w:after="120"/>
         <w:jc w:val="left"/>
       </w:pPr>
@@ -5021,7 +6003,7 @@
     </w:p>
     <w:p>
       <w:pPr>
-        <w:spacing w:line="300" w:lineRule="auto" w:before="0" w:after="0"/>
+        <w:spacing w:line="300" w:lineRule="auto" w:before="0" w:after="40"/>
         <w:ind w:firstLine="420"/>
         <w:jc w:val="both"/>
       </w:pPr>
@@ -5038,7 +6020,7 @@
       <w:tblPr>
         <w:tblW w:type="auto" w:w="0"/>
         <w:jc w:val="center"/>
-        <w:tblLayout w:type="autofit"/>
+        <w:tblLayout w:type="fixed"/>
         <w:tblLook w:firstColumn="1" w:firstRow="1" w:lastColumn="0" w:lastRow="0" w:noHBand="0" w:noVBand="1" w:val="04A0"/>
         <w:tblBorders>
           <w:top w:val="single" w:sz="6" w:space="0" w:color="9AA6B2"/>
@@ -5058,7 +6040,13 @@
           <w:tcPr>
             <w:tcW w:type="dxa" w:w="3024"/>
             <w:vAlign w:val="center"/>
-            <w:shd w:fill="E8EEF2"/>
+            <w:tcMar>
+              <w:top w:w="80" w:type="dxa"/>
+              <w:start w:w="120" w:type="dxa"/>
+              <w:bottom w:w="80" w:type="dxa"/>
+              <w:end w:w="120" w:type="dxa"/>
+            </w:tcMar>
+            <w:shd w:fill="DDE7EF"/>
           </w:tcPr>
           <w:p>
             <w:pPr>
@@ -5080,7 +6068,13 @@
           <w:tcPr>
             <w:tcW w:type="dxa" w:w="6048"/>
             <w:vAlign w:val="center"/>
-            <w:shd w:fill="E8EEF2"/>
+            <w:tcMar>
+              <w:top w:w="80" w:type="dxa"/>
+              <w:start w:w="120" w:type="dxa"/>
+              <w:bottom w:w="80" w:type="dxa"/>
+              <w:end w:w="120" w:type="dxa"/>
+            </w:tcMar>
+            <w:shd w:fill="DDE7EF"/>
           </w:tcPr>
           <w:p>
             <w:pPr>
@@ -5104,6 +6098,12 @@
           <w:tcPr>
             <w:tcW w:type="dxa" w:w="3024"/>
             <w:vAlign w:val="center"/>
+            <w:tcMar>
+              <w:top w:w="80" w:type="dxa"/>
+              <w:start w:w="120" w:type="dxa"/>
+              <w:bottom w:w="80" w:type="dxa"/>
+              <w:end w:w="120" w:type="dxa"/>
+            </w:tcMar>
           </w:tcPr>
           <w:p>
             <w:pPr>
@@ -5125,6 +6125,12 @@
           <w:tcPr>
             <w:tcW w:type="dxa" w:w="6048"/>
             <w:vAlign w:val="center"/>
+            <w:tcMar>
+              <w:top w:w="80" w:type="dxa"/>
+              <w:start w:w="120" w:type="dxa"/>
+              <w:bottom w:w="80" w:type="dxa"/>
+              <w:end w:w="120" w:type="dxa"/>
+            </w:tcMar>
           </w:tcPr>
           <w:p>
             <w:pPr>
@@ -5148,6 +6154,12 @@
           <w:tcPr>
             <w:tcW w:type="dxa" w:w="3024"/>
             <w:vAlign w:val="center"/>
+            <w:tcMar>
+              <w:top w:w="80" w:type="dxa"/>
+              <w:start w:w="120" w:type="dxa"/>
+              <w:bottom w:w="80" w:type="dxa"/>
+              <w:end w:w="120" w:type="dxa"/>
+            </w:tcMar>
           </w:tcPr>
           <w:p>
             <w:pPr>
@@ -5169,6 +6181,12 @@
           <w:tcPr>
             <w:tcW w:type="dxa" w:w="6048"/>
             <w:vAlign w:val="center"/>
+            <w:tcMar>
+              <w:top w:w="80" w:type="dxa"/>
+              <w:start w:w="120" w:type="dxa"/>
+              <w:bottom w:w="80" w:type="dxa"/>
+              <w:end w:w="120" w:type="dxa"/>
+            </w:tcMar>
           </w:tcPr>
           <w:p>
             <w:pPr>
@@ -5192,6 +6210,12 @@
           <w:tcPr>
             <w:tcW w:type="dxa" w:w="3024"/>
             <w:vAlign w:val="center"/>
+            <w:tcMar>
+              <w:top w:w="80" w:type="dxa"/>
+              <w:start w:w="120" w:type="dxa"/>
+              <w:bottom w:w="80" w:type="dxa"/>
+              <w:end w:w="120" w:type="dxa"/>
+            </w:tcMar>
           </w:tcPr>
           <w:p>
             <w:pPr>
@@ -5213,6 +6237,12 @@
           <w:tcPr>
             <w:tcW w:type="dxa" w:w="6048"/>
             <w:vAlign w:val="center"/>
+            <w:tcMar>
+              <w:top w:w="80" w:type="dxa"/>
+              <w:start w:w="120" w:type="dxa"/>
+              <w:bottom w:w="80" w:type="dxa"/>
+              <w:end w:w="120" w:type="dxa"/>
+            </w:tcMar>
           </w:tcPr>
           <w:p>
             <w:pPr>
@@ -5236,6 +6266,12 @@
           <w:tcPr>
             <w:tcW w:type="dxa" w:w="3024"/>
             <w:vAlign w:val="center"/>
+            <w:tcMar>
+              <w:top w:w="80" w:type="dxa"/>
+              <w:start w:w="120" w:type="dxa"/>
+              <w:bottom w:w="80" w:type="dxa"/>
+              <w:end w:w="120" w:type="dxa"/>
+            </w:tcMar>
           </w:tcPr>
           <w:p>
             <w:pPr>
@@ -5257,6 +6293,12 @@
           <w:tcPr>
             <w:tcW w:type="dxa" w:w="6048"/>
             <w:vAlign w:val="center"/>
+            <w:tcMar>
+              <w:top w:w="80" w:type="dxa"/>
+              <w:start w:w="120" w:type="dxa"/>
+              <w:bottom w:w="80" w:type="dxa"/>
+              <w:end w:w="120" w:type="dxa"/>
+            </w:tcMar>
           </w:tcPr>
           <w:p>
             <w:pPr>
@@ -5280,6 +6322,12 @@
           <w:tcPr>
             <w:tcW w:type="dxa" w:w="3024"/>
             <w:vAlign w:val="center"/>
+            <w:tcMar>
+              <w:top w:w="80" w:type="dxa"/>
+              <w:start w:w="120" w:type="dxa"/>
+              <w:bottom w:w="80" w:type="dxa"/>
+              <w:end w:w="120" w:type="dxa"/>
+            </w:tcMar>
           </w:tcPr>
           <w:p>
             <w:pPr>
@@ -5301,6 +6349,12 @@
           <w:tcPr>
             <w:tcW w:type="dxa" w:w="6048"/>
             <w:vAlign w:val="center"/>
+            <w:tcMar>
+              <w:top w:w="80" w:type="dxa"/>
+              <w:start w:w="120" w:type="dxa"/>
+              <w:bottom w:w="80" w:type="dxa"/>
+              <w:end w:w="120" w:type="dxa"/>
+            </w:tcMar>
           </w:tcPr>
           <w:p>
             <w:pPr>
@@ -5324,6 +6378,12 @@
           <w:tcPr>
             <w:tcW w:type="dxa" w:w="3024"/>
             <w:vAlign w:val="center"/>
+            <w:tcMar>
+              <w:top w:w="80" w:type="dxa"/>
+              <w:start w:w="120" w:type="dxa"/>
+              <w:bottom w:w="80" w:type="dxa"/>
+              <w:end w:w="120" w:type="dxa"/>
+            </w:tcMar>
           </w:tcPr>
           <w:p>
             <w:pPr>
@@ -5345,6 +6405,12 @@
           <w:tcPr>
             <w:tcW w:type="dxa" w:w="6048"/>
             <w:vAlign w:val="center"/>
+            <w:tcMar>
+              <w:top w:w="80" w:type="dxa"/>
+              <w:start w:w="120" w:type="dxa"/>
+              <w:bottom w:w="80" w:type="dxa"/>
+              <w:end w:w="120" w:type="dxa"/>
+            </w:tcMar>
           </w:tcPr>
           <w:p>
             <w:pPr>
@@ -5368,6 +6434,12 @@
           <w:tcPr>
             <w:tcW w:type="dxa" w:w="3024"/>
             <w:vAlign w:val="center"/>
+            <w:tcMar>
+              <w:top w:w="80" w:type="dxa"/>
+              <w:start w:w="120" w:type="dxa"/>
+              <w:bottom w:w="80" w:type="dxa"/>
+              <w:end w:w="120" w:type="dxa"/>
+            </w:tcMar>
           </w:tcPr>
           <w:p>
             <w:pPr>
@@ -5389,6 +6461,12 @@
           <w:tcPr>
             <w:tcW w:type="dxa" w:w="6048"/>
             <w:vAlign w:val="center"/>
+            <w:tcMar>
+              <w:top w:w="80" w:type="dxa"/>
+              <w:start w:w="120" w:type="dxa"/>
+              <w:bottom w:w="80" w:type="dxa"/>
+              <w:end w:w="120" w:type="dxa"/>
+            </w:tcMar>
           </w:tcPr>
           <w:p>
             <w:pPr>
@@ -5408,10 +6486,15 @@
         </w:tc>
       </w:tr>
     </w:tbl>
-    <w:p/>
     <w:p>
       <w:pPr>
+        <w:spacing w:after="80"/>
+      </w:pPr>
+    </w:p>
+    <w:p>
+      <w:pPr>
         <w:pStyle w:val="Heading2"/>
+        <w:keepNext/>
         <w:spacing w:before="240" w:after="120"/>
         <w:jc w:val="left"/>
       </w:pPr>
@@ -5426,7 +6509,7 @@
     </w:p>
     <w:p>
       <w:pPr>
-        <w:spacing w:line="300" w:lineRule="auto" w:before="0" w:after="0"/>
+        <w:spacing w:line="300" w:lineRule="auto" w:before="0" w:after="40"/>
         <w:ind w:firstLine="420"/>
         <w:jc w:val="both"/>
       </w:pPr>
@@ -5443,6 +6526,7 @@
       <w:pPr>
         <w:spacing w:line="276" w:lineRule="auto" w:before="60" w:after="60"/>
         <w:ind w:left="420"/>
+        <w:shd w:fill="F5F7FA"/>
       </w:pPr>
       <w:r>
         <w:rPr>
@@ -5483,7 +6567,7 @@
     </w:p>
     <w:p>
       <w:pPr>
-        <w:spacing w:line="300" w:lineRule="auto" w:before="0" w:after="0"/>
+        <w:spacing w:line="300" w:lineRule="auto" w:before="0" w:after="40"/>
         <w:ind w:firstLine="420"/>
         <w:jc w:val="both"/>
       </w:pPr>
@@ -5500,6 +6584,7 @@
       <w:pPr>
         <w:spacing w:line="276" w:lineRule="auto" w:before="60" w:after="60"/>
         <w:ind w:left="420"/>
+        <w:shd w:fill="F5F7FA"/>
       </w:pPr>
       <w:r>
         <w:rPr>
@@ -5567,7 +6652,7 @@
     </w:p>
     <w:p>
       <w:pPr>
-        <w:spacing w:line="300" w:lineRule="auto" w:before="0" w:after="0"/>
+        <w:spacing w:line="300" w:lineRule="auto" w:before="0" w:after="40"/>
         <w:ind w:firstLine="420"/>
         <w:jc w:val="both"/>
       </w:pPr>
@@ -5582,7 +6667,7 @@
     </w:p>
     <w:p>
       <w:pPr>
-        <w:spacing w:line="300" w:lineRule="auto" w:before="0" w:after="0"/>
+        <w:spacing w:line="300" w:lineRule="auto" w:before="0" w:after="40"/>
         <w:ind w:firstLine="420"/>
         <w:jc w:val="both"/>
       </w:pPr>
@@ -5597,7 +6682,7 @@
     </w:p>
     <w:p>
       <w:pPr>
-        <w:spacing w:line="300" w:lineRule="auto" w:before="0" w:after="0"/>
+        <w:spacing w:line="300" w:lineRule="auto" w:before="0" w:after="40"/>
         <w:ind w:firstLine="420"/>
         <w:jc w:val="both"/>
       </w:pPr>
@@ -5612,7 +6697,7 @@
     </w:p>
     <w:p>
       <w:pPr>
-        <w:spacing w:line="300" w:lineRule="auto" w:before="0" w:after="0"/>
+        <w:spacing w:line="300" w:lineRule="auto" w:before="0" w:after="40"/>
         <w:ind w:firstLine="420"/>
         <w:jc w:val="both"/>
       </w:pPr>
@@ -5628,6 +6713,7 @@
     <w:p>
       <w:pPr>
         <w:pStyle w:val="Heading2"/>
+        <w:keepNext/>
         <w:spacing w:before="240" w:after="120"/>
         <w:jc w:val="left"/>
       </w:pPr>
@@ -5642,7 +6728,7 @@
     </w:p>
     <w:p>
       <w:pPr>
-        <w:spacing w:line="300" w:lineRule="auto" w:before="0" w:after="0"/>
+        <w:spacing w:line="300" w:lineRule="auto" w:before="0" w:after="40"/>
         <w:ind w:firstLine="420"/>
         <w:jc w:val="both"/>
       </w:pPr>
@@ -5657,7 +6743,7 @@
     </w:p>
     <w:p>
       <w:pPr>
-        <w:spacing w:line="300" w:lineRule="auto" w:before="0" w:after="0"/>
+        <w:spacing w:line="300" w:lineRule="auto" w:before="0" w:after="40"/>
         <w:ind w:firstLine="420"/>
         <w:jc w:val="both"/>
       </w:pPr>
@@ -5673,6 +6759,7 @@
     <w:p>
       <w:pPr>
         <w:pStyle w:val="Heading2"/>
+        <w:keepNext/>
         <w:spacing w:before="240" w:after="120"/>
         <w:jc w:val="left"/>
       </w:pPr>
@@ -5687,7 +6774,7 @@
     </w:p>
     <w:p>
       <w:pPr>
-        <w:spacing w:line="300" w:lineRule="auto" w:before="0" w:after="0"/>
+        <w:spacing w:line="300" w:lineRule="auto" w:before="0" w:after="40"/>
         <w:ind w:firstLine="420"/>
         <w:jc w:val="both"/>
       </w:pPr>
@@ -5702,7 +6789,7 @@
     </w:p>
     <w:p>
       <w:pPr>
-        <w:spacing w:line="300" w:lineRule="auto" w:before="0" w:after="0"/>
+        <w:spacing w:line="300" w:lineRule="auto" w:before="0" w:after="40"/>
         <w:ind w:firstLine="420"/>
         <w:jc w:val="both"/>
       </w:pPr>
@@ -5717,7 +6804,7 @@
     </w:p>
     <w:p>
       <w:pPr>
-        <w:spacing w:line="300" w:lineRule="auto" w:before="0" w:after="0"/>
+        <w:spacing w:line="300" w:lineRule="auto" w:before="0" w:after="40"/>
         <w:ind w:firstLine="420"/>
         <w:jc w:val="both"/>
       </w:pPr>
@@ -5732,7 +6819,7 @@
     </w:p>
     <w:p>
       <w:pPr>
-        <w:spacing w:line="300" w:lineRule="auto" w:before="0" w:after="0"/>
+        <w:spacing w:line="300" w:lineRule="auto" w:before="0" w:after="40"/>
         <w:ind w:firstLine="420"/>
         <w:jc w:val="both"/>
       </w:pPr>
@@ -5747,7 +6834,7 @@
     </w:p>
     <w:p>
       <w:pPr>
-        <w:spacing w:line="300" w:lineRule="auto" w:before="0" w:after="0"/>
+        <w:spacing w:line="300" w:lineRule="auto" w:before="0" w:after="40"/>
         <w:ind w:firstLine="420"/>
         <w:jc w:val="both"/>
       </w:pPr>
@@ -5762,6 +6849,7 @@
     </w:p>
     <w:p>
       <w:pPr>
+        <w:spacing w:before="80" w:after="40"/>
         <w:jc w:val="center"/>
       </w:pPr>
       <w:r>
@@ -5780,7 +6868,7 @@
                     <pic:cNvPicPr/>
                   </pic:nvPicPr>
                   <pic:blipFill>
-                    <a:blip r:embed="rId13"/>
+                    <a:blip r:embed="rId16"/>
                     <a:stretch>
                       <a:fillRect/>
                     </a:stretch>
@@ -5801,7 +6889,8 @@
     </w:p>
     <w:p>
       <w:pPr>
-        <w:spacing w:line="300" w:lineRule="auto" w:after="120"/>
+        <w:keepNext/>
+        <w:spacing w:line="300" w:lineRule="auto" w:before="40" w:after="120"/>
         <w:jc w:val="center"/>
       </w:pPr>
       <w:r>
@@ -5815,6 +6904,7 @@
     </w:p>
     <w:p>
       <w:pPr>
+        <w:spacing w:before="80" w:after="40"/>
         <w:jc w:val="center"/>
       </w:pPr>
       <w:r>
@@ -5833,7 +6923,7 @@
                     <pic:cNvPicPr/>
                   </pic:nvPicPr>
                   <pic:blipFill>
-                    <a:blip r:embed="rId14"/>
+                    <a:blip r:embed="rId17"/>
                     <a:stretch>
                       <a:fillRect/>
                     </a:stretch>
@@ -5854,7 +6944,8 @@
     </w:p>
     <w:p>
       <w:pPr>
-        <w:spacing w:line="300" w:lineRule="auto" w:after="120"/>
+        <w:keepNext/>
+        <w:spacing w:line="300" w:lineRule="auto" w:before="40" w:after="120"/>
         <w:jc w:val="center"/>
       </w:pPr>
       <w:r>
@@ -5868,6 +6959,7 @@
     </w:p>
     <w:p>
       <w:pPr>
+        <w:spacing w:before="80" w:after="40"/>
         <w:jc w:val="center"/>
       </w:pPr>
       <w:r>
@@ -5886,7 +6978,7 @@
                     <pic:cNvPicPr/>
                   </pic:nvPicPr>
                   <pic:blipFill>
-                    <a:blip r:embed="rId15"/>
+                    <a:blip r:embed="rId18"/>
                     <a:stretch>
                       <a:fillRect/>
                     </a:stretch>
@@ -5907,7 +6999,8 @@
     </w:p>
     <w:p>
       <w:pPr>
-        <w:spacing w:line="300" w:lineRule="auto" w:after="120"/>
+        <w:keepNext/>
+        <w:spacing w:line="300" w:lineRule="auto" w:before="40" w:after="120"/>
         <w:jc w:val="center"/>
       </w:pPr>
       <w:r>
@@ -5921,6 +7014,7 @@
     </w:p>
     <w:p>
       <w:pPr>
+        <w:spacing w:before="80" w:after="40"/>
         <w:jc w:val="center"/>
       </w:pPr>
       <w:r>
@@ -5939,7 +7033,7 @@
                     <pic:cNvPicPr/>
                   </pic:nvPicPr>
                   <pic:blipFill>
-                    <a:blip r:embed="rId16"/>
+                    <a:blip r:embed="rId19"/>
                     <a:stretch>
                       <a:fillRect/>
                     </a:stretch>
@@ -5960,7 +7054,8 @@
     </w:p>
     <w:p>
       <w:pPr>
-        <w:spacing w:line="300" w:lineRule="auto" w:after="120"/>
+        <w:keepNext/>
+        <w:spacing w:line="300" w:lineRule="auto" w:before="40" w:after="120"/>
         <w:jc w:val="center"/>
       </w:pPr>
       <w:r>
@@ -5975,6 +7070,7 @@
     <w:p>
       <w:pPr>
         <w:pStyle w:val="Heading2"/>
+        <w:keepNext/>
         <w:spacing w:before="240" w:after="120"/>
         <w:jc w:val="left"/>
       </w:pPr>
@@ -5989,7 +7085,7 @@
     </w:p>
     <w:p>
       <w:pPr>
-        <w:spacing w:line="300" w:lineRule="auto" w:before="0" w:after="0"/>
+        <w:spacing w:line="300" w:lineRule="auto" w:before="0" w:after="40"/>
         <w:ind w:firstLine="420"/>
         <w:jc w:val="both"/>
       </w:pPr>
@@ -6006,6 +7102,7 @@
       <w:pPr>
         <w:spacing w:line="276" w:lineRule="auto" w:before="60" w:after="60"/>
         <w:ind w:left="420"/>
+        <w:shd w:fill="F5F7FA"/>
       </w:pPr>
       <w:r>
         <w:rPr>
@@ -6047,6 +7144,7 @@
     <w:p>
       <w:pPr>
         <w:pStyle w:val="Heading2"/>
+        <w:keepNext/>
         <w:spacing w:before="240" w:after="120"/>
         <w:jc w:val="left"/>
       </w:pPr>
@@ -6061,7 +7159,7 @@
     </w:p>
     <w:p>
       <w:pPr>
-        <w:spacing w:line="300" w:lineRule="auto" w:before="0" w:after="0"/>
+        <w:spacing w:line="300" w:lineRule="auto" w:before="0" w:after="40"/>
         <w:ind w:firstLine="420"/>
         <w:jc w:val="both"/>
       </w:pPr>
@@ -6076,7 +7174,7 @@
     </w:p>
     <w:p>
       <w:pPr>
-        <w:spacing w:line="300" w:lineRule="auto" w:before="0" w:after="0"/>
+        <w:spacing w:line="300" w:lineRule="auto" w:before="0" w:after="40"/>
         <w:ind w:firstLine="420"/>
         <w:jc w:val="both"/>
       </w:pPr>
@@ -6091,7 +7189,7 @@
     </w:p>
     <w:p>
       <w:pPr>
-        <w:spacing w:line="300" w:lineRule="auto" w:before="0" w:after="0"/>
+        <w:spacing w:line="300" w:lineRule="auto" w:before="0" w:after="40"/>
         <w:ind w:firstLine="420"/>
         <w:jc w:val="both"/>
       </w:pPr>
@@ -6106,7 +7204,7 @@
     </w:p>
     <w:p>
       <w:pPr>
-        <w:spacing w:line="300" w:lineRule="auto" w:before="0" w:after="0"/>
+        <w:spacing w:line="300" w:lineRule="auto" w:before="0" w:after="40"/>
         <w:ind w:firstLine="420"/>
         <w:jc w:val="both"/>
       </w:pPr>
@@ -6127,6 +7225,7 @@
     <w:p>
       <w:pPr>
         <w:pStyle w:val="Heading1"/>
+        <w:keepNext/>
         <w:spacing w:before="240" w:after="240"/>
         <w:jc w:val="center"/>
       </w:pPr>
@@ -6142,6 +7241,7 @@
     <w:p>
       <w:pPr>
         <w:pStyle w:val="Heading2"/>
+        <w:keepNext/>
         <w:spacing w:before="240" w:after="120"/>
         <w:jc w:val="left"/>
       </w:pPr>
@@ -6156,7 +7256,7 @@
     </w:p>
     <w:p>
       <w:pPr>
-        <w:spacing w:line="300" w:lineRule="auto" w:before="0" w:after="0"/>
+        <w:spacing w:line="300" w:lineRule="auto" w:before="0" w:after="40"/>
         <w:ind w:firstLine="420"/>
         <w:jc w:val="both"/>
       </w:pPr>
@@ -6172,6 +7272,7 @@
     <w:p>
       <w:pPr>
         <w:pStyle w:val="Heading2"/>
+        <w:keepNext/>
         <w:spacing w:before="240" w:after="120"/>
         <w:jc w:val="left"/>
       </w:pPr>
@@ -6186,7 +7287,7 @@
     </w:p>
     <w:p>
       <w:pPr>
-        <w:spacing w:line="300" w:lineRule="auto" w:before="0" w:after="0"/>
+        <w:spacing w:line="300" w:lineRule="auto" w:before="0" w:after="40"/>
         <w:ind w:firstLine="420"/>
         <w:jc w:val="both"/>
       </w:pPr>
@@ -6201,7 +7302,7 @@
     </w:p>
     <w:p>
       <w:pPr>
-        <w:spacing w:line="300" w:lineRule="auto" w:before="0" w:after="0"/>
+        <w:spacing w:line="300" w:lineRule="auto" w:before="0" w:after="40"/>
         <w:ind w:firstLine="420"/>
         <w:jc w:val="both"/>
       </w:pPr>
@@ -6216,7 +7317,7 @@
     </w:p>
     <w:p>
       <w:pPr>
-        <w:spacing w:line="300" w:lineRule="auto" w:before="0" w:after="0"/>
+        <w:spacing w:line="300" w:lineRule="auto" w:before="0" w:after="40"/>
         <w:ind w:firstLine="420"/>
         <w:jc w:val="both"/>
       </w:pPr>
@@ -6231,7 +7332,7 @@
     </w:p>
     <w:p>
       <w:pPr>
-        <w:spacing w:line="300" w:lineRule="auto" w:before="0" w:after="0"/>
+        <w:spacing w:line="300" w:lineRule="auto" w:before="0" w:after="40"/>
         <w:ind w:firstLine="420"/>
         <w:jc w:val="both"/>
       </w:pPr>
@@ -6248,7 +7349,7 @@
       <w:tblPr>
         <w:tblW w:type="auto" w:w="0"/>
         <w:jc w:val="center"/>
-        <w:tblLayout w:type="autofit"/>
+        <w:tblLayout w:type="fixed"/>
         <w:tblLook w:firstColumn="1" w:firstRow="1" w:lastColumn="0" w:lastRow="0" w:noHBand="0" w:noVBand="1" w:val="04A0"/>
         <w:tblBorders>
           <w:top w:val="single" w:sz="6" w:space="0" w:color="9AA6B2"/>
@@ -6270,7 +7371,13 @@
           <w:tcPr>
             <w:tcW w:type="dxa" w:w="2160"/>
             <w:vAlign w:val="center"/>
-            <w:shd w:fill="E8EEF2"/>
+            <w:tcMar>
+              <w:top w:w="80" w:type="dxa"/>
+              <w:start w:w="120" w:type="dxa"/>
+              <w:bottom w:w="80" w:type="dxa"/>
+              <w:end w:w="120" w:type="dxa"/>
+            </w:tcMar>
+            <w:shd w:fill="DDE7EF"/>
           </w:tcPr>
           <w:p>
             <w:pPr>
@@ -6292,7 +7399,13 @@
           <w:tcPr>
             <w:tcW w:type="dxa" w:w="1152"/>
             <w:vAlign w:val="center"/>
-            <w:shd w:fill="E8EEF2"/>
+            <w:tcMar>
+              <w:top w:w="80" w:type="dxa"/>
+              <w:start w:w="120" w:type="dxa"/>
+              <w:bottom w:w="80" w:type="dxa"/>
+              <w:end w:w="120" w:type="dxa"/>
+            </w:tcMar>
+            <w:shd w:fill="DDE7EF"/>
           </w:tcPr>
           <w:p>
             <w:pPr>
@@ -6314,7 +7427,13 @@
           <w:tcPr>
             <w:tcW w:type="dxa" w:w="4608"/>
             <w:vAlign w:val="center"/>
-            <w:shd w:fill="E8EEF2"/>
+            <w:tcMar>
+              <w:top w:w="80" w:type="dxa"/>
+              <w:start w:w="120" w:type="dxa"/>
+              <w:bottom w:w="80" w:type="dxa"/>
+              <w:end w:w="120" w:type="dxa"/>
+            </w:tcMar>
+            <w:shd w:fill="DDE7EF"/>
           </w:tcPr>
           <w:p>
             <w:pPr>
@@ -6336,7 +7455,13 @@
           <w:tcPr>
             <w:tcW w:type="dxa" w:w="1152"/>
             <w:vAlign w:val="center"/>
-            <w:shd w:fill="E8EEF2"/>
+            <w:tcMar>
+              <w:top w:w="80" w:type="dxa"/>
+              <w:start w:w="120" w:type="dxa"/>
+              <w:bottom w:w="80" w:type="dxa"/>
+              <w:end w:w="120" w:type="dxa"/>
+            </w:tcMar>
+            <w:shd w:fill="DDE7EF"/>
           </w:tcPr>
           <w:p>
             <w:pPr>
@@ -6360,6 +7485,12 @@
           <w:tcPr>
             <w:tcW w:type="dxa" w:w="2160"/>
             <w:vAlign w:val="center"/>
+            <w:tcMar>
+              <w:top w:w="80" w:type="dxa"/>
+              <w:start w:w="120" w:type="dxa"/>
+              <w:bottom w:w="80" w:type="dxa"/>
+              <w:end w:w="120" w:type="dxa"/>
+            </w:tcMar>
           </w:tcPr>
           <w:p>
             <w:pPr>
@@ -6381,6 +7512,12 @@
           <w:tcPr>
             <w:tcW w:type="dxa" w:w="1152"/>
             <w:vAlign w:val="center"/>
+            <w:tcMar>
+              <w:top w:w="80" w:type="dxa"/>
+              <w:start w:w="120" w:type="dxa"/>
+              <w:bottom w:w="80" w:type="dxa"/>
+              <w:end w:w="120" w:type="dxa"/>
+            </w:tcMar>
           </w:tcPr>
           <w:p>
             <w:pPr>
@@ -6402,6 +7539,12 @@
           <w:tcPr>
             <w:tcW w:type="dxa" w:w="4608"/>
             <w:vAlign w:val="center"/>
+            <w:tcMar>
+              <w:top w:w="80" w:type="dxa"/>
+              <w:start w:w="120" w:type="dxa"/>
+              <w:bottom w:w="80" w:type="dxa"/>
+              <w:end w:w="120" w:type="dxa"/>
+            </w:tcMar>
           </w:tcPr>
           <w:p>
             <w:pPr>
@@ -6423,6 +7566,12 @@
           <w:tcPr>
             <w:tcW w:type="dxa" w:w="1152"/>
             <w:vAlign w:val="center"/>
+            <w:tcMar>
+              <w:top w:w="80" w:type="dxa"/>
+              <w:start w:w="120" w:type="dxa"/>
+              <w:bottom w:w="80" w:type="dxa"/>
+              <w:end w:w="120" w:type="dxa"/>
+            </w:tcMar>
           </w:tcPr>
           <w:p>
             <w:pPr>
@@ -6446,6 +7595,12 @@
           <w:tcPr>
             <w:tcW w:type="dxa" w:w="2160"/>
             <w:vAlign w:val="center"/>
+            <w:tcMar>
+              <w:top w:w="80" w:type="dxa"/>
+              <w:start w:w="120" w:type="dxa"/>
+              <w:bottom w:w="80" w:type="dxa"/>
+              <w:end w:w="120" w:type="dxa"/>
+            </w:tcMar>
           </w:tcPr>
           <w:p>
             <w:pPr>
@@ -6467,6 +7622,12 @@
           <w:tcPr>
             <w:tcW w:type="dxa" w:w="1152"/>
             <w:vAlign w:val="center"/>
+            <w:tcMar>
+              <w:top w:w="80" w:type="dxa"/>
+              <w:start w:w="120" w:type="dxa"/>
+              <w:bottom w:w="80" w:type="dxa"/>
+              <w:end w:w="120" w:type="dxa"/>
+            </w:tcMar>
           </w:tcPr>
           <w:p>
             <w:pPr>
@@ -6488,6 +7649,12 @@
           <w:tcPr>
             <w:tcW w:type="dxa" w:w="4608"/>
             <w:vAlign w:val="center"/>
+            <w:tcMar>
+              <w:top w:w="80" w:type="dxa"/>
+              <w:start w:w="120" w:type="dxa"/>
+              <w:bottom w:w="80" w:type="dxa"/>
+              <w:end w:w="120" w:type="dxa"/>
+            </w:tcMar>
           </w:tcPr>
           <w:p>
             <w:pPr>
@@ -6509,6 +7676,12 @@
           <w:tcPr>
             <w:tcW w:type="dxa" w:w="1152"/>
             <w:vAlign w:val="center"/>
+            <w:tcMar>
+              <w:top w:w="80" w:type="dxa"/>
+              <w:start w:w="120" w:type="dxa"/>
+              <w:bottom w:w="80" w:type="dxa"/>
+              <w:end w:w="120" w:type="dxa"/>
+            </w:tcMar>
           </w:tcPr>
           <w:p>
             <w:pPr>
@@ -6532,6 +7705,12 @@
           <w:tcPr>
             <w:tcW w:type="dxa" w:w="2160"/>
             <w:vAlign w:val="center"/>
+            <w:tcMar>
+              <w:top w:w="80" w:type="dxa"/>
+              <w:start w:w="120" w:type="dxa"/>
+              <w:bottom w:w="80" w:type="dxa"/>
+              <w:end w:w="120" w:type="dxa"/>
+            </w:tcMar>
           </w:tcPr>
           <w:p>
             <w:pPr>
@@ -6553,6 +7732,12 @@
           <w:tcPr>
             <w:tcW w:type="dxa" w:w="1152"/>
             <w:vAlign w:val="center"/>
+            <w:tcMar>
+              <w:top w:w="80" w:type="dxa"/>
+              <w:start w:w="120" w:type="dxa"/>
+              <w:bottom w:w="80" w:type="dxa"/>
+              <w:end w:w="120" w:type="dxa"/>
+            </w:tcMar>
           </w:tcPr>
           <w:p>
             <w:pPr>
@@ -6574,6 +7759,12 @@
           <w:tcPr>
             <w:tcW w:type="dxa" w:w="4608"/>
             <w:vAlign w:val="center"/>
+            <w:tcMar>
+              <w:top w:w="80" w:type="dxa"/>
+              <w:start w:w="120" w:type="dxa"/>
+              <w:bottom w:w="80" w:type="dxa"/>
+              <w:end w:w="120" w:type="dxa"/>
+            </w:tcMar>
           </w:tcPr>
           <w:p>
             <w:pPr>
@@ -6595,6 +7786,12 @@
           <w:tcPr>
             <w:tcW w:type="dxa" w:w="1152"/>
             <w:vAlign w:val="center"/>
+            <w:tcMar>
+              <w:top w:w="80" w:type="dxa"/>
+              <w:start w:w="120" w:type="dxa"/>
+              <w:bottom w:w="80" w:type="dxa"/>
+              <w:end w:w="120" w:type="dxa"/>
+            </w:tcMar>
           </w:tcPr>
           <w:p>
             <w:pPr>
@@ -6618,6 +7815,12 @@
           <w:tcPr>
             <w:tcW w:type="dxa" w:w="2160"/>
             <w:vAlign w:val="center"/>
+            <w:tcMar>
+              <w:top w:w="80" w:type="dxa"/>
+              <w:start w:w="120" w:type="dxa"/>
+              <w:bottom w:w="80" w:type="dxa"/>
+              <w:end w:w="120" w:type="dxa"/>
+            </w:tcMar>
           </w:tcPr>
           <w:p>
             <w:pPr>
@@ -6639,6 +7842,12 @@
           <w:tcPr>
             <w:tcW w:type="dxa" w:w="1152"/>
             <w:vAlign w:val="center"/>
+            <w:tcMar>
+              <w:top w:w="80" w:type="dxa"/>
+              <w:start w:w="120" w:type="dxa"/>
+              <w:bottom w:w="80" w:type="dxa"/>
+              <w:end w:w="120" w:type="dxa"/>
+            </w:tcMar>
           </w:tcPr>
           <w:p>
             <w:pPr>
@@ -6660,6 +7869,12 @@
           <w:tcPr>
             <w:tcW w:type="dxa" w:w="4608"/>
             <w:vAlign w:val="center"/>
+            <w:tcMar>
+              <w:top w:w="80" w:type="dxa"/>
+              <w:start w:w="120" w:type="dxa"/>
+              <w:bottom w:w="80" w:type="dxa"/>
+              <w:end w:w="120" w:type="dxa"/>
+            </w:tcMar>
           </w:tcPr>
           <w:p>
             <w:pPr>
@@ -6681,6 +7896,12 @@
           <w:tcPr>
             <w:tcW w:type="dxa" w:w="1152"/>
             <w:vAlign w:val="center"/>
+            <w:tcMar>
+              <w:top w:w="80" w:type="dxa"/>
+              <w:start w:w="120" w:type="dxa"/>
+              <w:bottom w:w="80" w:type="dxa"/>
+              <w:end w:w="120" w:type="dxa"/>
+            </w:tcMar>
           </w:tcPr>
           <w:p>
             <w:pPr>
@@ -6700,9 +7921,14 @@
         </w:tc>
       </w:tr>
     </w:tbl>
-    <w:p/>
     <w:p>
       <w:pPr>
+        <w:spacing w:after="80"/>
+      </w:pPr>
+    </w:p>
+    <w:p>
+      <w:pPr>
+        <w:spacing w:before="80" w:after="40"/>
         <w:jc w:val="center"/>
       </w:pPr>
       <w:r>
@@ -6721,7 +7947,7 @@
                     <pic:cNvPicPr/>
                   </pic:nvPicPr>
                   <pic:blipFill>
-                    <a:blip r:embed="rId17"/>
+                    <a:blip r:embed="rId20"/>
                     <a:stretch>
                       <a:fillRect/>
                     </a:stretch>
@@ -6742,7 +7968,8 @@
     </w:p>
     <w:p>
       <w:pPr>
-        <w:spacing w:line="300" w:lineRule="auto" w:after="120"/>
+        <w:keepNext/>
+        <w:spacing w:line="300" w:lineRule="auto" w:before="40" w:after="120"/>
         <w:jc w:val="center"/>
       </w:pPr>
       <w:r>
@@ -6757,6 +7984,7 @@
     <w:p>
       <w:pPr>
         <w:pStyle w:val="Heading2"/>
+        <w:keepNext/>
         <w:spacing w:before="240" w:after="120"/>
         <w:jc w:val="left"/>
       </w:pPr>
@@ -6771,7 +7999,7 @@
     </w:p>
     <w:p>
       <w:pPr>
-        <w:spacing w:line="300" w:lineRule="auto" w:before="0" w:after="0"/>
+        <w:spacing w:line="300" w:lineRule="auto" w:before="0" w:after="40"/>
         <w:ind w:firstLine="420"/>
         <w:jc w:val="both"/>
       </w:pPr>
@@ -6786,7 +8014,7 @@
     </w:p>
     <w:p>
       <w:pPr>
-        <w:spacing w:line="300" w:lineRule="auto" w:before="0" w:after="0"/>
+        <w:spacing w:line="300" w:lineRule="auto" w:before="0" w:after="40"/>
         <w:ind w:firstLine="420"/>
         <w:jc w:val="both"/>
       </w:pPr>
@@ -6801,7 +8029,7 @@
     </w:p>
     <w:p>
       <w:pPr>
-        <w:spacing w:line="300" w:lineRule="auto" w:before="0" w:after="0"/>
+        <w:spacing w:line="300" w:lineRule="auto" w:before="0" w:after="40"/>
         <w:ind w:firstLine="420"/>
         <w:jc w:val="both"/>
       </w:pPr>
@@ -6816,7 +8044,7 @@
     </w:p>
     <w:p>
       <w:pPr>
-        <w:spacing w:line="300" w:lineRule="auto" w:before="0" w:after="0"/>
+        <w:spacing w:line="300" w:lineRule="auto" w:before="0" w:after="40"/>
         <w:ind w:firstLine="420"/>
         <w:jc w:val="both"/>
       </w:pPr>
@@ -6831,6 +8059,7 @@
     </w:p>
     <w:p>
       <w:pPr>
+        <w:spacing w:before="80" w:after="40"/>
         <w:jc w:val="center"/>
       </w:pPr>
       <w:r>
@@ -6849,7 +8078,7 @@
                     <pic:cNvPicPr/>
                   </pic:nvPicPr>
                   <pic:blipFill>
-                    <a:blip r:embed="rId18"/>
+                    <a:blip r:embed="rId21"/>
                     <a:stretch>
                       <a:fillRect/>
                     </a:stretch>
@@ -6870,7 +8099,8 @@
     </w:p>
     <w:p>
       <w:pPr>
-        <w:spacing w:line="300" w:lineRule="auto" w:after="120"/>
+        <w:keepNext/>
+        <w:spacing w:line="300" w:lineRule="auto" w:before="40" w:after="120"/>
         <w:jc w:val="center"/>
       </w:pPr>
       <w:r>
@@ -6886,7 +8116,7 @@
       <w:tblPr>
         <w:tblW w:type="auto" w:w="0"/>
         <w:jc w:val="center"/>
-        <w:tblLayout w:type="autofit"/>
+        <w:tblLayout w:type="fixed"/>
         <w:tblLook w:firstColumn="1" w:firstRow="1" w:lastColumn="0" w:lastRow="0" w:noHBand="0" w:noVBand="1" w:val="04A0"/>
         <w:tblBorders>
           <w:top w:val="single" w:sz="6" w:space="0" w:color="9AA6B2"/>
@@ -6908,7 +8138,13 @@
           <w:tcPr>
             <w:tcW w:type="dxa" w:w="2016"/>
             <w:vAlign w:val="center"/>
-            <w:shd w:fill="E8EEF2"/>
+            <w:tcMar>
+              <w:top w:w="80" w:type="dxa"/>
+              <w:start w:w="120" w:type="dxa"/>
+              <w:bottom w:w="80" w:type="dxa"/>
+              <w:end w:w="120" w:type="dxa"/>
+            </w:tcMar>
+            <w:shd w:fill="DDE7EF"/>
           </w:tcPr>
           <w:p>
             <w:pPr>
@@ -6930,7 +8166,13 @@
           <w:tcPr>
             <w:tcW w:type="dxa" w:w="1440"/>
             <w:vAlign w:val="center"/>
-            <w:shd w:fill="E8EEF2"/>
+            <w:tcMar>
+              <w:top w:w="80" w:type="dxa"/>
+              <w:start w:w="120" w:type="dxa"/>
+              <w:bottom w:w="80" w:type="dxa"/>
+              <w:end w:w="120" w:type="dxa"/>
+            </w:tcMar>
+            <w:shd w:fill="DDE7EF"/>
           </w:tcPr>
           <w:p>
             <w:pPr>
@@ -6952,7 +8194,13 @@
           <w:tcPr>
             <w:tcW w:type="dxa" w:w="2016"/>
             <w:vAlign w:val="center"/>
-            <w:shd w:fill="E8EEF2"/>
+            <w:tcMar>
+              <w:top w:w="80" w:type="dxa"/>
+              <w:start w:w="120" w:type="dxa"/>
+              <w:bottom w:w="80" w:type="dxa"/>
+              <w:end w:w="120" w:type="dxa"/>
+            </w:tcMar>
+            <w:shd w:fill="DDE7EF"/>
           </w:tcPr>
           <w:p>
             <w:pPr>
@@ -6974,7 +8222,13 @@
           <w:tcPr>
             <w:tcW w:type="dxa" w:w="3600"/>
             <w:vAlign w:val="center"/>
-            <w:shd w:fill="E8EEF2"/>
+            <w:tcMar>
+              <w:top w:w="80" w:type="dxa"/>
+              <w:start w:w="120" w:type="dxa"/>
+              <w:bottom w:w="80" w:type="dxa"/>
+              <w:end w:w="120" w:type="dxa"/>
+            </w:tcMar>
+            <w:shd w:fill="DDE7EF"/>
           </w:tcPr>
           <w:p>
             <w:pPr>
@@ -6998,6 +8252,12 @@
           <w:tcPr>
             <w:tcW w:type="dxa" w:w="2016"/>
             <w:vAlign w:val="center"/>
+            <w:tcMar>
+              <w:top w:w="80" w:type="dxa"/>
+              <w:start w:w="120" w:type="dxa"/>
+              <w:bottom w:w="80" w:type="dxa"/>
+              <w:end w:w="120" w:type="dxa"/>
+            </w:tcMar>
           </w:tcPr>
           <w:p>
             <w:pPr>
@@ -7019,6 +8279,12 @@
           <w:tcPr>
             <w:tcW w:type="dxa" w:w="1440"/>
             <w:vAlign w:val="center"/>
+            <w:tcMar>
+              <w:top w:w="80" w:type="dxa"/>
+              <w:start w:w="120" w:type="dxa"/>
+              <w:bottom w:w="80" w:type="dxa"/>
+              <w:end w:w="120" w:type="dxa"/>
+            </w:tcMar>
           </w:tcPr>
           <w:p>
             <w:pPr>
@@ -7040,6 +8306,12 @@
           <w:tcPr>
             <w:tcW w:type="dxa" w:w="2016"/>
             <w:vAlign w:val="center"/>
+            <w:tcMar>
+              <w:top w:w="80" w:type="dxa"/>
+              <w:start w:w="120" w:type="dxa"/>
+              <w:bottom w:w="80" w:type="dxa"/>
+              <w:end w:w="120" w:type="dxa"/>
+            </w:tcMar>
           </w:tcPr>
           <w:p>
             <w:pPr>
@@ -7061,6 +8333,12 @@
           <w:tcPr>
             <w:tcW w:type="dxa" w:w="3600"/>
             <w:vAlign w:val="center"/>
+            <w:tcMar>
+              <w:top w:w="80" w:type="dxa"/>
+              <w:start w:w="120" w:type="dxa"/>
+              <w:bottom w:w="80" w:type="dxa"/>
+              <w:end w:w="120" w:type="dxa"/>
+            </w:tcMar>
           </w:tcPr>
           <w:p>
             <w:pPr>
@@ -7084,6 +8362,12 @@
           <w:tcPr>
             <w:tcW w:type="dxa" w:w="2016"/>
             <w:vAlign w:val="center"/>
+            <w:tcMar>
+              <w:top w:w="80" w:type="dxa"/>
+              <w:start w:w="120" w:type="dxa"/>
+              <w:bottom w:w="80" w:type="dxa"/>
+              <w:end w:w="120" w:type="dxa"/>
+            </w:tcMar>
           </w:tcPr>
           <w:p>
             <w:pPr>
@@ -7105,6 +8389,12 @@
           <w:tcPr>
             <w:tcW w:type="dxa" w:w="1440"/>
             <w:vAlign w:val="center"/>
+            <w:tcMar>
+              <w:top w:w="80" w:type="dxa"/>
+              <w:start w:w="120" w:type="dxa"/>
+              <w:bottom w:w="80" w:type="dxa"/>
+              <w:end w:w="120" w:type="dxa"/>
+            </w:tcMar>
           </w:tcPr>
           <w:p>
             <w:pPr>
@@ -7126,6 +8416,12 @@
           <w:tcPr>
             <w:tcW w:type="dxa" w:w="2016"/>
             <w:vAlign w:val="center"/>
+            <w:tcMar>
+              <w:top w:w="80" w:type="dxa"/>
+              <w:start w:w="120" w:type="dxa"/>
+              <w:bottom w:w="80" w:type="dxa"/>
+              <w:end w:w="120" w:type="dxa"/>
+            </w:tcMar>
           </w:tcPr>
           <w:p>
             <w:pPr>
@@ -7147,6 +8443,12 @@
           <w:tcPr>
             <w:tcW w:type="dxa" w:w="3600"/>
             <w:vAlign w:val="center"/>
+            <w:tcMar>
+              <w:top w:w="80" w:type="dxa"/>
+              <w:start w:w="120" w:type="dxa"/>
+              <w:bottom w:w="80" w:type="dxa"/>
+              <w:end w:w="120" w:type="dxa"/>
+            </w:tcMar>
           </w:tcPr>
           <w:p>
             <w:pPr>
@@ -7170,6 +8472,12 @@
           <w:tcPr>
             <w:tcW w:type="dxa" w:w="2016"/>
             <w:vAlign w:val="center"/>
+            <w:tcMar>
+              <w:top w:w="80" w:type="dxa"/>
+              <w:start w:w="120" w:type="dxa"/>
+              <w:bottom w:w="80" w:type="dxa"/>
+              <w:end w:w="120" w:type="dxa"/>
+            </w:tcMar>
           </w:tcPr>
           <w:p>
             <w:pPr>
@@ -7191,6 +8499,12 @@
           <w:tcPr>
             <w:tcW w:type="dxa" w:w="1440"/>
             <w:vAlign w:val="center"/>
+            <w:tcMar>
+              <w:top w:w="80" w:type="dxa"/>
+              <w:start w:w="120" w:type="dxa"/>
+              <w:bottom w:w="80" w:type="dxa"/>
+              <w:end w:w="120" w:type="dxa"/>
+            </w:tcMar>
           </w:tcPr>
           <w:p>
             <w:pPr>
@@ -7212,6 +8526,12 @@
           <w:tcPr>
             <w:tcW w:type="dxa" w:w="2016"/>
             <w:vAlign w:val="center"/>
+            <w:tcMar>
+              <w:top w:w="80" w:type="dxa"/>
+              <w:start w:w="120" w:type="dxa"/>
+              <w:bottom w:w="80" w:type="dxa"/>
+              <w:end w:w="120" w:type="dxa"/>
+            </w:tcMar>
           </w:tcPr>
           <w:p>
             <w:pPr>
@@ -7233,6 +8553,12 @@
           <w:tcPr>
             <w:tcW w:type="dxa" w:w="3600"/>
             <w:vAlign w:val="center"/>
+            <w:tcMar>
+              <w:top w:w="80" w:type="dxa"/>
+              <w:start w:w="120" w:type="dxa"/>
+              <w:bottom w:w="80" w:type="dxa"/>
+              <w:end w:w="120" w:type="dxa"/>
+            </w:tcMar>
           </w:tcPr>
           <w:p>
             <w:pPr>
@@ -7256,6 +8582,12 @@
           <w:tcPr>
             <w:tcW w:type="dxa" w:w="2016"/>
             <w:vAlign w:val="center"/>
+            <w:tcMar>
+              <w:top w:w="80" w:type="dxa"/>
+              <w:start w:w="120" w:type="dxa"/>
+              <w:bottom w:w="80" w:type="dxa"/>
+              <w:end w:w="120" w:type="dxa"/>
+            </w:tcMar>
           </w:tcPr>
           <w:p>
             <w:pPr>
@@ -7277,6 +8609,12 @@
           <w:tcPr>
             <w:tcW w:type="dxa" w:w="1440"/>
             <w:vAlign w:val="center"/>
+            <w:tcMar>
+              <w:top w:w="80" w:type="dxa"/>
+              <w:start w:w="120" w:type="dxa"/>
+              <w:bottom w:w="80" w:type="dxa"/>
+              <w:end w:w="120" w:type="dxa"/>
+            </w:tcMar>
           </w:tcPr>
           <w:p>
             <w:pPr>
@@ -7298,6 +8636,12 @@
           <w:tcPr>
             <w:tcW w:type="dxa" w:w="2016"/>
             <w:vAlign w:val="center"/>
+            <w:tcMar>
+              <w:top w:w="80" w:type="dxa"/>
+              <w:start w:w="120" w:type="dxa"/>
+              <w:bottom w:w="80" w:type="dxa"/>
+              <w:end w:w="120" w:type="dxa"/>
+            </w:tcMar>
           </w:tcPr>
           <w:p>
             <w:pPr>
@@ -7319,6 +8663,12 @@
           <w:tcPr>
             <w:tcW w:type="dxa" w:w="3600"/>
             <w:vAlign w:val="center"/>
+            <w:tcMar>
+              <w:top w:w="80" w:type="dxa"/>
+              <w:start w:w="120" w:type="dxa"/>
+              <w:bottom w:w="80" w:type="dxa"/>
+              <w:end w:w="120" w:type="dxa"/>
+            </w:tcMar>
           </w:tcPr>
           <w:p>
             <w:pPr>
@@ -7338,10 +8688,15 @@
         </w:tc>
       </w:tr>
     </w:tbl>
-    <w:p/>
     <w:p>
       <w:pPr>
+        <w:spacing w:after="80"/>
+      </w:pPr>
+    </w:p>
+    <w:p>
+      <w:pPr>
         <w:pStyle w:val="Heading2"/>
+        <w:keepNext/>
         <w:spacing w:before="240" w:after="120"/>
         <w:jc w:val="left"/>
       </w:pPr>
@@ -7356,7 +8711,7 @@
     </w:p>
     <w:p>
       <w:pPr>
-        <w:spacing w:line="300" w:lineRule="auto" w:before="0" w:after="0"/>
+        <w:spacing w:line="300" w:lineRule="auto" w:before="0" w:after="40"/>
         <w:ind w:firstLine="420"/>
         <w:jc w:val="both"/>
       </w:pPr>
@@ -7371,7 +8726,7 @@
     </w:p>
     <w:p>
       <w:pPr>
-        <w:spacing w:line="300" w:lineRule="auto" w:before="0" w:after="0"/>
+        <w:spacing w:line="300" w:lineRule="auto" w:before="0" w:after="40"/>
         <w:ind w:firstLine="420"/>
         <w:jc w:val="both"/>
       </w:pPr>
@@ -7386,7 +8741,7 @@
     </w:p>
     <w:p>
       <w:pPr>
-        <w:spacing w:line="300" w:lineRule="auto" w:before="0" w:after="0"/>
+        <w:spacing w:line="300" w:lineRule="auto" w:before="0" w:after="40"/>
         <w:ind w:firstLine="420"/>
         <w:jc w:val="both"/>
       </w:pPr>
@@ -7401,7 +8756,7 @@
     </w:p>
     <w:p>
       <w:pPr>
-        <w:spacing w:line="300" w:lineRule="auto" w:before="0" w:after="0"/>
+        <w:spacing w:line="300" w:lineRule="auto" w:before="0" w:after="40"/>
         <w:ind w:firstLine="420"/>
         <w:jc w:val="both"/>
       </w:pPr>
@@ -7416,7 +8771,7 @@
     </w:p>
     <w:p>
       <w:pPr>
-        <w:spacing w:line="300" w:lineRule="auto" w:before="0" w:after="0"/>
+        <w:spacing w:line="300" w:lineRule="auto" w:before="0" w:after="40"/>
         <w:ind w:firstLine="420"/>
         <w:jc w:val="both"/>
       </w:pPr>
@@ -7431,7 +8786,7 @@
     </w:p>
     <w:p>
       <w:pPr>
-        <w:spacing w:line="300" w:lineRule="auto" w:before="0" w:after="0"/>
+        <w:spacing w:line="300" w:lineRule="auto" w:before="0" w:after="40"/>
         <w:ind w:firstLine="420"/>
         <w:jc w:val="both"/>
       </w:pPr>
@@ -7446,6 +8801,7 @@
     </w:p>
     <w:p>
       <w:pPr>
+        <w:spacing w:before="80" w:after="40"/>
         <w:jc w:val="center"/>
       </w:pPr>
       <w:r>
@@ -7464,7 +8820,7 @@
                     <pic:cNvPicPr/>
                   </pic:nvPicPr>
                   <pic:blipFill>
-                    <a:blip r:embed="rId19"/>
+                    <a:blip r:embed="rId22"/>
                     <a:stretch>
                       <a:fillRect/>
                     </a:stretch>
@@ -7485,7 +8841,8 @@
     </w:p>
     <w:p>
       <w:pPr>
-        <w:spacing w:line="300" w:lineRule="auto" w:after="120"/>
+        <w:keepNext/>
+        <w:spacing w:line="300" w:lineRule="auto" w:before="40" w:after="120"/>
         <w:jc w:val="center"/>
       </w:pPr>
       <w:r>
@@ -7500,6 +8857,7 @@
     <w:p>
       <w:pPr>
         <w:pStyle w:val="Heading2"/>
+        <w:keepNext/>
         <w:spacing w:before="240" w:after="120"/>
         <w:jc w:val="left"/>
       </w:pPr>
@@ -7514,7 +8872,7 @@
     </w:p>
     <w:p>
       <w:pPr>
-        <w:spacing w:line="300" w:lineRule="auto" w:before="0" w:after="0"/>
+        <w:spacing w:line="300" w:lineRule="auto" w:before="0" w:after="40"/>
         <w:ind w:firstLine="420"/>
         <w:jc w:val="both"/>
       </w:pPr>
@@ -7529,7 +8887,7 @@
     </w:p>
     <w:p>
       <w:pPr>
-        <w:spacing w:line="300" w:lineRule="auto" w:before="0" w:after="0"/>
+        <w:spacing w:line="300" w:lineRule="auto" w:before="0" w:after="40"/>
         <w:ind w:firstLine="420"/>
         <w:jc w:val="both"/>
       </w:pPr>
@@ -7544,7 +8902,7 @@
     </w:p>
     <w:p>
       <w:pPr>
-        <w:spacing w:line="300" w:lineRule="auto" w:before="0" w:after="0"/>
+        <w:spacing w:line="300" w:lineRule="auto" w:before="0" w:after="40"/>
         <w:ind w:firstLine="420"/>
         <w:jc w:val="both"/>
       </w:pPr>
@@ -7559,6 +8917,7 @@
     </w:p>
     <w:p>
       <w:pPr>
+        <w:spacing w:before="80" w:after="40"/>
         <w:jc w:val="center"/>
       </w:pPr>
       <w:r>
@@ -7577,7 +8936,7 @@
                     <pic:cNvPicPr/>
                   </pic:nvPicPr>
                   <pic:blipFill>
-                    <a:blip r:embed="rId20"/>
+                    <a:blip r:embed="rId23"/>
                     <a:stretch>
                       <a:fillRect/>
                     </a:stretch>
@@ -7598,7 +8957,8 @@
     </w:p>
     <w:p>
       <w:pPr>
-        <w:spacing w:line="300" w:lineRule="auto" w:after="120"/>
+        <w:keepNext/>
+        <w:spacing w:line="300" w:lineRule="auto" w:before="40" w:after="120"/>
         <w:jc w:val="center"/>
       </w:pPr>
       <w:r>
@@ -7612,6 +8972,7 @@
     </w:p>
     <w:p>
       <w:pPr>
+        <w:spacing w:before="80" w:after="40"/>
         <w:jc w:val="center"/>
       </w:pPr>
       <w:r>
@@ -7630,7 +8991,7 @@
                     <pic:cNvPicPr/>
                   </pic:nvPicPr>
                   <pic:blipFill>
-                    <a:blip r:embed="rId21"/>
+                    <a:blip r:embed="rId24"/>
                     <a:stretch>
                       <a:fillRect/>
                     </a:stretch>
@@ -7651,7 +9012,8 @@
     </w:p>
     <w:p>
       <w:pPr>
-        <w:spacing w:line="300" w:lineRule="auto" w:after="120"/>
+        <w:keepNext/>
+        <w:spacing w:line="300" w:lineRule="auto" w:before="40" w:after="120"/>
         <w:jc w:val="center"/>
       </w:pPr>
       <w:r>
@@ -7666,6 +9028,7 @@
     <w:p>
       <w:pPr>
         <w:pStyle w:val="Heading2"/>
+        <w:keepNext/>
         <w:spacing w:before="240" w:after="120"/>
         <w:jc w:val="left"/>
       </w:pPr>
@@ -7680,7 +9043,7 @@
     </w:p>
     <w:p>
       <w:pPr>
-        <w:spacing w:line="300" w:lineRule="auto" w:before="0" w:after="0"/>
+        <w:spacing w:line="300" w:lineRule="auto" w:before="0" w:after="40"/>
         <w:ind w:firstLine="420"/>
         <w:jc w:val="both"/>
       </w:pPr>
@@ -7695,7 +9058,7 @@
     </w:p>
     <w:p>
       <w:pPr>
-        <w:spacing w:line="300" w:lineRule="auto" w:before="0" w:after="0"/>
+        <w:spacing w:line="300" w:lineRule="auto" w:before="0" w:after="40"/>
         <w:ind w:firstLine="420"/>
         <w:jc w:val="both"/>
       </w:pPr>
@@ -7710,7 +9073,7 @@
     </w:p>
     <w:p>
       <w:pPr>
-        <w:spacing w:line="300" w:lineRule="auto" w:before="0" w:after="0"/>
+        <w:spacing w:line="300" w:lineRule="auto" w:before="0" w:after="40"/>
         <w:ind w:firstLine="420"/>
         <w:jc w:val="both"/>
       </w:pPr>
@@ -7725,7 +9088,7 @@
     </w:p>
     <w:p>
       <w:pPr>
-        <w:spacing w:line="300" w:lineRule="auto" w:before="0" w:after="0"/>
+        <w:spacing w:line="300" w:lineRule="auto" w:before="0" w:after="40"/>
         <w:ind w:firstLine="420"/>
         <w:jc w:val="both"/>
       </w:pPr>
@@ -7746,6 +9109,7 @@
     <w:p>
       <w:pPr>
         <w:pStyle w:val="Heading1"/>
+        <w:keepNext/>
         <w:spacing w:before="240" w:after="240"/>
         <w:jc w:val="center"/>
       </w:pPr>
@@ -7761,6 +9125,7 @@
     <w:p>
       <w:pPr>
         <w:pStyle w:val="Heading2"/>
+        <w:keepNext/>
         <w:spacing w:before="240" w:after="120"/>
         <w:jc w:val="left"/>
       </w:pPr>
@@ -7775,7 +9140,7 @@
     </w:p>
     <w:p>
       <w:pPr>
-        <w:spacing w:line="300" w:lineRule="auto" w:before="0" w:after="0"/>
+        <w:spacing w:line="300" w:lineRule="auto" w:before="0" w:after="40"/>
         <w:ind w:firstLine="420"/>
         <w:jc w:val="both"/>
       </w:pPr>
@@ -7790,7 +9155,7 @@
     </w:p>
     <w:p>
       <w:pPr>
-        <w:spacing w:line="300" w:lineRule="auto" w:before="0" w:after="0"/>
+        <w:spacing w:line="300" w:lineRule="auto" w:before="0" w:after="40"/>
         <w:ind w:firstLine="420"/>
         <w:jc w:val="both"/>
       </w:pPr>
@@ -7805,7 +9170,7 @@
     </w:p>
     <w:p>
       <w:pPr>
-        <w:spacing w:line="300" w:lineRule="auto" w:before="0" w:after="0"/>
+        <w:spacing w:line="300" w:lineRule="auto" w:before="0" w:after="40"/>
         <w:ind w:firstLine="420"/>
         <w:jc w:val="both"/>
       </w:pPr>
@@ -7820,7 +9185,7 @@
     </w:p>
     <w:p>
       <w:pPr>
-        <w:spacing w:line="300" w:lineRule="auto" w:before="0" w:after="0"/>
+        <w:spacing w:line="300" w:lineRule="auto" w:before="0" w:after="40"/>
         <w:ind w:firstLine="420"/>
         <w:jc w:val="both"/>
       </w:pPr>
@@ -7836,6 +9201,7 @@
     <w:p>
       <w:pPr>
         <w:pStyle w:val="Heading2"/>
+        <w:keepNext/>
         <w:spacing w:before="240" w:after="120"/>
         <w:jc w:val="left"/>
       </w:pPr>
@@ -7850,7 +9216,7 @@
     </w:p>
     <w:p>
       <w:pPr>
-        <w:spacing w:line="300" w:lineRule="auto" w:before="0" w:after="0"/>
+        <w:spacing w:line="300" w:lineRule="auto" w:before="0" w:after="40"/>
         <w:ind w:firstLine="420"/>
         <w:jc w:val="both"/>
       </w:pPr>
@@ -7865,7 +9231,7 @@
     </w:p>
     <w:p>
       <w:pPr>
-        <w:spacing w:line="300" w:lineRule="auto" w:before="0" w:after="0"/>
+        <w:spacing w:line="300" w:lineRule="auto" w:before="0" w:after="40"/>
         <w:ind w:firstLine="420"/>
         <w:jc w:val="both"/>
       </w:pPr>
@@ -7881,6 +9247,7 @@
     <w:p>
       <w:pPr>
         <w:pStyle w:val="Heading2"/>
+        <w:keepNext/>
         <w:spacing w:before="240" w:after="120"/>
         <w:jc w:val="left"/>
       </w:pPr>
@@ -7895,7 +9262,7 @@
     </w:p>
     <w:p>
       <w:pPr>
-        <w:spacing w:line="300" w:lineRule="auto" w:before="0" w:after="0"/>
+        <w:spacing w:line="300" w:lineRule="auto" w:before="0" w:after="40"/>
         <w:ind w:firstLine="420"/>
         <w:jc w:val="both"/>
       </w:pPr>
@@ -7910,7 +9277,7 @@
     </w:p>
     <w:p>
       <w:pPr>
-        <w:spacing w:line="300" w:lineRule="auto" w:before="0" w:after="0"/>
+        <w:spacing w:line="300" w:lineRule="auto" w:before="0" w:after="40"/>
         <w:ind w:firstLine="420"/>
         <w:jc w:val="both"/>
       </w:pPr>
@@ -7925,7 +9292,7 @@
     </w:p>
     <w:p>
       <w:pPr>
-        <w:spacing w:line="300" w:lineRule="auto" w:before="0" w:after="0"/>
+        <w:spacing w:line="300" w:lineRule="auto" w:before="0" w:after="40"/>
         <w:ind w:firstLine="420"/>
         <w:jc w:val="both"/>
       </w:pPr>
@@ -7946,6 +9313,7 @@
     <w:p>
       <w:pPr>
         <w:pStyle w:val="Heading1"/>
+        <w:keepNext/>
         <w:spacing w:before="240" w:after="240"/>
         <w:jc w:val="center"/>
       </w:pPr>
@@ -7960,7 +9328,7 @@
     </w:p>
     <w:p>
       <w:pPr>
-        <w:spacing w:line="300" w:lineRule="auto" w:before="0" w:after="0"/>
+        <w:spacing w:line="300" w:lineRule="auto" w:before="0" w:after="40"/>
         <w:jc w:val="both"/>
       </w:pPr>
       <w:r>
@@ -7974,7 +9342,7 @@
     </w:p>
     <w:p>
       <w:pPr>
-        <w:spacing w:line="300" w:lineRule="auto" w:before="0" w:after="0"/>
+        <w:spacing w:line="300" w:lineRule="auto" w:before="0" w:after="40"/>
         <w:jc w:val="both"/>
       </w:pPr>
       <w:r>
@@ -7988,7 +9356,7 @@
     </w:p>
     <w:p>
       <w:pPr>
-        <w:spacing w:line="300" w:lineRule="auto" w:before="0" w:after="0"/>
+        <w:spacing w:line="300" w:lineRule="auto" w:before="0" w:after="40"/>
         <w:jc w:val="both"/>
       </w:pPr>
       <w:r>
@@ -8002,7 +9370,7 @@
     </w:p>
     <w:p>
       <w:pPr>
-        <w:spacing w:line="300" w:lineRule="auto" w:before="0" w:after="0"/>
+        <w:spacing w:line="300" w:lineRule="auto" w:before="0" w:after="40"/>
         <w:jc w:val="both"/>
       </w:pPr>
       <w:r>
@@ -8016,7 +9384,7 @@
     </w:p>
     <w:p>
       <w:pPr>
-        <w:spacing w:line="300" w:lineRule="auto" w:before="0" w:after="0"/>
+        <w:spacing w:line="300" w:lineRule="auto" w:before="0" w:after="40"/>
         <w:jc w:val="both"/>
       </w:pPr>
       <w:r>
@@ -8030,7 +9398,7 @@
     </w:p>
     <w:p>
       <w:pPr>
-        <w:spacing w:line="300" w:lineRule="auto" w:before="0" w:after="0"/>
+        <w:spacing w:line="300" w:lineRule="auto" w:before="0" w:after="40"/>
         <w:jc w:val="both"/>
       </w:pPr>
       <w:r>
@@ -8044,7 +9412,7 @@
     </w:p>
     <w:p>
       <w:pPr>
-        <w:spacing w:line="300" w:lineRule="auto" w:before="0" w:after="0"/>
+        <w:spacing w:line="300" w:lineRule="auto" w:before="0" w:after="40"/>
         <w:jc w:val="both"/>
       </w:pPr>
       <w:r>
@@ -8058,7 +9426,7 @@
     </w:p>
     <w:p>
       <w:pPr>
-        <w:spacing w:line="300" w:lineRule="auto" w:before="0" w:after="0"/>
+        <w:spacing w:line="300" w:lineRule="auto" w:before="0" w:after="40"/>
         <w:jc w:val="both"/>
       </w:pPr>
       <w:r>
@@ -8072,7 +9440,7 @@
     </w:p>
     <w:p>
       <w:pPr>
-        <w:spacing w:line="300" w:lineRule="auto" w:before="0" w:after="0"/>
+        <w:spacing w:line="300" w:lineRule="auto" w:before="0" w:after="40"/>
         <w:jc w:val="both"/>
       </w:pPr>
       <w:r>
@@ -8086,7 +9454,7 @@
     </w:p>
     <w:p>
       <w:pPr>
-        <w:spacing w:line="300" w:lineRule="auto" w:before="0" w:after="0"/>
+        <w:spacing w:line="300" w:lineRule="auto" w:before="0" w:after="40"/>
         <w:jc w:val="both"/>
       </w:pPr>
       <w:r>
@@ -8106,6 +9474,7 @@
     <w:p>
       <w:pPr>
         <w:pStyle w:val="Heading1"/>
+        <w:keepNext/>
         <w:spacing w:before="240" w:after="240"/>
         <w:jc w:val="center"/>
       </w:pPr>
@@ -8121,6 +9490,7 @@
     <w:p>
       <w:pPr>
         <w:pStyle w:val="Heading2"/>
+        <w:keepNext/>
         <w:spacing w:before="240" w:after="120"/>
         <w:jc w:val="left"/>
       </w:pPr>
@@ -8137,6 +9507,7 @@
       <w:pPr>
         <w:spacing w:line="276" w:lineRule="auto" w:before="60" w:after="60"/>
         <w:ind w:left="420"/>
+        <w:shd w:fill="F5F7FA"/>
       </w:pPr>
       <w:r>
         <w:rPr>
@@ -8223,6 +9594,7 @@
     <w:p>
       <w:pPr>
         <w:pStyle w:val="Heading2"/>
+        <w:keepNext/>
         <w:spacing w:before="240" w:after="120"/>
         <w:jc w:val="left"/>
       </w:pPr>
@@ -8239,7 +9611,7 @@
       <w:tblPr>
         <w:tblW w:type="auto" w:w="0"/>
         <w:jc w:val="center"/>
-        <w:tblLayout w:type="autofit"/>
+        <w:tblLayout w:type="fixed"/>
         <w:tblLook w:firstColumn="1" w:firstRow="1" w:lastColumn="0" w:lastRow="0" w:noHBand="0" w:noVBand="1" w:val="04A0"/>
         <w:tblBorders>
           <w:top w:val="single" w:sz="6" w:space="0" w:color="9AA6B2"/>
@@ -8259,7 +9631,13 @@
           <w:tcPr>
             <w:tcW w:type="dxa" w:w="2016"/>
             <w:vAlign w:val="center"/>
-            <w:shd w:fill="E8EEF2"/>
+            <w:tcMar>
+              <w:top w:w="80" w:type="dxa"/>
+              <w:start w:w="120" w:type="dxa"/>
+              <w:bottom w:w="80" w:type="dxa"/>
+              <w:end w:w="120" w:type="dxa"/>
+            </w:tcMar>
+            <w:shd w:fill="DDE7EF"/>
           </w:tcPr>
           <w:p>
             <w:pPr>
@@ -8281,7 +9659,13 @@
           <w:tcPr>
             <w:tcW w:type="dxa" w:w="6768"/>
             <w:vAlign w:val="center"/>
-            <w:shd w:fill="E8EEF2"/>
+            <w:tcMar>
+              <w:top w:w="80" w:type="dxa"/>
+              <w:start w:w="120" w:type="dxa"/>
+              <w:bottom w:w="80" w:type="dxa"/>
+              <w:end w:w="120" w:type="dxa"/>
+            </w:tcMar>
+            <w:shd w:fill="DDE7EF"/>
           </w:tcPr>
           <w:p>
             <w:pPr>
@@ -8305,6 +9689,12 @@
           <w:tcPr>
             <w:tcW w:type="dxa" w:w="2016"/>
             <w:vAlign w:val="center"/>
+            <w:tcMar>
+              <w:top w:w="80" w:type="dxa"/>
+              <w:start w:w="120" w:type="dxa"/>
+              <w:bottom w:w="80" w:type="dxa"/>
+              <w:end w:w="120" w:type="dxa"/>
+            </w:tcMar>
           </w:tcPr>
           <w:p>
             <w:pPr>
@@ -8326,6 +9716,12 @@
           <w:tcPr>
             <w:tcW w:type="dxa" w:w="6768"/>
             <w:vAlign w:val="center"/>
+            <w:tcMar>
+              <w:top w:w="80" w:type="dxa"/>
+              <w:start w:w="120" w:type="dxa"/>
+              <w:bottom w:w="80" w:type="dxa"/>
+              <w:end w:w="120" w:type="dxa"/>
+            </w:tcMar>
           </w:tcPr>
           <w:p>
             <w:pPr>
@@ -8349,6 +9745,12 @@
           <w:tcPr>
             <w:tcW w:type="dxa" w:w="2016"/>
             <w:vAlign w:val="center"/>
+            <w:tcMar>
+              <w:top w:w="80" w:type="dxa"/>
+              <w:start w:w="120" w:type="dxa"/>
+              <w:bottom w:w="80" w:type="dxa"/>
+              <w:end w:w="120" w:type="dxa"/>
+            </w:tcMar>
           </w:tcPr>
           <w:p>
             <w:pPr>
@@ -8370,6 +9772,12 @@
           <w:tcPr>
             <w:tcW w:type="dxa" w:w="6768"/>
             <w:vAlign w:val="center"/>
+            <w:tcMar>
+              <w:top w:w="80" w:type="dxa"/>
+              <w:start w:w="120" w:type="dxa"/>
+              <w:bottom w:w="80" w:type="dxa"/>
+              <w:end w:w="120" w:type="dxa"/>
+            </w:tcMar>
           </w:tcPr>
           <w:p>
             <w:pPr>
@@ -8393,6 +9801,12 @@
           <w:tcPr>
             <w:tcW w:type="dxa" w:w="2016"/>
             <w:vAlign w:val="center"/>
+            <w:tcMar>
+              <w:top w:w="80" w:type="dxa"/>
+              <w:start w:w="120" w:type="dxa"/>
+              <w:bottom w:w="80" w:type="dxa"/>
+              <w:end w:w="120" w:type="dxa"/>
+            </w:tcMar>
           </w:tcPr>
           <w:p>
             <w:pPr>
@@ -8414,6 +9828,12 @@
           <w:tcPr>
             <w:tcW w:type="dxa" w:w="6768"/>
             <w:vAlign w:val="center"/>
+            <w:tcMar>
+              <w:top w:w="80" w:type="dxa"/>
+              <w:start w:w="120" w:type="dxa"/>
+              <w:bottom w:w="80" w:type="dxa"/>
+              <w:end w:w="120" w:type="dxa"/>
+            </w:tcMar>
           </w:tcPr>
           <w:p>
             <w:pPr>
@@ -8437,6 +9857,12 @@
           <w:tcPr>
             <w:tcW w:type="dxa" w:w="2016"/>
             <w:vAlign w:val="center"/>
+            <w:tcMar>
+              <w:top w:w="80" w:type="dxa"/>
+              <w:start w:w="120" w:type="dxa"/>
+              <w:bottom w:w="80" w:type="dxa"/>
+              <w:end w:w="120" w:type="dxa"/>
+            </w:tcMar>
           </w:tcPr>
           <w:p>
             <w:pPr>
@@ -8458,6 +9884,12 @@
           <w:tcPr>
             <w:tcW w:type="dxa" w:w="6768"/>
             <w:vAlign w:val="center"/>
+            <w:tcMar>
+              <w:top w:w="80" w:type="dxa"/>
+              <w:start w:w="120" w:type="dxa"/>
+              <w:bottom w:w="80" w:type="dxa"/>
+              <w:end w:w="120" w:type="dxa"/>
+            </w:tcMar>
           </w:tcPr>
           <w:p>
             <w:pPr>
@@ -8481,6 +9913,12 @@
           <w:tcPr>
             <w:tcW w:type="dxa" w:w="2016"/>
             <w:vAlign w:val="center"/>
+            <w:tcMar>
+              <w:top w:w="80" w:type="dxa"/>
+              <w:start w:w="120" w:type="dxa"/>
+              <w:bottom w:w="80" w:type="dxa"/>
+              <w:end w:w="120" w:type="dxa"/>
+            </w:tcMar>
           </w:tcPr>
           <w:p>
             <w:pPr>
@@ -8502,6 +9940,12 @@
           <w:tcPr>
             <w:tcW w:type="dxa" w:w="6768"/>
             <w:vAlign w:val="center"/>
+            <w:tcMar>
+              <w:top w:w="80" w:type="dxa"/>
+              <w:start w:w="120" w:type="dxa"/>
+              <w:bottom w:w="80" w:type="dxa"/>
+              <w:end w:w="120" w:type="dxa"/>
+            </w:tcMar>
           </w:tcPr>
           <w:p>
             <w:pPr>
@@ -8525,6 +9969,12 @@
           <w:tcPr>
             <w:tcW w:type="dxa" w:w="2016"/>
             <w:vAlign w:val="center"/>
+            <w:tcMar>
+              <w:top w:w="80" w:type="dxa"/>
+              <w:start w:w="120" w:type="dxa"/>
+              <w:bottom w:w="80" w:type="dxa"/>
+              <w:end w:w="120" w:type="dxa"/>
+            </w:tcMar>
           </w:tcPr>
           <w:p>
             <w:pPr>
@@ -8546,6 +9996,12 @@
           <w:tcPr>
             <w:tcW w:type="dxa" w:w="6768"/>
             <w:vAlign w:val="center"/>
+            <w:tcMar>
+              <w:top w:w="80" w:type="dxa"/>
+              <w:start w:w="120" w:type="dxa"/>
+              <w:bottom w:w="80" w:type="dxa"/>
+              <w:end w:w="120" w:type="dxa"/>
+            </w:tcMar>
           </w:tcPr>
           <w:p>
             <w:pPr>
@@ -8565,7 +10021,11 @@
         </w:tc>
       </w:tr>
     </w:tbl>
-    <w:p/>
+    <w:p>
+      <w:pPr>
+        <w:spacing w:after="80"/>
+      </w:pPr>
+    </w:p>
     <w:p>
       <w:r>
         <w:br w:type="page"/>
@@ -8574,6 +10034,7 @@
     <w:p>
       <w:pPr>
         <w:pStyle w:val="Heading1"/>
+        <w:keepNext/>
         <w:spacing w:before="240" w:after="240"/>
         <w:jc w:val="center"/>
       </w:pPr>
@@ -8588,7 +10049,7 @@
     </w:p>
     <w:p>
       <w:pPr>
-        <w:spacing w:line="300" w:lineRule="auto" w:before="0" w:after="0"/>
+        <w:spacing w:line="300" w:lineRule="auto" w:before="0" w:after="40"/>
         <w:ind w:firstLine="420"/>
         <w:jc w:val="both"/>
       </w:pPr>
@@ -8603,7 +10064,7 @@
     </w:p>
     <w:p>
       <w:pPr>
-        <w:spacing w:line="300" w:lineRule="auto" w:before="0" w:after="0"/>
+        <w:spacing w:line="300" w:lineRule="auto" w:before="0" w:after="40"/>
         <w:ind w:firstLine="420"/>
         <w:jc w:val="both"/>
       </w:pPr>
@@ -8617,13 +10078,88 @@
       </w:r>
     </w:p>
     <w:sectPr>
+      <w:headerReference w:type="default" r:id="rId9"/>
+      <w:headerReference w:type="first" r:id="rId10"/>
+      <w:footerReference w:type="default" r:id="rId11"/>
       <w:pgSz w:w="11906" w:h="16838"/>
-      <w:pgMar w:top="1474" w:right="1474" w:bottom="1361" w:left="1587" w:header="720" w:footer="720" w:gutter="0"/>
+      <w:pgMar w:top="1928" w:right="1531" w:bottom="1417" w:left="1531" w:header="1417" w:footer="1134" w:gutter="0"/>
       <w:cols w:space="720"/>
+      <w:titlePg/>
       <w:docGrid w:linePitch="360"/>
     </w:sectPr>
   </w:body>
 </w:document>
+</file>
+
+<file path=word/footer1.xml><?xml version="1.0" encoding="utf-8"?>
+<w:ftr xmlns:m="http://schemas.openxmlformats.org/officeDocument/2006/math" xmlns:mc="http://schemas.openxmlformats.org/markup-compatibility/2006" xmlns:mo="http://schemas.microsoft.com/office/mac/office/2008/main" xmlns:mv="urn:schemas-microsoft-com:mac:vml" xmlns:o="urn:schemas-microsoft-com:office:office" xmlns:r="http://schemas.openxmlformats.org/officeDocument/2006/relationships" xmlns:v="urn:schemas-microsoft-com:vml" xmlns:w10="urn:schemas-microsoft-com:office:word" xmlns:w14="http://schemas.microsoft.com/office/word/2010/wordml" xmlns:w="http://schemas.openxmlformats.org/wordprocessingml/2006/main" xmlns:wne="http://schemas.microsoft.com/office/word/2006/wordml" xmlns:wp14="http://schemas.microsoft.com/office/word/2010/wordprocessingDrawing" xmlns:wp="http://schemas.openxmlformats.org/drawingml/2006/wordprocessingDrawing" xmlns:wpc="http://schemas.microsoft.com/office/word/2010/wordprocessingCanvas" xmlns:wpg="http://schemas.microsoft.com/office/word/2010/wordprocessingGroup" xmlns:wpi="http://schemas.microsoft.com/office/word/2010/wordprocessingInk" xmlns:wps="http://schemas.microsoft.com/office/word/2010/wordprocessingShape" mc:Ignorable="w14 wp14">
+  <w:p>
+    <w:pPr>
+      <w:pStyle w:val="Footer"/>
+      <w:spacing w:line="240" w:lineRule="auto"/>
+      <w:jc w:val="center"/>
+    </w:pPr>
+    <w:r>
+      <w:rPr>
+        <w:rFonts w:ascii="Times New Roman" w:hAnsi="Times New Roman" w:eastAsia="宋体"/>
+        <w:b w:val="0"/>
+        <w:sz w:val="18"/>
+      </w:rPr>
+      <w:fldChar w:fldCharType="begin"/>
+      <w:instrText xml:space="preserve">PAGE</w:instrText>
+      <w:fldChar w:fldCharType="separate"/>
+      <w:fldChar w:fldCharType="end"/>
+    </w:r>
+  </w:p>
+</w:ftr>
+</file>
+
+<file path=word/header1.xml><?xml version="1.0" encoding="utf-8"?>
+<w:hdr xmlns:m="http://schemas.openxmlformats.org/officeDocument/2006/math" xmlns:mc="http://schemas.openxmlformats.org/markup-compatibility/2006" xmlns:mo="http://schemas.microsoft.com/office/mac/office/2008/main" xmlns:mv="urn:schemas-microsoft-com:mac:vml" xmlns:o="urn:schemas-microsoft-com:office:office" xmlns:r="http://schemas.openxmlformats.org/officeDocument/2006/relationships" xmlns:v="urn:schemas-microsoft-com:vml" xmlns:w10="urn:schemas-microsoft-com:office:word" xmlns:w14="http://schemas.microsoft.com/office/word/2010/wordml" xmlns:w="http://schemas.openxmlformats.org/wordprocessingml/2006/main" xmlns:wne="http://schemas.microsoft.com/office/word/2006/wordml" xmlns:wp14="http://schemas.microsoft.com/office/word/2010/wordprocessingDrawing" xmlns:wp="http://schemas.openxmlformats.org/drawingml/2006/wordprocessingDrawing" xmlns:wpc="http://schemas.microsoft.com/office/word/2010/wordprocessingCanvas" xmlns:wpg="http://schemas.microsoft.com/office/word/2010/wordprocessingGroup" xmlns:wpi="http://schemas.microsoft.com/office/word/2010/wordprocessingInk" xmlns:wps="http://schemas.microsoft.com/office/word/2010/wordprocessingShape" mc:Ignorable="w14 wp14">
+  <w:p>
+    <w:pPr>
+      <w:pStyle w:val="Header"/>
+      <w:spacing w:line="240" w:lineRule="auto" w:after="40"/>
+      <w:jc w:val="center"/>
+      <w:pBdr>
+        <w:bottom w:val="single" w:sz="4" w:space="1" w:color="9AA6B2"/>
+      </w:pBdr>
+    </w:pPr>
+    <w:r/>
+    <w:r>
+      <w:rPr>
+        <w:rFonts w:ascii="Times New Roman" w:hAnsi="Times New Roman" w:eastAsia="宋体"/>
+        <w:b w:val="0"/>
+        <w:sz w:val="18"/>
+      </w:rPr>
+      <w:t>河北工业大学2026届本科毕业设计说明书</w:t>
+    </w:r>
+  </w:p>
+</w:hdr>
+</file>
+
+<file path=word/header2.xml><?xml version="1.0" encoding="utf-8"?>
+<w:hdr xmlns:m="http://schemas.openxmlformats.org/officeDocument/2006/math" xmlns:mc="http://schemas.openxmlformats.org/markup-compatibility/2006" xmlns:mo="http://schemas.microsoft.com/office/mac/office/2008/main" xmlns:mv="urn:schemas-microsoft-com:mac:vml" xmlns:o="urn:schemas-microsoft-com:office:office" xmlns:r="http://schemas.openxmlformats.org/officeDocument/2006/relationships" xmlns:v="urn:schemas-microsoft-com:vml" xmlns:w10="urn:schemas-microsoft-com:office:word" xmlns:w14="http://schemas.microsoft.com/office/word/2010/wordml" xmlns:w="http://schemas.openxmlformats.org/wordprocessingml/2006/main" xmlns:wne="http://schemas.microsoft.com/office/word/2006/wordml" xmlns:wp14="http://schemas.microsoft.com/office/word/2010/wordprocessingDrawing" xmlns:wp="http://schemas.openxmlformats.org/drawingml/2006/wordprocessingDrawing" xmlns:wpc="http://schemas.microsoft.com/office/word/2010/wordprocessingCanvas" xmlns:wpg="http://schemas.microsoft.com/office/word/2010/wordprocessingGroup" xmlns:wpi="http://schemas.microsoft.com/office/word/2010/wordprocessingInk" xmlns:wps="http://schemas.microsoft.com/office/word/2010/wordprocessingShape" mc:Ignorable="w14 wp14">
+  <w:p>
+    <w:pPr>
+      <w:pStyle w:val="Header"/>
+      <w:spacing w:line="240" w:lineRule="auto" w:after="40"/>
+      <w:jc w:val="center"/>
+      <w:pBdr>
+        <w:bottom w:val="single" w:sz="4" w:space="1" w:color="9AA6B2"/>
+      </w:pBdr>
+    </w:pPr>
+    <w:r/>
+    <w:r>
+      <w:rPr>
+        <w:rFonts w:ascii="Times New Roman" w:hAnsi="Times New Roman" w:eastAsia="宋体"/>
+        <w:b w:val="0"/>
+        <w:sz w:val="18"/>
+      </w:rPr>
+      <w:t>河北工业大学2026届本科毕业设计说明书</w:t>
+    </w:r>
+  </w:p>
+</w:hdr>
 </file>
 
 <file path=word/numbering.xml><?xml version="1.0" encoding="utf-8"?>
